--- a/Modulo 3/Aportes/camilo/m3-informe-arquitectura-reto3-avance-camilo.docx
+++ b/Modulo 3/Aportes/camilo/m3-informe-arquitectura-reto3-avance-camilo.docx
@@ -356,7 +356,7 @@
       <w:pPr>
         <w:pStyle w:val="Ttulo1"/>
       </w:pPr>
-      <w:bookmarkStart w:id="0" w:name="_Toc243845924"/>
+      <w:bookmarkStart w:id="0" w:name="_Toc243953118"/>
       <w:r>
         <w:lastRenderedPageBreak/>
         <w:t>Contenido</w:t>
@@ -389,7 +389,7 @@
       <w:r>
         <w:fldChar w:fldCharType="separate"/>
       </w:r>
-      <w:hyperlink w:anchor="_Toc243845924" w:history="1">
+      <w:hyperlink w:anchor="_Toc243953118" w:history="1">
         <w:r>
           <w:rPr>
             <w:rStyle w:val="Hipervnculo"/>
@@ -416,7 +416,7 @@
             <w:noProof/>
             <w:webHidden/>
           </w:rPr>
-          <w:instrText xml:space="preserve"> PAGEREF _Toc243845924 \h </w:instrText>
+          <w:instrText xml:space="preserve"> PAGEREF _Toc243953118 \h </w:instrText>
         </w:r>
         <w:r>
           <w:rPr>
@@ -464,11 +464,12 @@
           <w14:ligatures w14:val="standardContextual"/>
         </w:rPr>
       </w:pPr>
-      <w:hyperlink w:anchor="_Toc243845925" w:history="1">
+      <w:hyperlink w:anchor="_Toc243953119" w:history="1">
         <w:r>
           <w:rPr>
             <w:rStyle w:val="Hipervnculo"/>
             <w:noProof/>
+            <w:lang w:val="es-CO"/>
           </w:rPr>
           <w:t>1. Resumen ejecutivo</w:t>
         </w:r>
@@ -491,7 +492,7 @@
             <w:noProof/>
             <w:webHidden/>
           </w:rPr>
-          <w:instrText xml:space="preserve"> PAGEREF _Toc243845925 \h </w:instrText>
+          <w:instrText xml:space="preserve"> PAGEREF _Toc243953119 \h </w:instrText>
         </w:r>
         <w:r>
           <w:rPr>
@@ -539,11 +540,12 @@
           <w14:ligatures w14:val="standardContextual"/>
         </w:rPr>
       </w:pPr>
-      <w:hyperlink w:anchor="_Toc243845926" w:history="1">
+      <w:hyperlink w:anchor="_Toc243953120" w:history="1">
         <w:r>
           <w:rPr>
             <w:rStyle w:val="Hipervnculo"/>
             <w:noProof/>
+            <w:lang w:val="es-CO"/>
           </w:rPr>
           <w:t>2. Atributos de calidad y priorización</w:t>
         </w:r>
@@ -566,7 +568,7 @@
             <w:noProof/>
             <w:webHidden/>
           </w:rPr>
-          <w:instrText xml:space="preserve"> PAGEREF _Toc243845926 \h </w:instrText>
+          <w:instrText xml:space="preserve"> PAGEREF _Toc243953120 \h </w:instrText>
         </w:r>
         <w:r>
           <w:rPr>
@@ -599,7 +601,7 @@
     </w:p>
     <w:p>
       <w:pPr>
-        <w:pStyle w:val="TDC1"/>
+        <w:pStyle w:val="TDC2"/>
         <w:tabs>
           <w:tab w:val="right" w:leader="dot" w:pos="9396"/>
         </w:tabs>
@@ -614,13 +616,14 @@
           <w14:ligatures w14:val="standardContextual"/>
         </w:rPr>
       </w:pPr>
-      <w:hyperlink w:anchor="_Toc243845927" w:history="1">
+      <w:hyperlink w:anchor="_Toc243953121" w:history="1">
         <w:r>
           <w:rPr>
             <w:rStyle w:val="Hipervnculo"/>
             <w:noProof/>
+            <w:lang w:val="es-CO"/>
           </w:rPr>
-          <w:t>3. Tácticas de arquitectura</w:t>
+          <w:t>2.1 Restricciones</w:t>
         </w:r>
         <w:r>
           <w:rPr>
@@ -641,7 +644,83 @@
             <w:noProof/>
             <w:webHidden/>
           </w:rPr>
-          <w:instrText xml:space="preserve"> PAGEREF _Toc243845927 \h </w:instrText>
+          <w:instrText xml:space="preserve"> PAGEREF _Toc243953121 \h </w:instrText>
+        </w:r>
+        <w:r>
+          <w:rPr>
+            <w:noProof/>
+            <w:webHidden/>
+          </w:rPr>
+        </w:r>
+        <w:r>
+          <w:rPr>
+            <w:noProof/>
+            <w:webHidden/>
+          </w:rPr>
+          <w:fldChar w:fldCharType="separate"/>
+        </w:r>
+        <w:r>
+          <w:rPr>
+            <w:noProof/>
+            <w:webHidden/>
+          </w:rPr>
+          <w:t>4</w:t>
+        </w:r>
+        <w:r>
+          <w:rPr>
+            <w:noProof/>
+            <w:webHidden/>
+          </w:rPr>
+          <w:fldChar w:fldCharType="end"/>
+        </w:r>
+      </w:hyperlink>
+    </w:p>
+    <w:p>
+      <w:pPr>
+        <w:pStyle w:val="TDC2"/>
+        <w:tabs>
+          <w:tab w:val="right" w:leader="dot" w:pos="9396"/>
+        </w:tabs>
+        <w:rPr>
+          <w:rFonts w:asciiTheme="minorHAnsi" w:eastAsiaTheme="minorEastAsia" w:hAnsiTheme="minorHAnsi" w:cstheme="minorBidi"/>
+          <w:noProof/>
+          <w:color w:val="auto"/>
+          <w:kern w:val="2"/>
+          <w:sz w:val="24"/>
+          <w:szCs w:val="24"/>
+          <w:lang w:val="es-CO" w:eastAsia="es-CO"/>
+          <w14:ligatures w14:val="standardContextual"/>
+        </w:rPr>
+      </w:pPr>
+      <w:hyperlink w:anchor="_Toc243953122" w:history="1">
+        <w:r>
+          <w:rPr>
+            <w:rStyle w:val="Hipervnculo"/>
+            <w:noProof/>
+            <w:lang w:val="es-CO"/>
+          </w:rPr>
+          <w:t>2.2 Matriz de riesgos</w:t>
+        </w:r>
+        <w:r>
+          <w:rPr>
+            <w:noProof/>
+            <w:webHidden/>
+          </w:rPr>
+          <w:tab/>
+        </w:r>
+        <w:r>
+          <w:rPr>
+            <w:noProof/>
+            <w:webHidden/>
+          </w:rPr>
+          <w:fldChar w:fldCharType="begin"/>
+        </w:r>
+        <w:r>
+          <w:rPr>
+            <w:noProof/>
+            <w:webHidden/>
+          </w:rPr>
+          <w:instrText xml:space="preserve"> PAGEREF _Toc243953122 \h </w:instrText>
         </w:r>
         <w:r>
           <w:rPr>
@@ -689,13 +768,14 @@
           <w14:ligatures w14:val="standardContextual"/>
         </w:rPr>
       </w:pPr>
-      <w:hyperlink w:anchor="_Toc243845928" w:history="1">
+      <w:hyperlink w:anchor="_Toc243953123" w:history="1">
         <w:r>
           <w:rPr>
             <w:rStyle w:val="Hipervnculo"/>
             <w:noProof/>
+            <w:lang w:val="es-CO"/>
           </w:rPr>
-          <w:t>4. Decisiones de arquitectura</w:t>
+          <w:t>3. Tácticas de arquitectura</w:t>
         </w:r>
         <w:r>
           <w:rPr>
@@ -716,82 +796,7 @@
             <w:noProof/>
             <w:webHidden/>
           </w:rPr>
-          <w:instrText xml:space="preserve"> PAGEREF _Toc243845928 \h </w:instrText>
-        </w:r>
-        <w:r>
-          <w:rPr>
-            <w:noProof/>
-            <w:webHidden/>
-          </w:rPr>
-        </w:r>
-        <w:r>
-          <w:rPr>
-            <w:noProof/>
-            <w:webHidden/>
-          </w:rPr>
-          <w:fldChar w:fldCharType="separate"/>
-        </w:r>
-        <w:r>
-          <w:rPr>
-            <w:noProof/>
-            <w:webHidden/>
-          </w:rPr>
-          <w:t>4</w:t>
-        </w:r>
-        <w:r>
-          <w:rPr>
-            <w:noProof/>
-            <w:webHidden/>
-          </w:rPr>
-          <w:fldChar w:fldCharType="end"/>
-        </w:r>
-      </w:hyperlink>
-    </w:p>
-    <w:p>
-      <w:pPr>
-        <w:pStyle w:val="TDC1"/>
-        <w:tabs>
-          <w:tab w:val="right" w:leader="dot" w:pos="9396"/>
-        </w:tabs>
-        <w:rPr>
-          <w:rFonts w:asciiTheme="minorHAnsi" w:eastAsiaTheme="minorEastAsia" w:hAnsiTheme="minorHAnsi" w:cstheme="minorBidi"/>
-          <w:noProof/>
-          <w:color w:val="auto"/>
-          <w:kern w:val="2"/>
-          <w:sz w:val="24"/>
-          <w:szCs w:val="24"/>
-          <w:lang w:val="es-CO" w:eastAsia="es-CO"/>
-          <w14:ligatures w14:val="standardContextual"/>
-        </w:rPr>
-      </w:pPr>
-      <w:hyperlink w:anchor="_Toc243845929" w:history="1">
-        <w:r>
-          <w:rPr>
-            <w:rStyle w:val="Hipervnculo"/>
-            <w:noProof/>
-          </w:rPr>
-          <w:t>5. Respuestas por nivel (contrato HTTP)</w:t>
-        </w:r>
-        <w:r>
-          <w:rPr>
-            <w:noProof/>
-            <w:webHidden/>
-          </w:rPr>
-          <w:tab/>
-        </w:r>
-        <w:r>
-          <w:rPr>
-            <w:noProof/>
-            <w:webHidden/>
-          </w:rPr>
-          <w:fldChar w:fldCharType="begin"/>
-        </w:r>
-        <w:r>
-          <w:rPr>
-            <w:noProof/>
-            <w:webHidden/>
-          </w:rPr>
-          <w:instrText xml:space="preserve"> PAGEREF _Toc243845929 \h </w:instrText>
+          <w:instrText xml:space="preserve"> PAGEREF _Toc243953123 \h </w:instrText>
         </w:r>
         <w:r>
           <w:rPr>
@@ -839,13 +844,13 @@
           <w14:ligatures w14:val="standardContextual"/>
         </w:rPr>
       </w:pPr>
-      <w:hyperlink w:anchor="_Toc243845930" w:history="1">
+      <w:hyperlink w:anchor="_Toc243953124" w:history="1">
         <w:r>
           <w:rPr>
             <w:rStyle w:val="Hipervnculo"/>
             <w:noProof/>
           </w:rPr>
-          <w:t>6. ¿Qué hace el sistema?</w:t>
+          <w:t>4. Decisiones de arquitectura</w:t>
         </w:r>
         <w:r>
           <w:rPr>
@@ -866,82 +871,7 @@
             <w:noProof/>
             <w:webHidden/>
           </w:rPr>
-          <w:instrText xml:space="preserve"> PAGEREF _Toc243845930 \h </w:instrText>
-        </w:r>
-        <w:r>
-          <w:rPr>
-            <w:noProof/>
-            <w:webHidden/>
-          </w:rPr>
-        </w:r>
-        <w:r>
-          <w:rPr>
-            <w:noProof/>
-            <w:webHidden/>
-          </w:rPr>
-          <w:fldChar w:fldCharType="separate"/>
-        </w:r>
-        <w:r>
-          <w:rPr>
-            <w:noProof/>
-            <w:webHidden/>
-          </w:rPr>
-          <w:t>5</w:t>
-        </w:r>
-        <w:r>
-          <w:rPr>
-            <w:noProof/>
-            <w:webHidden/>
-          </w:rPr>
-          <w:fldChar w:fldCharType="end"/>
-        </w:r>
-      </w:hyperlink>
-    </w:p>
-    <w:p>
-      <w:pPr>
-        <w:pStyle w:val="TDC1"/>
-        <w:tabs>
-          <w:tab w:val="right" w:leader="dot" w:pos="9396"/>
-        </w:tabs>
-        <w:rPr>
-          <w:rFonts w:asciiTheme="minorHAnsi" w:eastAsiaTheme="minorEastAsia" w:hAnsiTheme="minorHAnsi" w:cstheme="minorBidi"/>
-          <w:noProof/>
-          <w:color w:val="auto"/>
-          <w:kern w:val="2"/>
-          <w:sz w:val="24"/>
-          <w:szCs w:val="24"/>
-          <w:lang w:val="es-CO" w:eastAsia="es-CO"/>
-          <w14:ligatures w14:val="standardContextual"/>
-        </w:rPr>
-      </w:pPr>
-      <w:hyperlink w:anchor="_Toc243845931" w:history="1">
-        <w:r>
-          <w:rPr>
-            <w:rStyle w:val="Hipervnculo"/>
-            <w:noProof/>
-          </w:rPr>
-          <w:t>7. Opciones consideradas</w:t>
-        </w:r>
-        <w:r>
-          <w:rPr>
-            <w:noProof/>
-            <w:webHidden/>
-          </w:rPr>
-          <w:tab/>
-        </w:r>
-        <w:r>
-          <w:rPr>
-            <w:noProof/>
-            <w:webHidden/>
-          </w:rPr>
-          <w:fldChar w:fldCharType="begin"/>
-        </w:r>
-        <w:r>
-          <w:rPr>
-            <w:noProof/>
-            <w:webHidden/>
-          </w:rPr>
-          <w:instrText xml:space="preserve"> PAGEREF _Toc243845931 \h </w:instrText>
+          <w:instrText xml:space="preserve"> PAGEREF _Toc243953124 \h </w:instrText>
         </w:r>
         <w:r>
           <w:rPr>
@@ -974,7 +904,7 @@
     </w:p>
     <w:p>
       <w:pPr>
-        <w:pStyle w:val="TDC2"/>
+        <w:pStyle w:val="TDC1"/>
         <w:tabs>
           <w:tab w:val="right" w:leader="dot" w:pos="9396"/>
         </w:tabs>
@@ -989,13 +919,14 @@
           <w14:ligatures w14:val="standardContextual"/>
         </w:rPr>
       </w:pPr>
-      <w:hyperlink w:anchor="_Toc243845932" w:history="1">
+      <w:hyperlink w:anchor="_Toc243953125" w:history="1">
         <w:r>
           <w:rPr>
             <w:rStyle w:val="Hipervnculo"/>
             <w:noProof/>
+            <w:lang w:val="es-CO"/>
           </w:rPr>
-          <w:t>7.1 Opciones de arquitectura</w:t>
+          <w:t>5. Respuestas por nivel (contrato HTTP)</w:t>
         </w:r>
         <w:r>
           <w:rPr>
@@ -1016,7 +947,7 @@
             <w:noProof/>
             <w:webHidden/>
           </w:rPr>
-          <w:instrText xml:space="preserve"> PAGEREF _Toc243845932 \h </w:instrText>
+          <w:instrText xml:space="preserve"> PAGEREF _Toc243953125 \h </w:instrText>
         </w:r>
         <w:r>
           <w:rPr>
@@ -1049,7 +980,7 @@
     </w:p>
     <w:p>
       <w:pPr>
-        <w:pStyle w:val="TDC2"/>
+        <w:pStyle w:val="TDC1"/>
         <w:tabs>
           <w:tab w:val="right" w:leader="dot" w:pos="9396"/>
         </w:tabs>
@@ -1064,13 +995,14 @@
           <w14:ligatures w14:val="standardContextual"/>
         </w:rPr>
       </w:pPr>
-      <w:hyperlink w:anchor="_Toc243845933" w:history="1">
+      <w:hyperlink w:anchor="_Toc243953126" w:history="1">
         <w:r>
           <w:rPr>
             <w:rStyle w:val="Hipervnculo"/>
             <w:noProof/>
+            <w:lang w:val="es-CO"/>
           </w:rPr>
-          <w:t>7.2 Estimación de costos</w:t>
+          <w:t>6. ¿Qué hace el sistema?</w:t>
         </w:r>
         <w:r>
           <w:rPr>
@@ -1091,7 +1023,83 @@
             <w:noProof/>
             <w:webHidden/>
           </w:rPr>
-          <w:instrText xml:space="preserve"> PAGEREF _Toc243845933 \h </w:instrText>
+          <w:instrText xml:space="preserve"> PAGEREF _Toc243953126 \h </w:instrText>
+        </w:r>
+        <w:r>
+          <w:rPr>
+            <w:noProof/>
+            <w:webHidden/>
+          </w:rPr>
+        </w:r>
+        <w:r>
+          <w:rPr>
+            <w:noProof/>
+            <w:webHidden/>
+          </w:rPr>
+          <w:fldChar w:fldCharType="separate"/>
+        </w:r>
+        <w:r>
+          <w:rPr>
+            <w:noProof/>
+            <w:webHidden/>
+          </w:rPr>
+          <w:t>7</w:t>
+        </w:r>
+        <w:r>
+          <w:rPr>
+            <w:noProof/>
+            <w:webHidden/>
+          </w:rPr>
+          <w:fldChar w:fldCharType="end"/>
+        </w:r>
+      </w:hyperlink>
+    </w:p>
+    <w:p>
+      <w:pPr>
+        <w:pStyle w:val="TDC1"/>
+        <w:tabs>
+          <w:tab w:val="right" w:leader="dot" w:pos="9396"/>
+        </w:tabs>
+        <w:rPr>
+          <w:rFonts w:asciiTheme="minorHAnsi" w:eastAsiaTheme="minorEastAsia" w:hAnsiTheme="minorHAnsi" w:cstheme="minorBidi"/>
+          <w:noProof/>
+          <w:color w:val="auto"/>
+          <w:kern w:val="2"/>
+          <w:sz w:val="24"/>
+          <w:szCs w:val="24"/>
+          <w:lang w:val="es-CO" w:eastAsia="es-CO"/>
+          <w14:ligatures w14:val="standardContextual"/>
+        </w:rPr>
+      </w:pPr>
+      <w:hyperlink w:anchor="_Toc243953127" w:history="1">
+        <w:r>
+          <w:rPr>
+            <w:rStyle w:val="Hipervnculo"/>
+            <w:noProof/>
+            <w:lang w:val="es-CO"/>
+          </w:rPr>
+          <w:t>7. Opciones consideradas</w:t>
+        </w:r>
+        <w:r>
+          <w:rPr>
+            <w:noProof/>
+            <w:webHidden/>
+          </w:rPr>
+          <w:tab/>
+        </w:r>
+        <w:r>
+          <w:rPr>
+            <w:noProof/>
+            <w:webHidden/>
+          </w:rPr>
+          <w:fldChar w:fldCharType="begin"/>
+        </w:r>
+        <w:r>
+          <w:rPr>
+            <w:noProof/>
+            <w:webHidden/>
+          </w:rPr>
+          <w:instrText xml:space="preserve"> PAGEREF _Toc243953127 \h </w:instrText>
         </w:r>
         <w:r>
           <w:rPr>
@@ -1139,13 +1147,14 @@
           <w14:ligatures w14:val="standardContextual"/>
         </w:rPr>
       </w:pPr>
-      <w:hyperlink w:anchor="_Toc243845934" w:history="1">
+      <w:hyperlink w:anchor="_Toc243953128" w:history="1">
         <w:r>
           <w:rPr>
             <w:rStyle w:val="Hipervnculo"/>
             <w:noProof/>
+            <w:lang w:val="es-CO"/>
           </w:rPr>
-          <w:t>7.3 Conclusión</w:t>
+          <w:t>7.1 Opciones de arquitectura</w:t>
         </w:r>
         <w:r>
           <w:rPr>
@@ -1166,7 +1175,83 @@
             <w:noProof/>
             <w:webHidden/>
           </w:rPr>
-          <w:instrText xml:space="preserve"> PAGEREF _Toc243845934 \h </w:instrText>
+          <w:instrText xml:space="preserve"> PAGEREF _Toc243953128 \h </w:instrText>
+        </w:r>
+        <w:r>
+          <w:rPr>
+            <w:noProof/>
+            <w:webHidden/>
+          </w:rPr>
+        </w:r>
+        <w:r>
+          <w:rPr>
+            <w:noProof/>
+            <w:webHidden/>
+          </w:rPr>
+          <w:fldChar w:fldCharType="separate"/>
+        </w:r>
+        <w:r>
+          <w:rPr>
+            <w:noProof/>
+            <w:webHidden/>
+          </w:rPr>
+          <w:t>7</w:t>
+        </w:r>
+        <w:r>
+          <w:rPr>
+            <w:noProof/>
+            <w:webHidden/>
+          </w:rPr>
+          <w:fldChar w:fldCharType="end"/>
+        </w:r>
+      </w:hyperlink>
+    </w:p>
+    <w:p>
+      <w:pPr>
+        <w:pStyle w:val="TDC2"/>
+        <w:tabs>
+          <w:tab w:val="right" w:leader="dot" w:pos="9396"/>
+        </w:tabs>
+        <w:rPr>
+          <w:rFonts w:asciiTheme="minorHAnsi" w:eastAsiaTheme="minorEastAsia" w:hAnsiTheme="minorHAnsi" w:cstheme="minorBidi"/>
+          <w:noProof/>
+          <w:color w:val="auto"/>
+          <w:kern w:val="2"/>
+          <w:sz w:val="24"/>
+          <w:szCs w:val="24"/>
+          <w:lang w:val="es-CO" w:eastAsia="es-CO"/>
+          <w14:ligatures w14:val="standardContextual"/>
+        </w:rPr>
+      </w:pPr>
+      <w:hyperlink w:anchor="_Toc243953129" w:history="1">
+        <w:r>
+          <w:rPr>
+            <w:rStyle w:val="Hipervnculo"/>
+            <w:noProof/>
+            <w:lang w:val="es-CO"/>
+          </w:rPr>
+          <w:t>7.2 Conclusión</w:t>
+        </w:r>
+        <w:r>
+          <w:rPr>
+            <w:noProof/>
+            <w:webHidden/>
+          </w:rPr>
+          <w:tab/>
+        </w:r>
+        <w:r>
+          <w:rPr>
+            <w:noProof/>
+            <w:webHidden/>
+          </w:rPr>
+          <w:fldChar w:fldCharType="begin"/>
+        </w:r>
+        <w:r>
+          <w:rPr>
+            <w:noProof/>
+            <w:webHidden/>
+          </w:rPr>
+          <w:instrText xml:space="preserve"> PAGEREF _Toc243953129 \h </w:instrText>
         </w:r>
         <w:r>
           <w:rPr>
@@ -1214,11 +1299,12 @@
           <w14:ligatures w14:val="standardContextual"/>
         </w:rPr>
       </w:pPr>
-      <w:hyperlink w:anchor="_Toc243845935" w:history="1">
+      <w:hyperlink w:anchor="_Toc243953130" w:history="1">
         <w:r>
           <w:rPr>
             <w:rStyle w:val="Hipervnculo"/>
             <w:noProof/>
+            <w:lang w:val="es-CO"/>
           </w:rPr>
           <w:t>8. El plano de control</w:t>
         </w:r>
@@ -1241,7 +1327,7 @@
             <w:noProof/>
             <w:webHidden/>
           </w:rPr>
-          <w:instrText xml:space="preserve"> PAGEREF _Toc243845935 \h </w:instrText>
+          <w:instrText xml:space="preserve"> PAGEREF _Toc243953130 \h </w:instrText>
         </w:r>
         <w:r>
           <w:rPr>
@@ -1289,11 +1375,12 @@
           <w14:ligatures w14:val="standardContextual"/>
         </w:rPr>
       </w:pPr>
-      <w:hyperlink w:anchor="_Toc243845936" w:history="1">
+      <w:hyperlink w:anchor="_Toc243953131" w:history="1">
         <w:r>
           <w:rPr>
             <w:rStyle w:val="Hipervnculo"/>
             <w:noProof/>
+            <w:lang w:val="es-CO"/>
           </w:rPr>
           <w:t>9. Modelo C4</w:t>
         </w:r>
@@ -1316,7 +1403,159 @@
             <w:noProof/>
             <w:webHidden/>
           </w:rPr>
-          <w:instrText xml:space="preserve"> PAGEREF _Toc243845936 \h </w:instrText>
+          <w:instrText xml:space="preserve"> PAGEREF _Toc243953131 \h </w:instrText>
+        </w:r>
+        <w:r>
+          <w:rPr>
+            <w:noProof/>
+            <w:webHidden/>
+          </w:rPr>
+        </w:r>
+        <w:r>
+          <w:rPr>
+            <w:noProof/>
+            <w:webHidden/>
+          </w:rPr>
+          <w:fldChar w:fldCharType="separate"/>
+        </w:r>
+        <w:r>
+          <w:rPr>
+            <w:noProof/>
+            <w:webHidden/>
+          </w:rPr>
+          <w:t>9</w:t>
+        </w:r>
+        <w:r>
+          <w:rPr>
+            <w:noProof/>
+            <w:webHidden/>
+          </w:rPr>
+          <w:fldChar w:fldCharType="end"/>
+        </w:r>
+      </w:hyperlink>
+    </w:p>
+    <w:p>
+      <w:pPr>
+        <w:pStyle w:val="TDC2"/>
+        <w:tabs>
+          <w:tab w:val="right" w:leader="dot" w:pos="9396"/>
+        </w:tabs>
+        <w:rPr>
+          <w:rFonts w:asciiTheme="minorHAnsi" w:eastAsiaTheme="minorEastAsia" w:hAnsiTheme="minorHAnsi" w:cstheme="minorBidi"/>
+          <w:noProof/>
+          <w:color w:val="auto"/>
+          <w:kern w:val="2"/>
+          <w:sz w:val="24"/>
+          <w:szCs w:val="24"/>
+          <w:lang w:val="es-CO" w:eastAsia="es-CO"/>
+          <w14:ligatures w14:val="standardContextual"/>
+        </w:rPr>
+      </w:pPr>
+      <w:hyperlink w:anchor="_Toc243953132" w:history="1">
+        <w:r>
+          <w:rPr>
+            <w:rStyle w:val="Hipervnculo"/>
+            <w:noProof/>
+            <w:lang w:val="es-CO"/>
+          </w:rPr>
+          <w:t>9.1 Vista general</w:t>
+        </w:r>
+        <w:r>
+          <w:rPr>
+            <w:noProof/>
+            <w:webHidden/>
+          </w:rPr>
+          <w:tab/>
+        </w:r>
+        <w:r>
+          <w:rPr>
+            <w:noProof/>
+            <w:webHidden/>
+          </w:rPr>
+          <w:fldChar w:fldCharType="begin"/>
+        </w:r>
+        <w:r>
+          <w:rPr>
+            <w:noProof/>
+            <w:webHidden/>
+          </w:rPr>
+          <w:instrText xml:space="preserve"> PAGEREF _Toc243953132 \h </w:instrText>
+        </w:r>
+        <w:r>
+          <w:rPr>
+            <w:noProof/>
+            <w:webHidden/>
+          </w:rPr>
+        </w:r>
+        <w:r>
+          <w:rPr>
+            <w:noProof/>
+            <w:webHidden/>
+          </w:rPr>
+          <w:fldChar w:fldCharType="separate"/>
+        </w:r>
+        <w:r>
+          <w:rPr>
+            <w:noProof/>
+            <w:webHidden/>
+          </w:rPr>
+          <w:t>9</w:t>
+        </w:r>
+        <w:r>
+          <w:rPr>
+            <w:noProof/>
+            <w:webHidden/>
+          </w:rPr>
+          <w:fldChar w:fldCharType="end"/>
+        </w:r>
+      </w:hyperlink>
+    </w:p>
+    <w:p>
+      <w:pPr>
+        <w:pStyle w:val="TDC2"/>
+        <w:tabs>
+          <w:tab w:val="right" w:leader="dot" w:pos="9396"/>
+        </w:tabs>
+        <w:rPr>
+          <w:rFonts w:asciiTheme="minorHAnsi" w:eastAsiaTheme="minorEastAsia" w:hAnsiTheme="minorHAnsi" w:cstheme="minorBidi"/>
+          <w:noProof/>
+          <w:color w:val="auto"/>
+          <w:kern w:val="2"/>
+          <w:sz w:val="24"/>
+          <w:szCs w:val="24"/>
+          <w:lang w:val="es-CO" w:eastAsia="es-CO"/>
+          <w14:ligatures w14:val="standardContextual"/>
+        </w:rPr>
+      </w:pPr>
+      <w:hyperlink w:anchor="_Toc243953133" w:history="1">
+        <w:r>
+          <w:rPr>
+            <w:rStyle w:val="Hipervnculo"/>
+            <w:noProof/>
+            <w:lang w:val="es-CO"/>
+          </w:rPr>
+          <w:t>9.2 Contenedores (detalle de AWS)</w:t>
+        </w:r>
+        <w:r>
+          <w:rPr>
+            <w:noProof/>
+            <w:webHidden/>
+          </w:rPr>
+          <w:tab/>
+        </w:r>
+        <w:r>
+          <w:rPr>
+            <w:noProof/>
+            <w:webHidden/>
+          </w:rPr>
+          <w:fldChar w:fldCharType="begin"/>
+        </w:r>
+        <w:r>
+          <w:rPr>
+            <w:noProof/>
+            <w:webHidden/>
+          </w:rPr>
+          <w:instrText xml:space="preserve"> PAGEREF _Toc243953133 \h </w:instrText>
         </w:r>
         <w:r>
           <w:rPr>
@@ -1349,156 +1588,6 @@
     </w:p>
     <w:p>
       <w:pPr>
-        <w:pStyle w:val="TDC2"/>
-        <w:tabs>
-          <w:tab w:val="right" w:leader="dot" w:pos="9396"/>
-        </w:tabs>
-        <w:rPr>
-          <w:rFonts w:asciiTheme="minorHAnsi" w:eastAsiaTheme="minorEastAsia" w:hAnsiTheme="minorHAnsi" w:cstheme="minorBidi"/>
-          <w:noProof/>
-          <w:color w:val="auto"/>
-          <w:kern w:val="2"/>
-          <w:sz w:val="24"/>
-          <w:szCs w:val="24"/>
-          <w:lang w:val="es-CO" w:eastAsia="es-CO"/>
-          <w14:ligatures w14:val="standardContextual"/>
-        </w:rPr>
-      </w:pPr>
-      <w:hyperlink w:anchor="_Toc243845937" w:history="1">
-        <w:r>
-          <w:rPr>
-            <w:rStyle w:val="Hipervnculo"/>
-            <w:noProof/>
-          </w:rPr>
-          <w:t>9.1 Vista general</w:t>
-        </w:r>
-        <w:r>
-          <w:rPr>
-            <w:noProof/>
-            <w:webHidden/>
-          </w:rPr>
-          <w:tab/>
-        </w:r>
-        <w:r>
-          <w:rPr>
-            <w:noProof/>
-            <w:webHidden/>
-          </w:rPr>
-          <w:fldChar w:fldCharType="begin"/>
-        </w:r>
-        <w:r>
-          <w:rPr>
-            <w:noProof/>
-            <w:webHidden/>
-          </w:rPr>
-          <w:instrText xml:space="preserve"> PAGEREF _Toc243845937 \h </w:instrText>
-        </w:r>
-        <w:r>
-          <w:rPr>
-            <w:noProof/>
-            <w:webHidden/>
-          </w:rPr>
-        </w:r>
-        <w:r>
-          <w:rPr>
-            <w:noProof/>
-            <w:webHidden/>
-          </w:rPr>
-          <w:fldChar w:fldCharType="separate"/>
-        </w:r>
-        <w:r>
-          <w:rPr>
-            <w:noProof/>
-            <w:webHidden/>
-          </w:rPr>
-          <w:t>10</w:t>
-        </w:r>
-        <w:r>
-          <w:rPr>
-            <w:noProof/>
-            <w:webHidden/>
-          </w:rPr>
-          <w:fldChar w:fldCharType="end"/>
-        </w:r>
-      </w:hyperlink>
-    </w:p>
-    <w:p>
-      <w:pPr>
-        <w:pStyle w:val="TDC2"/>
-        <w:tabs>
-          <w:tab w:val="right" w:leader="dot" w:pos="9396"/>
-        </w:tabs>
-        <w:rPr>
-          <w:rFonts w:asciiTheme="minorHAnsi" w:eastAsiaTheme="minorEastAsia" w:hAnsiTheme="minorHAnsi" w:cstheme="minorBidi"/>
-          <w:noProof/>
-          <w:color w:val="auto"/>
-          <w:kern w:val="2"/>
-          <w:sz w:val="24"/>
-          <w:szCs w:val="24"/>
-          <w:lang w:val="es-CO" w:eastAsia="es-CO"/>
-          <w14:ligatures w14:val="standardContextual"/>
-        </w:rPr>
-      </w:pPr>
-      <w:hyperlink w:anchor="_Toc243845938" w:history="1">
-        <w:r>
-          <w:rPr>
-            <w:rStyle w:val="Hipervnculo"/>
-            <w:noProof/>
-          </w:rPr>
-          <w:t>9.2 Contenedores (detalle de AWS)</w:t>
-        </w:r>
-        <w:r>
-          <w:rPr>
-            <w:noProof/>
-            <w:webHidden/>
-          </w:rPr>
-          <w:tab/>
-        </w:r>
-        <w:r>
-          <w:rPr>
-            <w:noProof/>
-            <w:webHidden/>
-          </w:rPr>
-          <w:fldChar w:fldCharType="begin"/>
-        </w:r>
-        <w:r>
-          <w:rPr>
-            <w:noProof/>
-            <w:webHidden/>
-          </w:rPr>
-          <w:instrText xml:space="preserve"> PAGEREF _Toc243845938 \h </w:instrText>
-        </w:r>
-        <w:r>
-          <w:rPr>
-            <w:noProof/>
-            <w:webHidden/>
-          </w:rPr>
-        </w:r>
-        <w:r>
-          <w:rPr>
-            <w:noProof/>
-            <w:webHidden/>
-          </w:rPr>
-          <w:fldChar w:fldCharType="separate"/>
-        </w:r>
-        <w:r>
-          <w:rPr>
-            <w:noProof/>
-            <w:webHidden/>
-          </w:rPr>
-          <w:t>11</w:t>
-        </w:r>
-        <w:r>
-          <w:rPr>
-            <w:noProof/>
-            <w:webHidden/>
-          </w:rPr>
-          <w:fldChar w:fldCharType="end"/>
-        </w:r>
-      </w:hyperlink>
-    </w:p>
-    <w:p>
-      <w:pPr>
         <w:pStyle w:val="TDC1"/>
         <w:tabs>
           <w:tab w:val="right" w:leader="dot" w:pos="9396"/>
@@ -1514,11 +1603,12 @@
           <w14:ligatures w14:val="standardContextual"/>
         </w:rPr>
       </w:pPr>
-      <w:hyperlink w:anchor="_Toc243845939" w:history="1">
+      <w:hyperlink w:anchor="_Toc243953134" w:history="1">
         <w:r>
           <w:rPr>
             <w:rStyle w:val="Hipervnculo"/>
             <w:noProof/>
+            <w:lang w:val="es-CO"/>
           </w:rPr>
           <w:t>10. Despliegue en AWS (solución oficial)</w:t>
         </w:r>
@@ -1541,7 +1631,7 @@
             <w:noProof/>
             <w:webHidden/>
           </w:rPr>
-          <w:instrText xml:space="preserve"> PAGEREF _Toc243845939 \h </w:instrText>
+          <w:instrText xml:space="preserve"> PAGEREF _Toc243953134 \h </w:instrText>
         </w:r>
         <w:r>
           <w:rPr>
@@ -1589,11 +1679,12 @@
           <w14:ligatures w14:val="standardContextual"/>
         </w:rPr>
       </w:pPr>
-      <w:hyperlink w:anchor="_Toc243845940" w:history="1">
+      <w:hyperlink w:anchor="_Toc243953135" w:history="1">
         <w:r>
           <w:rPr>
             <w:rStyle w:val="Hipervnculo"/>
             <w:noProof/>
+            <w:lang w:val="es-CO"/>
           </w:rPr>
           <w:t>10.1 Qué se desplegó y cómo</w:t>
         </w:r>
@@ -1616,7 +1707,7 @@
             <w:noProof/>
             <w:webHidden/>
           </w:rPr>
-          <w:instrText xml:space="preserve"> PAGEREF _Toc243845940 \h </w:instrText>
+          <w:instrText xml:space="preserve"> PAGEREF _Toc243953135 \h </w:instrText>
         </w:r>
         <w:r>
           <w:rPr>
@@ -1664,11 +1755,12 @@
           <w14:ligatures w14:val="standardContextual"/>
         </w:rPr>
       </w:pPr>
-      <w:hyperlink w:anchor="_Toc243845941" w:history="1">
+      <w:hyperlink w:anchor="_Toc243953136" w:history="1">
         <w:r>
           <w:rPr>
             <w:rStyle w:val="Hipervnculo"/>
             <w:noProof/>
+            <w:lang w:val="es-CO"/>
           </w:rPr>
           <w:t>10.2 Calentamiento y arranque en frío</w:t>
         </w:r>
@@ -1691,7 +1783,7 @@
             <w:noProof/>
             <w:webHidden/>
           </w:rPr>
-          <w:instrText xml:space="preserve"> PAGEREF _Toc243845941 \h </w:instrText>
+          <w:instrText xml:space="preserve"> PAGEREF _Toc243953136 \h </w:instrText>
         </w:r>
         <w:r>
           <w:rPr>
@@ -1739,11 +1831,12 @@
           <w14:ligatures w14:val="standardContextual"/>
         </w:rPr>
       </w:pPr>
-      <w:hyperlink w:anchor="_Toc243845942" w:history="1">
+      <w:hyperlink w:anchor="_Toc243953137" w:history="1">
         <w:r>
           <w:rPr>
             <w:rStyle w:val="Hipervnculo"/>
             <w:noProof/>
+            <w:lang w:val="es-CO"/>
           </w:rPr>
           <w:t>11. Resultados de la medición</w:t>
         </w:r>
@@ -1766,7 +1859,7 @@
             <w:noProof/>
             <w:webHidden/>
           </w:rPr>
-          <w:instrText xml:space="preserve"> PAGEREF _Toc243845942 \h </w:instrText>
+          <w:instrText xml:space="preserve"> PAGEREF _Toc243953137 \h </w:instrText>
         </w:r>
         <w:r>
           <w:rPr>
@@ -1814,11 +1907,12 @@
           <w14:ligatures w14:val="standardContextual"/>
         </w:rPr>
       </w:pPr>
-      <w:hyperlink w:anchor="_Toc243845943" w:history="1">
+      <w:hyperlink w:anchor="_Toc243953138" w:history="1">
         <w:r>
           <w:rPr>
             <w:rStyle w:val="Hipervnculo"/>
             <w:noProof/>
+            <w:lang w:val="es-CO"/>
           </w:rPr>
           <w:t>11.1 Cómo se midió</w:t>
         </w:r>
@@ -1841,7 +1935,7 @@
             <w:noProof/>
             <w:webHidden/>
           </w:rPr>
-          <w:instrText xml:space="preserve"> PAGEREF _Toc243845943 \h </w:instrText>
+          <w:instrText xml:space="preserve"> PAGEREF _Toc243953138 \h </w:instrText>
         </w:r>
         <w:r>
           <w:rPr>
@@ -1889,13 +1983,14 @@
           <w14:ligatures w14:val="standardContextual"/>
         </w:rPr>
       </w:pPr>
-      <w:hyperlink w:anchor="_Toc243845944" w:history="1">
+      <w:hyperlink w:anchor="_Toc243953139" w:history="1">
         <w:r>
           <w:rPr>
             <w:rStyle w:val="Hipervnculo"/>
             <w:noProof/>
+            <w:lang w:val="es-CO"/>
           </w:rPr>
-          <w:t>11.2 Resultados de las corridas de prueba (21 y 22/10/2026, AWS)</w:t>
+          <w:t>11.2 Resultados de la corrida oficial (26/10/2026, AWS)</w:t>
         </w:r>
         <w:r>
           <w:rPr>
@@ -1916,7 +2011,7 @@
             <w:noProof/>
             <w:webHidden/>
           </w:rPr>
-          <w:instrText xml:space="preserve"> PAGEREF _Toc243845944 \h </w:instrText>
+          <w:instrText xml:space="preserve"> PAGEREF _Toc243953139 \h </w:instrText>
         </w:r>
         <w:r>
           <w:rPr>
@@ -1949,81 +2044,6 @@
     </w:p>
     <w:p>
       <w:pPr>
-        <w:pStyle w:val="TDC2"/>
-        <w:tabs>
-          <w:tab w:val="right" w:leader="dot" w:pos="9396"/>
-        </w:tabs>
-        <w:rPr>
-          <w:rFonts w:asciiTheme="minorHAnsi" w:eastAsiaTheme="minorEastAsia" w:hAnsiTheme="minorHAnsi" w:cstheme="minorBidi"/>
-          <w:noProof/>
-          <w:color w:val="auto"/>
-          <w:kern w:val="2"/>
-          <w:sz w:val="24"/>
-          <w:szCs w:val="24"/>
-          <w:lang w:val="es-CO" w:eastAsia="es-CO"/>
-          <w14:ligatures w14:val="standardContextual"/>
-        </w:rPr>
-      </w:pPr>
-      <w:hyperlink w:anchor="_Toc243845945" w:history="1">
-        <w:r>
-          <w:rPr>
-            <w:rStyle w:val="Hipervnculo"/>
-            <w:noProof/>
-          </w:rPr>
-          <w:t>11.3 Tiempos y arranque en frío</w:t>
-        </w:r>
-        <w:r>
-          <w:rPr>
-            <w:noProof/>
-            <w:webHidden/>
-          </w:rPr>
-          <w:tab/>
-        </w:r>
-        <w:r>
-          <w:rPr>
-            <w:noProof/>
-            <w:webHidden/>
-          </w:rPr>
-          <w:fldChar w:fldCharType="begin"/>
-        </w:r>
-        <w:r>
-          <w:rPr>
-            <w:noProof/>
-            <w:webHidden/>
-          </w:rPr>
-          <w:instrText xml:space="preserve"> PAGEREF _Toc243845945 \h </w:instrText>
-        </w:r>
-        <w:r>
-          <w:rPr>
-            <w:noProof/>
-            <w:webHidden/>
-          </w:rPr>
-        </w:r>
-        <w:r>
-          <w:rPr>
-            <w:noProof/>
-            <w:webHidden/>
-          </w:rPr>
-          <w:fldChar w:fldCharType="separate"/>
-        </w:r>
-        <w:r>
-          <w:rPr>
-            <w:noProof/>
-            <w:webHidden/>
-          </w:rPr>
-          <w:t>13</w:t>
-        </w:r>
-        <w:r>
-          <w:rPr>
-            <w:noProof/>
-            <w:webHidden/>
-          </w:rPr>
-          <w:fldChar w:fldCharType="end"/>
-        </w:r>
-      </w:hyperlink>
-    </w:p>
-    <w:p>
-      <w:pPr>
         <w:pStyle w:val="TDC1"/>
         <w:tabs>
           <w:tab w:val="right" w:leader="dot" w:pos="9396"/>
@@ -2039,11 +2059,12 @@
           <w14:ligatures w14:val="standardContextual"/>
         </w:rPr>
       </w:pPr>
-      <w:hyperlink w:anchor="_Toc243845946" w:history="1">
+      <w:hyperlink w:anchor="_Toc243953140" w:history="1">
         <w:r>
           <w:rPr>
             <w:rStyle w:val="Hipervnculo"/>
             <w:noProof/>
+            <w:lang w:val="es-CO"/>
           </w:rPr>
           <w:t>12. Disponibilidad: qué pasa si se cae un componente</w:t>
         </w:r>
@@ -2066,7 +2087,7 @@
             <w:noProof/>
             <w:webHidden/>
           </w:rPr>
-          <w:instrText xml:space="preserve"> PAGEREF _Toc243845946 \h </w:instrText>
+          <w:instrText xml:space="preserve"> PAGEREF _Toc243953140 \h </w:instrText>
         </w:r>
         <w:r>
           <w:rPr>
@@ -2114,13 +2135,14 @@
           <w14:ligatures w14:val="standardContextual"/>
         </w:rPr>
       </w:pPr>
-      <w:hyperlink w:anchor="_Toc243845947" w:history="1">
+      <w:hyperlink w:anchor="_Toc243953141" w:history="1">
         <w:r>
           <w:rPr>
             <w:rStyle w:val="Hipervnculo"/>
             <w:noProof/>
+            <w:lang w:val="es-CO"/>
           </w:rPr>
-          <w:t>13. Límites y preguntas pendientes</w:t>
+          <w:t>13. Conclusión</w:t>
         </w:r>
         <w:r>
           <w:rPr>
@@ -2141,7 +2163,7 @@
             <w:noProof/>
             <w:webHidden/>
           </w:rPr>
-          <w:instrText xml:space="preserve"> PAGEREF _Toc243845947 \h </w:instrText>
+          <w:instrText xml:space="preserve"> PAGEREF _Toc243953141 \h </w:instrText>
         </w:r>
         <w:r>
           <w:rPr>
@@ -2161,7 +2183,7 @@
             <w:noProof/>
             <w:webHidden/>
           </w:rPr>
-          <w:t>14</w:t>
+          <w:t>15</w:t>
         </w:r>
         <w:r>
           <w:rPr>
@@ -2189,7 +2211,7 @@
           <w14:ligatures w14:val="standardContextual"/>
         </w:rPr>
       </w:pPr>
-      <w:hyperlink w:anchor="_Toc243845948" w:history="1">
+      <w:hyperlink w:anchor="_Toc243953142" w:history="1">
         <w:r>
           <w:rPr>
             <w:rStyle w:val="Hipervnculo"/>
@@ -2216,7 +2238,7 @@
             <w:noProof/>
             <w:webHidden/>
           </w:rPr>
-          <w:instrText xml:space="preserve"> PAGEREF _Toc243845948 \h </w:instrText>
+          <w:instrText xml:space="preserve"> PAGEREF _Toc243953142 \h </w:instrText>
         </w:r>
         <w:r>
           <w:rPr>
@@ -2264,7 +2286,7 @@
           <w:lang w:val="es-CO"/>
         </w:rPr>
       </w:pPr>
-      <w:bookmarkStart w:id="1" w:name="_Toc243845925"/>
+      <w:bookmarkStart w:id="1" w:name="_Toc243953119"/>
       <w:r>
         <w:rPr>
           <w:lang w:val="es-CO"/>
@@ -2299,63 +2321,7 @@
         <w:rPr>
           <w:lang w:val="es-CO"/>
         </w:rPr>
-        <w:t xml:space="preserve">La solución está desplegada en AWS (us-east-2). API Gateway recibe las peticiones y las pasa a una función </w:t>
-      </w:r>
-      <w:proofErr w:type="spellStart"/>
-      <w:r>
-        <w:rPr>
-          <w:lang w:val="es-CO"/>
-        </w:rPr>
-        <w:t>router</w:t>
-      </w:r>
-      <w:proofErr w:type="spellEnd"/>
-      <w:r>
-        <w:rPr>
-          <w:lang w:val="es-CO"/>
-        </w:rPr>
-        <w:t xml:space="preserve">, que decide el nivel de servicio de cada minuto de reloj y las envía a una de tres funciones Lambda, una por nivel. El estado compartido (errores y nivel de cada minuto) vive en </w:t>
-      </w:r>
-      <w:proofErr w:type="spellStart"/>
-      <w:r>
-        <w:rPr>
-          <w:lang w:val="es-CO"/>
-        </w:rPr>
-        <w:t>DynamoDB</w:t>
-      </w:r>
-      <w:proofErr w:type="spellEnd"/>
-      <w:r>
-        <w:rPr>
-          <w:lang w:val="es-CO"/>
-        </w:rPr>
-        <w:t xml:space="preserve">, y los cambios de nivel quedan en </w:t>
-      </w:r>
-      <w:proofErr w:type="spellStart"/>
-      <w:r>
-        <w:rPr>
-          <w:lang w:val="es-CO"/>
-        </w:rPr>
-        <w:t>CloudWatch</w:t>
-      </w:r>
-      <w:proofErr w:type="spellEnd"/>
-      <w:r>
-        <w:rPr>
-          <w:lang w:val="es-CO"/>
-        </w:rPr>
-        <w:t xml:space="preserve"> Logs y en un </w:t>
-      </w:r>
-      <w:proofErr w:type="spellStart"/>
-      <w:r>
-        <w:rPr>
-          <w:lang w:val="es-CO"/>
-        </w:rPr>
-        <w:t>dashboard</w:t>
-      </w:r>
-      <w:proofErr w:type="spellEnd"/>
-      <w:r>
-        <w:rPr>
-          <w:lang w:val="es-CO"/>
-        </w:rPr>
-        <w:t>.</w:t>
+        <w:t>La solución está desplegada en AWS (us-east-2). API Gateway recibe las peticiones y las pasa a una función router, que decide el nivel de servicio de cada minuto de reloj y las envía a una de tres funciones Lambda, una por nivel. El estado compartido (errores y nivel de cada minuto) vive en DynamoDB, y los cambios de nivel quedan en CloudWatch Logs y en un dashboard.</w:t>
       </w:r>
     </w:p>
     <w:p>
@@ -2383,21 +2349,7 @@
         <w:rPr>
           <w:lang w:val="es-CO"/>
         </w:rPr>
-        <w:t xml:space="preserve"> (seguir respondiendo de forma controlada y recuperarse sin intervención), a costa de un salto adicional por petición y de depender de </w:t>
-      </w:r>
-      <w:proofErr w:type="spellStart"/>
-      <w:r>
-        <w:rPr>
-          <w:lang w:val="es-CO"/>
-        </w:rPr>
-        <w:t>DynamoDB</w:t>
-      </w:r>
-      <w:proofErr w:type="spellEnd"/>
-      <w:r>
-        <w:rPr>
-          <w:lang w:val="es-CO"/>
-        </w:rPr>
-        <w:t>. Esa decisión, explicada en la sección 2, determina las tácticas (sección 3) y las decisiones de diseño (sección 4). En las corridas con el k6 oficial el sistema recorrió los tres niveles y terminó en el Nivel 1 (sección 11).</w:t>
+        <w:t xml:space="preserve"> (seguir respondiendo de forma controlada y recuperarse sin intervención), a costa de un salto adicional por petición y de depender de DynamoDB. Esa decisión, explicada en la sección 2, determina las tácticas (sección 3) y las decisiones de diseño (sección 4). En la corrida oficial del 26/10/2026, el sistema siguió la secuencia 1-2-3-2-1 y terminó en el Nivel 1 (sección 11).</w:t>
       </w:r>
     </w:p>
     <w:p>
@@ -2415,7 +2367,7 @@
           <w:lang w:val="es-CO"/>
         </w:rPr>
       </w:pPr>
-      <w:bookmarkStart w:id="2" w:name="_Toc243845926"/>
+      <w:bookmarkStart w:id="2" w:name="_Toc243953120"/>
       <w:r>
         <w:rPr>
           <w:lang w:val="es-CO"/>
@@ -2435,31 +2387,7 @@
         <w:rPr>
           <w:lang w:val="es-CO"/>
         </w:rPr>
-        <w:t>Priorizamos que el sistema siga respondiendo, con un servicio reducido</w:t>
-      </w:r>
-      <w:r>
-        <w:rPr>
-          <w:lang w:val="es-CO"/>
-        </w:rPr>
-        <w:t>,</w:t>
-      </w:r>
-      <w:r>
-        <w:rPr>
-          <w:lang w:val="es-CO"/>
-        </w:rPr>
-        <w:t xml:space="preserve"> pero </w:t>
-      </w:r>
-      <w:r>
-        <w:rPr>
-          <w:lang w:val="es-CO"/>
-        </w:rPr>
-        <w:t>garantizado</w:t>
-      </w:r>
-      <w:r>
-        <w:rPr>
-          <w:lang w:val="es-CO"/>
-        </w:rPr>
-        <w:t>, cuando los errores aumentan, y que vuelva solo a la normalidad. Es lo que pide el enunciado y lo que evita que un pico de errores se convierta en una caída total.</w:t>
+        <w:t>Priorizamos que el sistema siga respondiendo, con un servicio reducido, pero garantizado, cuando los errores aumentan, y que vuelva solo a la normalidad. Es lo que evita que un pico de errores se convierta en una caída total.</w:t>
       </w:r>
     </w:p>
     <w:p>
@@ -2486,8 +2414,8 @@
         <w:tblLook w:val="04A0" w:firstRow="1" w:lastRow="0" w:firstColumn="1" w:lastColumn="0" w:noHBand="0" w:noVBand="1"/>
       </w:tblPr>
       <w:tblGrid>
-        <w:gridCol w:w="2381"/>
-        <w:gridCol w:w="3487"/>
+        <w:gridCol w:w="1960"/>
+        <w:gridCol w:w="3908"/>
         <w:gridCol w:w="3487"/>
       </w:tblGrid>
       <w:tr>
@@ -2498,7 +2426,7 @@
         </w:trPr>
         <w:tc>
           <w:tcPr>
-            <w:tcW w:w="2381" w:type="dxa"/>
+            <w:tcW w:w="1960" w:type="dxa"/>
             <w:shd w:val="clear" w:color="auto" w:fill="4F81BD"/>
             <w:tcMar>
               <w:top w:w="40" w:type="dxa"/>
@@ -2512,7 +2440,6 @@
               <w:spacing w:after="30" w:line="240" w:lineRule="auto"/>
               <w:jc w:val="center"/>
             </w:pPr>
-            <w:proofErr w:type="spellStart"/>
             <w:r>
               <w:rPr>
                 <w:b/>
@@ -2522,12 +2449,11 @@
               </w:rPr>
               <w:t>Atributo</w:t>
             </w:r>
-            <w:proofErr w:type="spellEnd"/>
-          </w:p>
-        </w:tc>
-        <w:tc>
-          <w:tcPr>
-            <w:tcW w:w="3487" w:type="dxa"/>
+          </w:p>
+        </w:tc>
+        <w:tc>
+          <w:tcPr>
+            <w:tcW w:w="3908" w:type="dxa"/>
             <w:shd w:val="clear" w:color="auto" w:fill="4F81BD"/>
             <w:tcMar>
               <w:top w:w="40" w:type="dxa"/>
@@ -2587,7 +2513,7 @@
         </w:trPr>
         <w:tc>
           <w:tcPr>
-            <w:tcW w:w="2381" w:type="dxa"/>
+            <w:tcW w:w="1960" w:type="dxa"/>
             <w:tcMar>
               <w:top w:w="40" w:type="dxa"/>
               <w:left w:w="90" w:type="dxa"/>
@@ -2611,6 +2537,38 @@
         </w:tc>
         <w:tc>
           <w:tcPr>
+            <w:tcW w:w="3908" w:type="dxa"/>
+            <w:tcMar>
+              <w:top w:w="40" w:type="dxa"/>
+              <w:left w:w="90" w:type="dxa"/>
+              <w:bottom w:w="40" w:type="dxa"/>
+              <w:right w:w="90" w:type="dxa"/>
+            </w:tcMar>
+          </w:tcPr>
+          <w:p>
+            <w:pPr>
+              <w:spacing w:after="30" w:line="240" w:lineRule="auto"/>
+              <w:jc w:val="both"/>
+            </w:pPr>
+            <w:r>
+              <w:rPr>
+                <w:sz w:val="19"/>
+                <w:szCs w:val="19"/>
+                <w:lang w:val="es-CO"/>
+              </w:rPr>
+              <w:t xml:space="preserve">Seguir respondiendo ante errores recurrentes: degradar a un nivel con menos capacidades y, al normalizarse, recuperar. </w:t>
+            </w:r>
+            <w:r>
+              <w:rPr>
+                <w:sz w:val="19"/>
+                <w:szCs w:val="19"/>
+              </w:rPr>
+              <w:t>El cliente nunca se queda sin respuesta.</w:t>
+            </w:r>
+          </w:p>
+        </w:tc>
+        <w:tc>
+          <w:tcPr>
             <w:tcW w:w="3487" w:type="dxa"/>
             <w:tcMar>
               <w:top w:w="40" w:type="dxa"/>
@@ -2623,158 +2581,17 @@
             <w:pPr>
               <w:spacing w:after="30" w:line="240" w:lineRule="auto"/>
               <w:jc w:val="both"/>
-            </w:pPr>
-            <w:r>
-              <w:rPr>
-                <w:sz w:val="19"/>
-                <w:szCs w:val="19"/>
-                <w:lang w:val="es-CO"/>
-              </w:rPr>
-              <w:t xml:space="preserve">Seguir respondiendo ante errores recurrentes: degradar a un nivel con menos capacidades y, al normalizarse, recuperar. </w:t>
-            </w:r>
-            <w:r>
-              <w:rPr>
-                <w:sz w:val="19"/>
-                <w:szCs w:val="19"/>
-              </w:rPr>
-              <w:t xml:space="preserve">El </w:t>
-            </w:r>
-            <w:proofErr w:type="spellStart"/>
-            <w:r>
-              <w:rPr>
-                <w:sz w:val="19"/>
-                <w:szCs w:val="19"/>
-              </w:rPr>
-              <w:t>cliente</w:t>
-            </w:r>
-            <w:proofErr w:type="spellEnd"/>
-            <w:r>
-              <w:rPr>
-                <w:sz w:val="19"/>
-                <w:szCs w:val="19"/>
-              </w:rPr>
-              <w:t xml:space="preserve"> </w:t>
-            </w:r>
-            <w:proofErr w:type="spellStart"/>
-            <w:r>
-              <w:rPr>
-                <w:sz w:val="19"/>
-                <w:szCs w:val="19"/>
-              </w:rPr>
-              <w:t>nunca</w:t>
-            </w:r>
-            <w:proofErr w:type="spellEnd"/>
-            <w:r>
-              <w:rPr>
-                <w:sz w:val="19"/>
-                <w:szCs w:val="19"/>
-              </w:rPr>
-              <w:t xml:space="preserve"> se </w:t>
-            </w:r>
-            <w:proofErr w:type="spellStart"/>
-            <w:r>
-              <w:rPr>
-                <w:sz w:val="19"/>
-                <w:szCs w:val="19"/>
-              </w:rPr>
-              <w:t>queda</w:t>
-            </w:r>
-            <w:proofErr w:type="spellEnd"/>
-            <w:r>
-              <w:rPr>
-                <w:sz w:val="19"/>
-                <w:szCs w:val="19"/>
-              </w:rPr>
-              <w:t xml:space="preserve"> sin respuesta.</w:t>
-            </w:r>
-          </w:p>
-        </w:tc>
-        <w:tc>
-          <w:tcPr>
-            <w:tcW w:w="3487" w:type="dxa"/>
-            <w:tcMar>
-              <w:top w:w="40" w:type="dxa"/>
-              <w:left w:w="90" w:type="dxa"/>
-              <w:bottom w:w="40" w:type="dxa"/>
-              <w:right w:w="90" w:type="dxa"/>
-            </w:tcMar>
-          </w:tcPr>
-          <w:p>
-            <w:pPr>
-              <w:spacing w:after="30" w:line="240" w:lineRule="auto"/>
-              <w:jc w:val="both"/>
-            </w:pPr>
-            <w:r>
-              <w:rPr>
-                <w:sz w:val="19"/>
-                <w:szCs w:val="19"/>
-                <w:lang w:val="es-CO"/>
-              </w:rPr>
-              <w:t xml:space="preserve">Corrida del k6 oficial: 140 de 140 peticiones respondidas, 35 con el error que pide el script y ninguna falla inesperada. </w:t>
-            </w:r>
-            <w:proofErr w:type="spellStart"/>
-            <w:r>
-              <w:rPr>
-                <w:sz w:val="19"/>
-                <w:szCs w:val="19"/>
-              </w:rPr>
-              <w:t>Recorrió</w:t>
-            </w:r>
-            <w:proofErr w:type="spellEnd"/>
-            <w:r>
-              <w:rPr>
-                <w:sz w:val="19"/>
-                <w:szCs w:val="19"/>
-              </w:rPr>
-              <w:t xml:space="preserve"> </w:t>
-            </w:r>
-            <w:proofErr w:type="spellStart"/>
-            <w:r>
-              <w:rPr>
-                <w:sz w:val="19"/>
-                <w:szCs w:val="19"/>
-              </w:rPr>
-              <w:t>los</w:t>
-            </w:r>
-            <w:proofErr w:type="spellEnd"/>
-            <w:r>
-              <w:rPr>
-                <w:sz w:val="19"/>
-                <w:szCs w:val="19"/>
-              </w:rPr>
-              <w:t xml:space="preserve"> </w:t>
-            </w:r>
-            <w:proofErr w:type="spellStart"/>
-            <w:r>
-              <w:rPr>
-                <w:sz w:val="19"/>
-                <w:szCs w:val="19"/>
-              </w:rPr>
-              <w:t>tres</w:t>
-            </w:r>
-            <w:proofErr w:type="spellEnd"/>
-            <w:r>
-              <w:rPr>
-                <w:sz w:val="19"/>
-                <w:szCs w:val="19"/>
-              </w:rPr>
-              <w:t xml:space="preserve"> </w:t>
-            </w:r>
-            <w:proofErr w:type="spellStart"/>
-            <w:r>
-              <w:rPr>
-                <w:sz w:val="19"/>
-                <w:szCs w:val="19"/>
-              </w:rPr>
-              <w:t>niveles</w:t>
-            </w:r>
-            <w:proofErr w:type="spellEnd"/>
-            <w:r>
-              <w:rPr>
-                <w:sz w:val="19"/>
-                <w:szCs w:val="19"/>
-              </w:rPr>
-              <w:t xml:space="preserve"> y terminó en el Nivel 1.</w:t>
+              <w:rPr>
+                <w:lang w:val="es-CO"/>
+              </w:rPr>
+            </w:pPr>
+            <w:r>
+              <w:rPr>
+                <w:sz w:val="19"/>
+                <w:szCs w:val="19"/>
+                <w:lang w:val="es-CO"/>
+              </w:rPr>
+              <w:t>Corrida oficial del k6 (26/10/2026): 140 de 140 peticiones respondidas, 35 con el error que pide el script y ninguna falla inesperada. Secuencia 1-2-3-2-1, terminó en el Nivel 1 y 8 de 8 minutos coherentes entre el k6 y el servidor.</w:t>
             </w:r>
           </w:p>
         </w:tc>
@@ -2786,7 +2603,7 @@
         </w:trPr>
         <w:tc>
           <w:tcPr>
-            <w:tcW w:w="2381" w:type="dxa"/>
+            <w:tcW w:w="1960" w:type="dxa"/>
             <w:tcMar>
               <w:top w:w="40" w:type="dxa"/>
               <w:left w:w="90" w:type="dxa"/>
@@ -2816,6 +2633,34 @@
         </w:tc>
         <w:tc>
           <w:tcPr>
+            <w:tcW w:w="3908" w:type="dxa"/>
+            <w:tcMar>
+              <w:top w:w="40" w:type="dxa"/>
+              <w:left w:w="90" w:type="dxa"/>
+              <w:bottom w:w="40" w:type="dxa"/>
+              <w:right w:w="90" w:type="dxa"/>
+            </w:tcMar>
+          </w:tcPr>
+          <w:p>
+            <w:pPr>
+              <w:spacing w:after="30" w:line="240" w:lineRule="auto"/>
+              <w:jc w:val="both"/>
+              <w:rPr>
+                <w:lang w:val="es-CO"/>
+              </w:rPr>
+            </w:pPr>
+            <w:r>
+              <w:rPr>
+                <w:sz w:val="19"/>
+                <w:szCs w:val="19"/>
+                <w:lang w:val="es-CO"/>
+              </w:rPr>
+              <w:t>Cada cambio de nivel y las métricas clave deben ser visibles en logs o métricas.</w:t>
+            </w:r>
+          </w:p>
+        </w:tc>
+        <w:tc>
+          <w:tcPr>
             <w:tcW w:w="3487" w:type="dxa"/>
             <w:tcMar>
               <w:top w:w="40" w:type="dxa"/>
@@ -2838,71 +2683,7 @@
                 <w:szCs w:val="19"/>
                 <w:lang w:val="es-CO"/>
               </w:rPr>
-              <w:t>Cada cambio de nivel y las métricas clave deben ser visibles en logs o métricas.</w:t>
-            </w:r>
-          </w:p>
-        </w:tc>
-        <w:tc>
-          <w:tcPr>
-            <w:tcW w:w="3487" w:type="dxa"/>
-            <w:tcMar>
-              <w:top w:w="40" w:type="dxa"/>
-              <w:left w:w="90" w:type="dxa"/>
-              <w:bottom w:w="40" w:type="dxa"/>
-              <w:right w:w="90" w:type="dxa"/>
-            </w:tcMar>
-          </w:tcPr>
-          <w:p>
-            <w:pPr>
-              <w:spacing w:after="30" w:line="240" w:lineRule="auto"/>
-              <w:jc w:val="both"/>
-              <w:rPr>
-                <w:lang w:val="es-CO"/>
-              </w:rPr>
-            </w:pPr>
-            <w:r>
-              <w:rPr>
-                <w:sz w:val="19"/>
-                <w:szCs w:val="19"/>
-                <w:lang w:val="es-CO"/>
-              </w:rPr>
-              <w:t xml:space="preserve">Evento CAMBIO_NIVEL en </w:t>
-            </w:r>
-            <w:proofErr w:type="spellStart"/>
-            <w:r>
-              <w:rPr>
-                <w:sz w:val="19"/>
-                <w:szCs w:val="19"/>
-                <w:lang w:val="es-CO"/>
-              </w:rPr>
-              <w:t>CloudWatch</w:t>
-            </w:r>
-            <w:proofErr w:type="spellEnd"/>
-            <w:r>
-              <w:rPr>
-                <w:sz w:val="19"/>
-                <w:szCs w:val="19"/>
-                <w:lang w:val="es-CO"/>
-              </w:rPr>
-              <w:t xml:space="preserve"> Logs (minuto, nivel de origen y de destino, motivo y errores del minuto anterior) y </w:t>
-            </w:r>
-            <w:proofErr w:type="spellStart"/>
-            <w:r>
-              <w:rPr>
-                <w:sz w:val="19"/>
-                <w:szCs w:val="19"/>
-                <w:lang w:val="es-CO"/>
-              </w:rPr>
-              <w:t>dashboard</w:t>
-            </w:r>
-            <w:proofErr w:type="spellEnd"/>
-            <w:r>
-              <w:rPr>
-                <w:sz w:val="19"/>
-                <w:szCs w:val="19"/>
-                <w:lang w:val="es-CO"/>
-              </w:rPr>
-              <w:t xml:space="preserve"> reto3-resiliencia.</w:t>
+              <w:t>Evento CAMBIO_NIVEL en CloudWatch Logs (minuto, nivel de origen y de destino, motivo y errores del minuto anterior) y dashboard reto3-resiliencia.</w:t>
             </w:r>
           </w:p>
         </w:tc>
@@ -2914,7 +2695,7 @@
         </w:trPr>
         <w:tc>
           <w:tcPr>
-            <w:tcW w:w="2381" w:type="dxa"/>
+            <w:tcW w:w="1960" w:type="dxa"/>
             <w:tcMar>
               <w:top w:w="40" w:type="dxa"/>
               <w:left w:w="90" w:type="dxa"/>
@@ -2963,6 +2744,34 @@
         </w:tc>
         <w:tc>
           <w:tcPr>
+            <w:tcW w:w="3908" w:type="dxa"/>
+            <w:tcMar>
+              <w:top w:w="40" w:type="dxa"/>
+              <w:left w:w="90" w:type="dxa"/>
+              <w:bottom w:w="40" w:type="dxa"/>
+              <w:right w:w="90" w:type="dxa"/>
+            </w:tcMar>
+          </w:tcPr>
+          <w:p>
+            <w:pPr>
+              <w:spacing w:after="30" w:line="240" w:lineRule="auto"/>
+              <w:jc w:val="both"/>
+              <w:rPr>
+                <w:lang w:val="es-CO"/>
+              </w:rPr>
+            </w:pPr>
+            <w:r>
+              <w:rPr>
+                <w:sz w:val="19"/>
+                <w:szCs w:val="19"/>
+                <w:lang w:val="es-CO"/>
+              </w:rPr>
+              <w:t>La carga del reto es baja (unas 20 peticiones por minuto): se mide, pero no se optimiza.</w:t>
+            </w:r>
+          </w:p>
+        </w:tc>
+        <w:tc>
+          <w:tcPr>
             <w:tcW w:w="3487" w:type="dxa"/>
             <w:tcMar>
               <w:top w:w="40" w:type="dxa"/>
@@ -2985,35 +2794,7 @@
                 <w:szCs w:val="19"/>
                 <w:lang w:val="es-CO"/>
               </w:rPr>
-              <w:t>La carga del reto es baja (unas 20 peticiones por minuto): se mide, pero no se optimiza.</w:t>
-            </w:r>
-          </w:p>
-        </w:tc>
-        <w:tc>
-          <w:tcPr>
-            <w:tcW w:w="3487" w:type="dxa"/>
-            <w:tcMar>
-              <w:top w:w="40" w:type="dxa"/>
-              <w:left w:w="90" w:type="dxa"/>
-              <w:bottom w:w="40" w:type="dxa"/>
-              <w:right w:w="90" w:type="dxa"/>
-            </w:tcMar>
-          </w:tcPr>
-          <w:p>
-            <w:pPr>
-              <w:spacing w:after="30" w:line="240" w:lineRule="auto"/>
-              <w:jc w:val="both"/>
-              <w:rPr>
-                <w:lang w:val="es-CO"/>
-              </w:rPr>
-            </w:pPr>
-            <w:r>
-              <w:rPr>
-                <w:sz w:val="19"/>
-                <w:szCs w:val="19"/>
-                <w:lang w:val="es-CO"/>
-              </w:rPr>
-              <w:t>Latencia promedio de 169 ms y p95 de 180 ms vistos por k6. La primera petición tras un periodo sin tráfico tarda más por el arranque en frío (sección 11.3).</w:t>
+              <w:t>Latencia promedio de 167 ms y p95 de 215 ms vistos por k6 en la corrida oficial (máxima de 495 ms). La primera petición tras un periodo sin tráfico tarda más por el arranque en frío (sección 10.2).</w:t>
             </w:r>
           </w:p>
         </w:tc>
@@ -3053,37 +2834,1262 @@
           <w:lang w:val="es-CO"/>
         </w:rPr>
         <w:lastRenderedPageBreak/>
-        <w:t xml:space="preserve">Lo que cuesta priorizar así: el </w:t>
+        <w:t>Lo que cuesta priorizar así: el router suma un salto a cada petición (≈ 37 ms de promedio medidos en la corrida oficial) y el sistema depende de DynamoDB; el nivel se decide solo con respuestas de error, no con latencia ni con fallas de dependencias; y la permanencia mínima de 2 minutos tras degradar y la recuperación de un nivel por minuto son decisiones nuestras, no del enunciado.</w:t>
       </w:r>
-      <w:proofErr w:type="spellStart"/>
+    </w:p>
+    <w:p>
+      <w:pPr>
+        <w:pStyle w:val="Ttulo2"/>
+        <w:rPr>
+          <w:lang w:val="es-CO"/>
+        </w:rPr>
+      </w:pPr>
+      <w:bookmarkStart w:id="3" w:name="_Toc243953121"/>
       <w:r>
         <w:rPr>
           <w:lang w:val="es-CO"/>
         </w:rPr>
-        <w:t>router</w:t>
+        <w:t>2.1 Restricciones</w:t>
       </w:r>
-      <w:proofErr w:type="spellEnd"/>
+      <w:bookmarkEnd w:id="3"/>
+    </w:p>
+    <w:p>
+      <w:pPr>
+        <w:jc w:val="both"/>
+        <w:rPr>
+          <w:lang w:val="es-CO"/>
+        </w:rPr>
+      </w:pPr>
       <w:r>
         <w:rPr>
           <w:lang w:val="es-CO"/>
         </w:rPr>
-        <w:t xml:space="preserve"> suma un salto a cada petición (≈ 40 ms medidos en caliente) y el sistema depende de </w:t>
+        <w:t>Lo que el reto no deja negociar, y cómo lo cumple el diseño:</w:t>
       </w:r>
-      <w:proofErr w:type="spellStart"/>
+    </w:p>
+    <w:tbl>
+      <w:tblPr>
+        <w:tblW w:w="9406" w:type="dxa"/>
+        <w:jc w:val="center"/>
+        <w:tblBorders>
+          <w:top w:val="single" w:sz="4" w:space="0" w:color="C9D4DF"/>
+          <w:left w:val="single" w:sz="4" w:space="0" w:color="C9D4DF"/>
+          <w:bottom w:val="single" w:sz="4" w:space="0" w:color="C9D4DF"/>
+          <w:right w:val="single" w:sz="4" w:space="0" w:color="C9D4DF"/>
+          <w:insideH w:val="single" w:sz="4" w:space="0" w:color="C9D4DF"/>
+          <w:insideV w:val="single" w:sz="4" w:space="0" w:color="C9D4DF"/>
+        </w:tblBorders>
+        <w:tblLayout w:type="fixed"/>
+        <w:tblLook w:val="04A0" w:firstRow="1" w:lastRow="0" w:firstColumn="1" w:lastColumn="0" w:noHBand="0" w:noVBand="1"/>
+      </w:tblPr>
+      <w:tblGrid>
+        <w:gridCol w:w="3100"/>
+        <w:gridCol w:w="6306"/>
+      </w:tblGrid>
+      <w:tr>
+        <w:trPr>
+          <w:cantSplit/>
+          <w:tblHeader/>
+          <w:jc w:val="center"/>
+        </w:trPr>
+        <w:tc>
+          <w:tcPr>
+            <w:tcW w:w="3100" w:type="dxa"/>
+            <w:shd w:val="clear" w:color="auto" w:fill="4F81BD"/>
+            <w:tcMar>
+              <w:top w:w="40" w:type="dxa"/>
+              <w:left w:w="90" w:type="dxa"/>
+              <w:bottom w:w="40" w:type="dxa"/>
+              <w:right w:w="90" w:type="dxa"/>
+            </w:tcMar>
+          </w:tcPr>
+          <w:p>
+            <w:pPr>
+              <w:spacing w:after="30" w:line="240" w:lineRule="auto"/>
+              <w:jc w:val="center"/>
+            </w:pPr>
+            <w:r>
+              <w:rPr>
+                <w:b/>
+                <w:color w:val="FFFFFF"/>
+                <w:sz w:val="19"/>
+                <w:szCs w:val="19"/>
+              </w:rPr>
+              <w:t>Restricción</w:t>
+            </w:r>
+          </w:p>
+        </w:tc>
+        <w:tc>
+          <w:tcPr>
+            <w:tcW w:w="6306" w:type="dxa"/>
+            <w:shd w:val="clear" w:color="auto" w:fill="4F81BD"/>
+            <w:tcMar>
+              <w:top w:w="40" w:type="dxa"/>
+              <w:left w:w="90" w:type="dxa"/>
+              <w:bottom w:w="40" w:type="dxa"/>
+              <w:right w:w="90" w:type="dxa"/>
+            </w:tcMar>
+          </w:tcPr>
+          <w:p>
+            <w:pPr>
+              <w:spacing w:after="30" w:line="240" w:lineRule="auto"/>
+              <w:jc w:val="center"/>
+            </w:pPr>
+            <w:r>
+              <w:rPr>
+                <w:b/>
+                <w:color w:val="FFFFFF"/>
+                <w:sz w:val="19"/>
+                <w:szCs w:val="19"/>
+              </w:rPr>
+              <w:t>Cómo la cumplimos</w:t>
+            </w:r>
+          </w:p>
+        </w:tc>
+      </w:tr>
+      <w:tr>
+        <w:trPr>
+          <w:cantSplit/>
+          <w:jc w:val="center"/>
+        </w:trPr>
+        <w:tc>
+          <w:tcPr>
+            <w:tcW w:w="3100" w:type="dxa"/>
+            <w:tcMar>
+              <w:top w:w="40" w:type="dxa"/>
+              <w:left w:w="90" w:type="dxa"/>
+              <w:bottom w:w="40" w:type="dxa"/>
+              <w:right w:w="90" w:type="dxa"/>
+            </w:tcMar>
+          </w:tcPr>
+          <w:p>
+            <w:pPr>
+              <w:spacing w:after="30" w:line="240" w:lineRule="auto"/>
+              <w:jc w:val="both"/>
+            </w:pPr>
+            <w:r>
+              <w:rPr>
+                <w:sz w:val="19"/>
+                <w:szCs w:val="19"/>
+                <w:lang w:val="es-CO"/>
+              </w:rPr>
+              <w:t>Solo servicios de AWS</w:t>
+            </w:r>
+          </w:p>
+        </w:tc>
+        <w:tc>
+          <w:tcPr>
+            <w:tcW w:w="6306" w:type="dxa"/>
+            <w:tcMar>
+              <w:top w:w="40" w:type="dxa"/>
+              <w:left w:w="90" w:type="dxa"/>
+              <w:bottom w:w="40" w:type="dxa"/>
+              <w:right w:w="90" w:type="dxa"/>
+            </w:tcMar>
+          </w:tcPr>
+          <w:p>
+            <w:pPr>
+              <w:spacing w:after="30" w:line="240" w:lineRule="auto"/>
+              <w:jc w:val="both"/>
+              <w:rPr>
+                <w:lang w:val="es-CO"/>
+              </w:rPr>
+            </w:pPr>
+            <w:r>
+              <w:rPr>
+                <w:sz w:val="19"/>
+                <w:szCs w:val="19"/>
+                <w:lang w:val="es-CO"/>
+              </w:rPr>
+              <w:t>API Gateway, Lambda, DynamoDB y CloudWatch, con IAM para los permisos.</w:t>
+            </w:r>
+          </w:p>
+        </w:tc>
+      </w:tr>
+      <w:tr>
+        <w:trPr>
+          <w:cantSplit/>
+          <w:jc w:val="center"/>
+        </w:trPr>
+        <w:tc>
+          <w:tcPr>
+            <w:tcW w:w="3100" w:type="dxa"/>
+            <w:tcMar>
+              <w:top w:w="40" w:type="dxa"/>
+              <w:left w:w="90" w:type="dxa"/>
+              <w:bottom w:w="40" w:type="dxa"/>
+              <w:right w:w="90" w:type="dxa"/>
+            </w:tcMar>
+          </w:tcPr>
+          <w:p>
+            <w:pPr>
+              <w:spacing w:after="30" w:line="240" w:lineRule="auto"/>
+              <w:jc w:val="both"/>
+              <w:rPr>
+                <w:lang w:val="es-CO"/>
+              </w:rPr>
+            </w:pPr>
+            <w:r>
+              <w:rPr>
+                <w:sz w:val="19"/>
+                <w:szCs w:val="19"/>
+                <w:lang w:val="es-CO"/>
+              </w:rPr>
+              <w:t>El script de k6 no se modifica</w:t>
+            </w:r>
+          </w:p>
+        </w:tc>
+        <w:tc>
+          <w:tcPr>
+            <w:tcW w:w="6306" w:type="dxa"/>
+            <w:tcMar>
+              <w:top w:w="40" w:type="dxa"/>
+              <w:left w:w="90" w:type="dxa"/>
+              <w:bottom w:w="40" w:type="dxa"/>
+              <w:right w:w="90" w:type="dxa"/>
+            </w:tcMar>
+          </w:tcPr>
+          <w:p>
+            <w:pPr>
+              <w:spacing w:after="30" w:line="240" w:lineRule="auto"/>
+              <w:jc w:val="both"/>
+              <w:rPr>
+                <w:lang w:val="es-CO"/>
+              </w:rPr>
+            </w:pPr>
+            <w:r>
+              <w:rPr>
+                <w:sz w:val="19"/>
+                <w:szCs w:val="19"/>
+                <w:lang w:val="es-CO"/>
+              </w:rPr>
+              <w:t>Solo cambia la URL del API. El diff de una línea queda guardado como evidencia en cada corrida.</w:t>
+            </w:r>
+          </w:p>
+        </w:tc>
+      </w:tr>
+      <w:tr>
+        <w:trPr>
+          <w:cantSplit/>
+          <w:jc w:val="center"/>
+        </w:trPr>
+        <w:tc>
+          <w:tcPr>
+            <w:tcW w:w="3100" w:type="dxa"/>
+            <w:tcMar>
+              <w:top w:w="40" w:type="dxa"/>
+              <w:left w:w="90" w:type="dxa"/>
+              <w:bottom w:w="40" w:type="dxa"/>
+              <w:right w:w="90" w:type="dxa"/>
+            </w:tcMar>
+          </w:tcPr>
+          <w:p>
+            <w:pPr>
+              <w:spacing w:after="30" w:line="240" w:lineRule="auto"/>
+              <w:jc w:val="both"/>
+              <w:rPr>
+                <w:lang w:val="es-CO"/>
+              </w:rPr>
+            </w:pPr>
+            <w:r>
+              <w:rPr>
+                <w:sz w:val="19"/>
+                <w:szCs w:val="19"/>
+                <w:lang w:val="es-CO"/>
+              </w:rPr>
+              <w:t>API Gateway como entrada única</w:t>
+            </w:r>
+          </w:p>
+        </w:tc>
+        <w:tc>
+          <w:tcPr>
+            <w:tcW w:w="6306" w:type="dxa"/>
+            <w:tcMar>
+              <w:top w:w="40" w:type="dxa"/>
+              <w:left w:w="90" w:type="dxa"/>
+              <w:bottom w:w="40" w:type="dxa"/>
+              <w:right w:w="90" w:type="dxa"/>
+            </w:tcMar>
+          </w:tcPr>
+          <w:p>
+            <w:pPr>
+              <w:spacing w:after="30" w:line="240" w:lineRule="auto"/>
+              <w:jc w:val="both"/>
+              <w:rPr>
+                <w:lang w:val="es-CO"/>
+              </w:rPr>
+            </w:pPr>
+            <w:r>
+              <w:rPr>
+                <w:sz w:val="19"/>
+                <w:szCs w:val="19"/>
+                <w:lang w:val="es-CO"/>
+              </w:rPr>
+              <w:t>Toda petición entra por /service-api y el router la lleva al servicio del nivel vigente.</w:t>
+            </w:r>
+          </w:p>
+        </w:tc>
+      </w:tr>
+      <w:tr>
+        <w:trPr>
+          <w:cantSplit/>
+          <w:jc w:val="center"/>
+        </w:trPr>
+        <w:tc>
+          <w:tcPr>
+            <w:tcW w:w="3100" w:type="dxa"/>
+            <w:tcMar>
+              <w:top w:w="40" w:type="dxa"/>
+              <w:left w:w="90" w:type="dxa"/>
+              <w:bottom w:w="40" w:type="dxa"/>
+              <w:right w:w="90" w:type="dxa"/>
+            </w:tcMar>
+          </w:tcPr>
+          <w:p>
+            <w:pPr>
+              <w:spacing w:after="30" w:line="240" w:lineRule="auto"/>
+              <w:jc w:val="both"/>
+            </w:pPr>
+            <w:r>
+              <w:rPr>
+                <w:sz w:val="19"/>
+                <w:szCs w:val="19"/>
+                <w:lang w:val="es-CO"/>
+              </w:rPr>
+              <w:t>Mensajes exactos por nivel</w:t>
+            </w:r>
+          </w:p>
+        </w:tc>
+        <w:tc>
+          <w:tcPr>
+            <w:tcW w:w="6306" w:type="dxa"/>
+            <w:tcMar>
+              <w:top w:w="40" w:type="dxa"/>
+              <w:left w:w="90" w:type="dxa"/>
+              <w:bottom w:w="40" w:type="dxa"/>
+              <w:right w:w="90" w:type="dxa"/>
+            </w:tcMar>
+          </w:tcPr>
+          <w:p>
+            <w:pPr>
+              <w:spacing w:after="30" w:line="240" w:lineRule="auto"/>
+              <w:jc w:val="both"/>
+              <w:rPr>
+                <w:lang w:val="es-CO"/>
+              </w:rPr>
+            </w:pPr>
+            <w:r>
+              <w:rPr>
+                <w:sz w:val="19"/>
+                <w:szCs w:val="19"/>
+                <w:lang w:val="es-CO"/>
+              </w:rPr>
+              <w:t>Cada servicio responde el texto que pide el enunciado, incluidos los del Nivel 3.</w:t>
+            </w:r>
+          </w:p>
+        </w:tc>
+      </w:tr>
+      <w:tr>
+        <w:trPr>
+          <w:cantSplit/>
+          <w:jc w:val="center"/>
+        </w:trPr>
+        <w:tc>
+          <w:tcPr>
+            <w:tcW w:w="3100" w:type="dxa"/>
+            <w:tcMar>
+              <w:top w:w="40" w:type="dxa"/>
+              <w:left w:w="90" w:type="dxa"/>
+              <w:bottom w:w="40" w:type="dxa"/>
+              <w:right w:w="90" w:type="dxa"/>
+            </w:tcMar>
+          </w:tcPr>
+          <w:p>
+            <w:pPr>
+              <w:spacing w:after="30" w:line="240" w:lineRule="auto"/>
+              <w:jc w:val="both"/>
+            </w:pPr>
+            <w:r>
+              <w:rPr>
+                <w:sz w:val="19"/>
+                <w:szCs w:val="19"/>
+                <w:lang w:val="es-CO"/>
+              </w:rPr>
+              <w:t>Sin plantilla inicial</w:t>
+            </w:r>
+          </w:p>
+        </w:tc>
+        <w:tc>
+          <w:tcPr>
+            <w:tcW w:w="6306" w:type="dxa"/>
+            <w:tcMar>
+              <w:top w:w="40" w:type="dxa"/>
+              <w:left w:w="90" w:type="dxa"/>
+              <w:bottom w:w="40" w:type="dxa"/>
+              <w:right w:w="90" w:type="dxa"/>
+            </w:tcMar>
+          </w:tcPr>
+          <w:p>
+            <w:pPr>
+              <w:spacing w:after="30" w:line="240" w:lineRule="auto"/>
+              <w:jc w:val="both"/>
+              <w:rPr>
+                <w:lang w:val="es-CO"/>
+              </w:rPr>
+            </w:pPr>
+            <w:r>
+              <w:rPr>
+                <w:sz w:val="19"/>
+                <w:szCs w:val="19"/>
+                <w:lang w:val="es-CO"/>
+              </w:rPr>
+              <w:t>El diseño y el código se hicieron desde cero.</w:t>
+            </w:r>
+          </w:p>
+        </w:tc>
+      </w:tr>
+      <w:tr>
+        <w:trPr>
+          <w:cantSplit/>
+          <w:jc w:val="center"/>
+        </w:trPr>
+        <w:tc>
+          <w:tcPr>
+            <w:tcW w:w="3100" w:type="dxa"/>
+            <w:tcMar>
+              <w:top w:w="40" w:type="dxa"/>
+              <w:left w:w="90" w:type="dxa"/>
+              <w:bottom w:w="40" w:type="dxa"/>
+              <w:right w:w="90" w:type="dxa"/>
+            </w:tcMar>
+          </w:tcPr>
+          <w:p>
+            <w:pPr>
+              <w:spacing w:after="30" w:line="240" w:lineRule="auto"/>
+              <w:jc w:val="both"/>
+              <w:rPr>
+                <w:lang w:val="es-CO"/>
+              </w:rPr>
+            </w:pPr>
+            <w:r>
+              <w:rPr>
+                <w:sz w:val="19"/>
+                <w:szCs w:val="19"/>
+                <w:lang w:val="es-CO"/>
+              </w:rPr>
+              <w:t>Una cuenta de AWS para el equipo</w:t>
+            </w:r>
+          </w:p>
+        </w:tc>
+        <w:tc>
+          <w:tcPr>
+            <w:tcW w:w="6306" w:type="dxa"/>
+            <w:tcMar>
+              <w:top w:w="40" w:type="dxa"/>
+              <w:left w:w="90" w:type="dxa"/>
+              <w:bottom w:w="40" w:type="dxa"/>
+              <w:right w:w="90" w:type="dxa"/>
+            </w:tcMar>
+          </w:tcPr>
+          <w:p>
+            <w:pPr>
+              <w:spacing w:after="30" w:line="240" w:lineRule="auto"/>
+              <w:jc w:val="both"/>
+              <w:rPr>
+                <w:lang w:val="es-CO"/>
+              </w:rPr>
+            </w:pPr>
+            <w:r>
+              <w:rPr>
+                <w:sz w:val="19"/>
+                <w:szCs w:val="19"/>
+                <w:lang w:val="es-CO"/>
+              </w:rPr>
+              <w:t>Una persona despliega y el panel entra con un usuario de IAM de solo lectura; nadie más modifica la infraestructura.</w:t>
+            </w:r>
+          </w:p>
+        </w:tc>
+      </w:tr>
+    </w:tbl>
+    <w:p>
+      <w:pPr>
+        <w:pStyle w:val="Ttulo2"/>
+        <w:rPr>
+          <w:lang w:val="es-CO"/>
+        </w:rPr>
+      </w:pPr>
+      <w:bookmarkStart w:id="4" w:name="_Toc243953122"/>
       <w:r>
         <w:rPr>
           <w:lang w:val="es-CO"/>
         </w:rPr>
-        <w:t>DynamoDB</w:t>
+        <w:t>2.2 Matriz de riesgos</w:t>
       </w:r>
-      <w:proofErr w:type="spellEnd"/>
+      <w:bookmarkEnd w:id="4"/>
+    </w:p>
+    <w:p>
+      <w:pPr>
+        <w:jc w:val="both"/>
+        <w:rPr>
+          <w:lang w:val="es-CO"/>
+        </w:rPr>
+      </w:pPr>
       <w:r>
         <w:rPr>
           <w:lang w:val="es-CO"/>
         </w:rPr>
-        <w:t>; el nivel se decide solo con respuestas de error, no con latencia ni con fallas de dependencias; y la recuperación de un nivel por minuto es una decisión nuestra, no del enunciado.</w:t>
+        <w:t xml:space="preserve">Cada riesgo se califica por su impacto (1 a 3) y su probabilidad (1 a 3); el resultado es el producto de ambos. De 1 a 2 es bajo, de 3 a 4 medio y de 6 a 9 alto. </w:t>
       </w:r>
     </w:p>
+    <w:p>
+      <w:pPr>
+        <w:jc w:val="both"/>
+        <w:rPr>
+          <w:lang w:val="es-CO"/>
+        </w:rPr>
+      </w:pPr>
+      <w:r>
+        <w:rPr>
+          <w:lang w:val="es-CO"/>
+        </w:rPr>
+        <w:t>Son los riesgos que el diseño atiende, con su calificación antes y después de mitigar y lo que mostró la corrida oficial de la sección 11. R1 y R2 se comprobaron en la corrida; R3 y R4 no se provocaron y quedan descritos en la sección 12.</w:t>
+      </w:r>
+    </w:p>
+    <w:tbl>
+      <w:tblPr>
+        <w:tblW w:w="9406" w:type="dxa"/>
+        <w:jc w:val="center"/>
+        <w:tblBorders>
+          <w:top w:val="single" w:sz="4" w:space="0" w:color="C9D4DF"/>
+          <w:left w:val="single" w:sz="4" w:space="0" w:color="C9D4DF"/>
+          <w:bottom w:val="single" w:sz="4" w:space="0" w:color="C9D4DF"/>
+          <w:right w:val="single" w:sz="4" w:space="0" w:color="C9D4DF"/>
+          <w:insideH w:val="single" w:sz="4" w:space="0" w:color="C9D4DF"/>
+          <w:insideV w:val="single" w:sz="4" w:space="0" w:color="C9D4DF"/>
+        </w:tblBorders>
+        <w:tblLayout w:type="fixed"/>
+        <w:tblLook w:val="04A0" w:firstRow="1" w:lastRow="0" w:firstColumn="1" w:lastColumn="0" w:noHBand="0" w:noVBand="1"/>
+      </w:tblPr>
+      <w:tblGrid>
+        <w:gridCol w:w="1900"/>
+        <w:gridCol w:w="900"/>
+        <w:gridCol w:w="2500"/>
+        <w:gridCol w:w="3200"/>
+        <w:gridCol w:w="906"/>
+      </w:tblGrid>
+      <w:tr>
+        <w:trPr>
+          <w:cantSplit/>
+          <w:tblHeader/>
+          <w:jc w:val="center"/>
+        </w:trPr>
+        <w:tc>
+          <w:tcPr>
+            <w:tcW w:w="1900" w:type="dxa"/>
+            <w:shd w:val="clear" w:color="auto" w:fill="4F81BD"/>
+            <w:tcMar>
+              <w:top w:w="40" w:type="dxa"/>
+              <w:left w:w="90" w:type="dxa"/>
+              <w:bottom w:w="40" w:type="dxa"/>
+              <w:right w:w="90" w:type="dxa"/>
+            </w:tcMar>
+          </w:tcPr>
+          <w:p>
+            <w:pPr>
+              <w:spacing w:after="30" w:line="240" w:lineRule="auto"/>
+              <w:jc w:val="center"/>
+            </w:pPr>
+            <w:r>
+              <w:rPr>
+                <w:b/>
+                <w:color w:val="FFFFFF"/>
+                <w:sz w:val="19"/>
+                <w:szCs w:val="19"/>
+              </w:rPr>
+              <w:t>Riesgo</w:t>
+            </w:r>
+          </w:p>
+        </w:tc>
+        <w:tc>
+          <w:tcPr>
+            <w:tcW w:w="900" w:type="dxa"/>
+            <w:shd w:val="clear" w:color="auto" w:fill="4F81BD"/>
+            <w:tcMar>
+              <w:top w:w="40" w:type="dxa"/>
+              <w:left w:w="90" w:type="dxa"/>
+              <w:bottom w:w="40" w:type="dxa"/>
+              <w:right w:w="90" w:type="dxa"/>
+            </w:tcMar>
+          </w:tcPr>
+          <w:p>
+            <w:pPr>
+              <w:spacing w:after="30" w:line="240" w:lineRule="auto"/>
+              <w:jc w:val="center"/>
+            </w:pPr>
+            <w:r>
+              <w:rPr>
+                <w:b/>
+                <w:color w:val="FFFFFF"/>
+                <w:sz w:val="19"/>
+                <w:szCs w:val="19"/>
+              </w:rPr>
+              <w:t>Antes</w:t>
+            </w:r>
+          </w:p>
+        </w:tc>
+        <w:tc>
+          <w:tcPr>
+            <w:tcW w:w="2500" w:type="dxa"/>
+            <w:shd w:val="clear" w:color="auto" w:fill="4F81BD"/>
+            <w:tcMar>
+              <w:top w:w="40" w:type="dxa"/>
+              <w:left w:w="90" w:type="dxa"/>
+              <w:bottom w:w="40" w:type="dxa"/>
+              <w:right w:w="90" w:type="dxa"/>
+            </w:tcMar>
+          </w:tcPr>
+          <w:p>
+            <w:pPr>
+              <w:spacing w:after="30" w:line="240" w:lineRule="auto"/>
+              <w:jc w:val="center"/>
+            </w:pPr>
+            <w:r>
+              <w:rPr>
+                <w:b/>
+                <w:color w:val="FFFFFF"/>
+                <w:sz w:val="19"/>
+                <w:szCs w:val="19"/>
+              </w:rPr>
+              <w:t>Qué lo baja</w:t>
+            </w:r>
+          </w:p>
+        </w:tc>
+        <w:tc>
+          <w:tcPr>
+            <w:tcW w:w="3200" w:type="dxa"/>
+            <w:shd w:val="clear" w:color="auto" w:fill="4F81BD"/>
+            <w:tcMar>
+              <w:top w:w="40" w:type="dxa"/>
+              <w:left w:w="90" w:type="dxa"/>
+              <w:bottom w:w="40" w:type="dxa"/>
+              <w:right w:w="90" w:type="dxa"/>
+            </w:tcMar>
+          </w:tcPr>
+          <w:p>
+            <w:pPr>
+              <w:spacing w:after="30" w:line="240" w:lineRule="auto"/>
+              <w:jc w:val="center"/>
+              <w:rPr>
+                <w:lang w:val="es-CO"/>
+              </w:rPr>
+            </w:pPr>
+            <w:r>
+              <w:rPr>
+                <w:b/>
+                <w:color w:val="FFFFFF"/>
+                <w:sz w:val="19"/>
+                <w:szCs w:val="19"/>
+                <w:lang w:val="es-CO"/>
+              </w:rPr>
+              <w:t>Evidencia en la corrida oficial</w:t>
+            </w:r>
+          </w:p>
+        </w:tc>
+        <w:tc>
+          <w:tcPr>
+            <w:tcW w:w="906" w:type="dxa"/>
+            <w:shd w:val="clear" w:color="auto" w:fill="4F81BD"/>
+            <w:tcMar>
+              <w:top w:w="40" w:type="dxa"/>
+              <w:left w:w="90" w:type="dxa"/>
+              <w:bottom w:w="40" w:type="dxa"/>
+              <w:right w:w="90" w:type="dxa"/>
+            </w:tcMar>
+          </w:tcPr>
+          <w:p>
+            <w:pPr>
+              <w:spacing w:after="30" w:line="240" w:lineRule="auto"/>
+              <w:jc w:val="center"/>
+            </w:pPr>
+            <w:r>
+              <w:rPr>
+                <w:b/>
+                <w:color w:val="FFFFFF"/>
+                <w:sz w:val="19"/>
+                <w:szCs w:val="19"/>
+              </w:rPr>
+              <w:t>Después</w:t>
+            </w:r>
+          </w:p>
+        </w:tc>
+      </w:tr>
+      <w:tr>
+        <w:trPr>
+          <w:cantSplit/>
+          <w:jc w:val="center"/>
+        </w:trPr>
+        <w:tc>
+          <w:tcPr>
+            <w:tcW w:w="1900" w:type="dxa"/>
+            <w:tcMar>
+              <w:top w:w="40" w:type="dxa"/>
+              <w:left w:w="90" w:type="dxa"/>
+              <w:bottom w:w="40" w:type="dxa"/>
+              <w:right w:w="90" w:type="dxa"/>
+            </w:tcMar>
+          </w:tcPr>
+          <w:p>
+            <w:pPr>
+              <w:spacing w:after="30" w:line="240" w:lineRule="auto"/>
+              <w:jc w:val="both"/>
+              <w:rPr>
+                <w:lang w:val="es-CO"/>
+              </w:rPr>
+            </w:pPr>
+            <w:r>
+              <w:rPr>
+                <w:sz w:val="19"/>
+                <w:szCs w:val="19"/>
+                <w:lang w:val="es-CO"/>
+              </w:rPr>
+              <w:t>R1. El sistema oscila entre niveles</w:t>
+            </w:r>
+          </w:p>
+        </w:tc>
+        <w:tc>
+          <w:tcPr>
+            <w:tcW w:w="900" w:type="dxa"/>
+            <w:shd w:val="clear" w:color="auto" w:fill="F4C7C3"/>
+            <w:tcMar>
+              <w:top w:w="40" w:type="dxa"/>
+              <w:left w:w="90" w:type="dxa"/>
+              <w:bottom w:w="40" w:type="dxa"/>
+              <w:right w:w="90" w:type="dxa"/>
+            </w:tcMar>
+          </w:tcPr>
+          <w:p>
+            <w:pPr>
+              <w:spacing w:after="30" w:line="240" w:lineRule="auto"/>
+              <w:jc w:val="center"/>
+            </w:pPr>
+            <w:r>
+              <w:rPr>
+                <w:sz w:val="19"/>
+                <w:szCs w:val="19"/>
+                <w:lang w:val="es-CO"/>
+              </w:rPr>
+              <w:t>9 (alto)</w:t>
+            </w:r>
+          </w:p>
+        </w:tc>
+        <w:tc>
+          <w:tcPr>
+            <w:tcW w:w="2500" w:type="dxa"/>
+            <w:tcMar>
+              <w:top w:w="40" w:type="dxa"/>
+              <w:left w:w="90" w:type="dxa"/>
+              <w:bottom w:w="40" w:type="dxa"/>
+              <w:right w:w="90" w:type="dxa"/>
+            </w:tcMar>
+          </w:tcPr>
+          <w:p>
+            <w:pPr>
+              <w:spacing w:after="30" w:line="240" w:lineRule="auto"/>
+              <w:jc w:val="both"/>
+              <w:rPr>
+                <w:lang w:val="es-CO"/>
+              </w:rPr>
+            </w:pPr>
+            <w:r>
+              <w:rPr>
+                <w:sz w:val="19"/>
+                <w:szCs w:val="19"/>
+                <w:lang w:val="es-CO"/>
+              </w:rPr>
+              <w:t>Permanencia mínima de 2 minutos tras degradar: un minuto limpio ya no devuelve el sistema al Nivel 1.</w:t>
+            </w:r>
+          </w:p>
+        </w:tc>
+        <w:tc>
+          <w:tcPr>
+            <w:tcW w:w="3200" w:type="dxa"/>
+            <w:tcMar>
+              <w:top w:w="40" w:type="dxa"/>
+              <w:left w:w="90" w:type="dxa"/>
+              <w:bottom w:w="40" w:type="dxa"/>
+              <w:right w:w="90" w:type="dxa"/>
+            </w:tcMar>
+          </w:tcPr>
+          <w:p>
+            <w:pPr>
+              <w:spacing w:after="30" w:line="240" w:lineRule="auto"/>
+              <w:jc w:val="both"/>
+              <w:rPr>
+                <w:lang w:val="es-CO"/>
+              </w:rPr>
+            </w:pPr>
+            <w:r>
+              <w:rPr>
+                <w:sz w:val="19"/>
+                <w:szCs w:val="19"/>
+                <w:lang w:val="es-CO"/>
+              </w:rPr>
+              <w:t>Secuencia 1-2-3-2-1 sin saltos ni oscilaciones (Figura 3). Sin la permanencia, el mismo script daba 1-2-1-3-2-3-2-1.</w:t>
+            </w:r>
+          </w:p>
+        </w:tc>
+        <w:tc>
+          <w:tcPr>
+            <w:tcW w:w="906" w:type="dxa"/>
+            <w:shd w:val="clear" w:color="auto" w:fill="FFF2CC"/>
+            <w:tcMar>
+              <w:top w:w="40" w:type="dxa"/>
+              <w:left w:w="90" w:type="dxa"/>
+              <w:bottom w:w="40" w:type="dxa"/>
+              <w:right w:w="90" w:type="dxa"/>
+            </w:tcMar>
+          </w:tcPr>
+          <w:p>
+            <w:pPr>
+              <w:spacing w:after="30" w:line="240" w:lineRule="auto"/>
+              <w:jc w:val="center"/>
+            </w:pPr>
+            <w:r>
+              <w:rPr>
+                <w:sz w:val="19"/>
+                <w:szCs w:val="19"/>
+                <w:lang w:val="es-CO"/>
+              </w:rPr>
+              <w:t>3 (medio)</w:t>
+            </w:r>
+          </w:p>
+        </w:tc>
+      </w:tr>
+      <w:tr>
+        <w:trPr>
+          <w:cantSplit/>
+          <w:jc w:val="center"/>
+        </w:trPr>
+        <w:tc>
+          <w:tcPr>
+            <w:tcW w:w="1900" w:type="dxa"/>
+            <w:tcMar>
+              <w:top w:w="40" w:type="dxa"/>
+              <w:left w:w="90" w:type="dxa"/>
+              <w:bottom w:w="40" w:type="dxa"/>
+              <w:right w:w="90" w:type="dxa"/>
+            </w:tcMar>
+          </w:tcPr>
+          <w:p>
+            <w:pPr>
+              <w:spacing w:after="30" w:line="240" w:lineRule="auto"/>
+              <w:jc w:val="both"/>
+              <w:rPr>
+                <w:lang w:val="es-CO"/>
+              </w:rPr>
+            </w:pPr>
+            <w:r>
+              <w:rPr>
+                <w:sz w:val="19"/>
+                <w:szCs w:val="19"/>
+                <w:lang w:val="es-CO"/>
+              </w:rPr>
+              <w:t>R2. Dos instancias responden niveles distintos</w:t>
+            </w:r>
+          </w:p>
+        </w:tc>
+        <w:tc>
+          <w:tcPr>
+            <w:tcW w:w="900" w:type="dxa"/>
+            <w:shd w:val="clear" w:color="auto" w:fill="F4C7C3"/>
+            <w:tcMar>
+              <w:top w:w="40" w:type="dxa"/>
+              <w:left w:w="90" w:type="dxa"/>
+              <w:bottom w:w="40" w:type="dxa"/>
+              <w:right w:w="90" w:type="dxa"/>
+            </w:tcMar>
+          </w:tcPr>
+          <w:p>
+            <w:pPr>
+              <w:spacing w:after="30" w:line="240" w:lineRule="auto"/>
+              <w:jc w:val="center"/>
+            </w:pPr>
+            <w:r>
+              <w:rPr>
+                <w:sz w:val="19"/>
+                <w:szCs w:val="19"/>
+                <w:lang w:val="es-CO"/>
+              </w:rPr>
+              <w:t>6 (alto)</w:t>
+            </w:r>
+          </w:p>
+        </w:tc>
+        <w:tc>
+          <w:tcPr>
+            <w:tcW w:w="2500" w:type="dxa"/>
+            <w:tcMar>
+              <w:top w:w="40" w:type="dxa"/>
+              <w:left w:w="90" w:type="dxa"/>
+              <w:bottom w:w="40" w:type="dxa"/>
+              <w:right w:w="90" w:type="dxa"/>
+            </w:tcMar>
+          </w:tcPr>
+          <w:p>
+            <w:pPr>
+              <w:spacing w:after="30" w:line="240" w:lineRule="auto"/>
+              <w:jc w:val="both"/>
+              <w:rPr>
+                <w:lang w:val="es-CO"/>
+              </w:rPr>
+            </w:pPr>
+            <w:r>
+              <w:rPr>
+                <w:sz w:val="19"/>
+                <w:szCs w:val="19"/>
+                <w:lang w:val="es-CO"/>
+              </w:rPr>
+              <w:t>El nivel del minuto se guarda una sola vez en DynamoDB, con escritura condicional, y todas las instancias lo leen de ahí.</w:t>
+            </w:r>
+          </w:p>
+        </w:tc>
+        <w:tc>
+          <w:tcPr>
+            <w:tcW w:w="3200" w:type="dxa"/>
+            <w:tcMar>
+              <w:top w:w="40" w:type="dxa"/>
+              <w:left w:w="90" w:type="dxa"/>
+              <w:bottom w:w="40" w:type="dxa"/>
+              <w:right w:w="90" w:type="dxa"/>
+            </w:tcMar>
+          </w:tcPr>
+          <w:p>
+            <w:pPr>
+              <w:spacing w:after="30" w:line="240" w:lineRule="auto"/>
+              <w:jc w:val="both"/>
+              <w:rPr>
+                <w:lang w:val="es-CO"/>
+              </w:rPr>
+            </w:pPr>
+            <w:r>
+              <w:rPr>
+                <w:sz w:val="19"/>
+                <w:szCs w:val="19"/>
+                <w:lang w:val="es-CO"/>
+              </w:rPr>
+              <w:t>Las 19 peticiones de cada minuto respondieron el mismo nivel, y los 8 minutos coinciden entre el k6 y el servidor (Figura 3).</w:t>
+            </w:r>
+          </w:p>
+        </w:tc>
+        <w:tc>
+          <w:tcPr>
+            <w:tcW w:w="906" w:type="dxa"/>
+            <w:shd w:val="clear" w:color="auto" w:fill="FFF2CC"/>
+            <w:tcMar>
+              <w:top w:w="40" w:type="dxa"/>
+              <w:left w:w="90" w:type="dxa"/>
+              <w:bottom w:w="40" w:type="dxa"/>
+              <w:right w:w="90" w:type="dxa"/>
+            </w:tcMar>
+          </w:tcPr>
+          <w:p>
+            <w:pPr>
+              <w:spacing w:after="30" w:line="240" w:lineRule="auto"/>
+              <w:jc w:val="center"/>
+            </w:pPr>
+            <w:r>
+              <w:rPr>
+                <w:sz w:val="19"/>
+                <w:szCs w:val="19"/>
+                <w:lang w:val="es-CO"/>
+              </w:rPr>
+              <w:t>3 (medio)</w:t>
+            </w:r>
+          </w:p>
+        </w:tc>
+      </w:tr>
+      <w:tr>
+        <w:trPr>
+          <w:cantSplit/>
+          <w:jc w:val="center"/>
+        </w:trPr>
+        <w:tc>
+          <w:tcPr>
+            <w:tcW w:w="1900" w:type="dxa"/>
+            <w:tcMar>
+              <w:top w:w="40" w:type="dxa"/>
+              <w:left w:w="90" w:type="dxa"/>
+              <w:bottom w:w="40" w:type="dxa"/>
+              <w:right w:w="90" w:type="dxa"/>
+            </w:tcMar>
+          </w:tcPr>
+          <w:p>
+            <w:pPr>
+              <w:spacing w:after="30" w:line="240" w:lineRule="auto"/>
+              <w:jc w:val="both"/>
+              <w:rPr>
+                <w:lang w:val="es-CO"/>
+              </w:rPr>
+            </w:pPr>
+            <w:r>
+              <w:rPr>
+                <w:sz w:val="19"/>
+                <w:szCs w:val="19"/>
+                <w:lang w:val="es-CO"/>
+              </w:rPr>
+              <w:t>R3. El servicio de un nivel falla o se cuelga</w:t>
+            </w:r>
+          </w:p>
+        </w:tc>
+        <w:tc>
+          <w:tcPr>
+            <w:tcW w:w="900" w:type="dxa"/>
+            <w:shd w:val="clear" w:color="auto" w:fill="F4C7C3"/>
+            <w:tcMar>
+              <w:top w:w="40" w:type="dxa"/>
+              <w:left w:w="90" w:type="dxa"/>
+              <w:bottom w:w="40" w:type="dxa"/>
+              <w:right w:w="90" w:type="dxa"/>
+            </w:tcMar>
+          </w:tcPr>
+          <w:p>
+            <w:pPr>
+              <w:spacing w:after="30" w:line="240" w:lineRule="auto"/>
+              <w:jc w:val="center"/>
+            </w:pPr>
+            <w:r>
+              <w:rPr>
+                <w:sz w:val="19"/>
+                <w:szCs w:val="19"/>
+                <w:lang w:val="es-CO"/>
+              </w:rPr>
+              <w:t>6 (alto)</w:t>
+            </w:r>
+          </w:p>
+        </w:tc>
+        <w:tc>
+          <w:tcPr>
+            <w:tcW w:w="2500" w:type="dxa"/>
+            <w:tcMar>
+              <w:top w:w="40" w:type="dxa"/>
+              <w:left w:w="90" w:type="dxa"/>
+              <w:bottom w:w="40" w:type="dxa"/>
+              <w:right w:w="90" w:type="dxa"/>
+            </w:tcMar>
+          </w:tcPr>
+          <w:p>
+            <w:pPr>
+              <w:spacing w:after="30" w:line="240" w:lineRule="auto"/>
+              <w:jc w:val="both"/>
+              <w:rPr>
+                <w:lang w:val="es-CO"/>
+              </w:rPr>
+            </w:pPr>
+            <w:r>
+              <w:rPr>
+                <w:sz w:val="19"/>
+                <w:szCs w:val="19"/>
+                <w:lang w:val="es-CO"/>
+              </w:rPr>
+              <w:t>Se corta a los 3 s y sin reintentos: responde el mensaje del Nivel 3 y el error cuenta para el minuto siguiente.</w:t>
+            </w:r>
+          </w:p>
+        </w:tc>
+        <w:tc>
+          <w:tcPr>
+            <w:tcW w:w="3200" w:type="dxa"/>
+            <w:tcMar>
+              <w:top w:w="40" w:type="dxa"/>
+              <w:left w:w="90" w:type="dxa"/>
+              <w:bottom w:w="40" w:type="dxa"/>
+              <w:right w:w="90" w:type="dxa"/>
+            </w:tcMar>
+          </w:tcPr>
+          <w:p>
+            <w:pPr>
+              <w:spacing w:after="30" w:line="240" w:lineRule="auto"/>
+              <w:jc w:val="both"/>
+              <w:rPr>
+                <w:lang w:val="es-CO"/>
+              </w:rPr>
+            </w:pPr>
+            <w:r>
+              <w:rPr>
+                <w:sz w:val="19"/>
+                <w:szCs w:val="19"/>
+                <w:lang w:val="es-CO"/>
+              </w:rPr>
+              <w:t>No se provocó en la corrida; el caso está descrito en la sección 12.</w:t>
+            </w:r>
+          </w:p>
+        </w:tc>
+        <w:tc>
+          <w:tcPr>
+            <w:tcW w:w="906" w:type="dxa"/>
+            <w:shd w:val="clear" w:color="auto" w:fill="D9EAD3"/>
+            <w:tcMar>
+              <w:top w:w="40" w:type="dxa"/>
+              <w:left w:w="90" w:type="dxa"/>
+              <w:bottom w:w="40" w:type="dxa"/>
+              <w:right w:w="90" w:type="dxa"/>
+            </w:tcMar>
+          </w:tcPr>
+          <w:p>
+            <w:pPr>
+              <w:spacing w:after="30" w:line="240" w:lineRule="auto"/>
+              <w:jc w:val="center"/>
+            </w:pPr>
+            <w:r>
+              <w:rPr>
+                <w:sz w:val="19"/>
+                <w:szCs w:val="19"/>
+                <w:lang w:val="es-CO"/>
+              </w:rPr>
+              <w:t>2 (bajo)</w:t>
+            </w:r>
+          </w:p>
+        </w:tc>
+      </w:tr>
+      <w:tr>
+        <w:trPr>
+          <w:cantSplit/>
+          <w:jc w:val="center"/>
+        </w:trPr>
+        <w:tc>
+          <w:tcPr>
+            <w:tcW w:w="1900" w:type="dxa"/>
+            <w:tcMar>
+              <w:top w:w="40" w:type="dxa"/>
+              <w:left w:w="90" w:type="dxa"/>
+              <w:bottom w:w="40" w:type="dxa"/>
+              <w:right w:w="90" w:type="dxa"/>
+            </w:tcMar>
+          </w:tcPr>
+          <w:p>
+            <w:pPr>
+              <w:spacing w:after="30" w:line="240" w:lineRule="auto"/>
+              <w:jc w:val="both"/>
+            </w:pPr>
+            <w:r>
+              <w:rPr>
+                <w:sz w:val="19"/>
+                <w:szCs w:val="19"/>
+                <w:lang w:val="es-CO"/>
+              </w:rPr>
+              <w:lastRenderedPageBreak/>
+              <w:t>R4. DynamoDB no responde</w:t>
+            </w:r>
+          </w:p>
+        </w:tc>
+        <w:tc>
+          <w:tcPr>
+            <w:tcW w:w="900" w:type="dxa"/>
+            <w:shd w:val="clear" w:color="auto" w:fill="FFF2CC"/>
+            <w:tcMar>
+              <w:top w:w="40" w:type="dxa"/>
+              <w:left w:w="90" w:type="dxa"/>
+              <w:bottom w:w="40" w:type="dxa"/>
+              <w:right w:w="90" w:type="dxa"/>
+            </w:tcMar>
+          </w:tcPr>
+          <w:p>
+            <w:pPr>
+              <w:spacing w:after="30" w:line="240" w:lineRule="auto"/>
+              <w:jc w:val="center"/>
+            </w:pPr>
+            <w:r>
+              <w:rPr>
+                <w:sz w:val="19"/>
+                <w:szCs w:val="19"/>
+                <w:lang w:val="es-CO"/>
+              </w:rPr>
+              <w:t>3 (medio)</w:t>
+            </w:r>
+          </w:p>
+        </w:tc>
+        <w:tc>
+          <w:tcPr>
+            <w:tcW w:w="2500" w:type="dxa"/>
+            <w:tcMar>
+              <w:top w:w="40" w:type="dxa"/>
+              <w:left w:w="90" w:type="dxa"/>
+              <w:bottom w:w="40" w:type="dxa"/>
+              <w:right w:w="90" w:type="dxa"/>
+            </w:tcMar>
+          </w:tcPr>
+          <w:p>
+            <w:pPr>
+              <w:spacing w:after="30" w:line="240" w:lineRule="auto"/>
+              <w:jc w:val="both"/>
+              <w:rPr>
+                <w:lang w:val="es-CO"/>
+              </w:rPr>
+            </w:pPr>
+            <w:r>
+              <w:rPr>
+                <w:sz w:val="19"/>
+                <w:szCs w:val="19"/>
+                <w:lang w:val="es-CO"/>
+              </w:rPr>
+              <w:t>Falla segura: responde «Nivel 3: Sistema bajo mantenimiento» (503), nunca un error crudo.</w:t>
+            </w:r>
+          </w:p>
+        </w:tc>
+        <w:tc>
+          <w:tcPr>
+            <w:tcW w:w="3200" w:type="dxa"/>
+            <w:tcMar>
+              <w:top w:w="40" w:type="dxa"/>
+              <w:left w:w="90" w:type="dxa"/>
+              <w:bottom w:w="40" w:type="dxa"/>
+              <w:right w:w="90" w:type="dxa"/>
+            </w:tcMar>
+          </w:tcPr>
+          <w:p>
+            <w:pPr>
+              <w:spacing w:after="30" w:line="240" w:lineRule="auto"/>
+              <w:jc w:val="both"/>
+              <w:rPr>
+                <w:lang w:val="es-CO"/>
+              </w:rPr>
+            </w:pPr>
+            <w:r>
+              <w:rPr>
+                <w:sz w:val="19"/>
+                <w:szCs w:val="19"/>
+                <w:lang w:val="es-CO"/>
+              </w:rPr>
+              <w:t>No se provocó en la corrida; el caso está descrito en la sección 12.</w:t>
+            </w:r>
+          </w:p>
+        </w:tc>
+        <w:tc>
+          <w:tcPr>
+            <w:tcW w:w="906" w:type="dxa"/>
+            <w:shd w:val="clear" w:color="auto" w:fill="D9EAD3"/>
+            <w:tcMar>
+              <w:top w:w="40" w:type="dxa"/>
+              <w:left w:w="90" w:type="dxa"/>
+              <w:bottom w:w="40" w:type="dxa"/>
+              <w:right w:w="90" w:type="dxa"/>
+            </w:tcMar>
+          </w:tcPr>
+          <w:p>
+            <w:pPr>
+              <w:spacing w:after="30" w:line="240" w:lineRule="auto"/>
+              <w:jc w:val="center"/>
+            </w:pPr>
+            <w:r>
+              <w:rPr>
+                <w:sz w:val="19"/>
+                <w:szCs w:val="19"/>
+                <w:lang w:val="es-CO"/>
+              </w:rPr>
+              <w:t>2 (bajo)</w:t>
+            </w:r>
+          </w:p>
+        </w:tc>
+      </w:tr>
+    </w:tbl>
     <w:p>
       <w:pPr>
         <w:rPr>
@@ -3098,14 +4104,14 @@
           <w:lang w:val="es-CO"/>
         </w:rPr>
       </w:pPr>
-      <w:bookmarkStart w:id="3" w:name="_Toc243845927"/>
+      <w:bookmarkStart w:id="5" w:name="_Toc243953123"/>
       <w:r>
         <w:rPr>
           <w:lang w:val="es-CO"/>
         </w:rPr>
         <w:t>3. Tácticas de arquitectura</w:t>
       </w:r>
-      <w:bookmarkEnd w:id="3"/>
+      <w:bookmarkEnd w:id="5"/>
     </w:p>
     <w:p>
       <w:pPr>
@@ -3118,19 +4124,7 @@
         <w:rPr>
           <w:lang w:val="es-CO"/>
         </w:rPr>
-        <w:t xml:space="preserve">Cada táctica aplicada en un componente </w:t>
-      </w:r>
-      <w:r>
-        <w:rPr>
-          <w:lang w:val="es-CO"/>
-        </w:rPr>
-        <w:t>concreto</w:t>
-      </w:r>
-      <w:r>
-        <w:rPr>
-          <w:lang w:val="es-CO"/>
-        </w:rPr>
-        <w:t xml:space="preserve"> de la solución de AWS:</w:t>
+        <w:t>Cada táctica aplicada en un componente concreto de la solución de AWS:</w:t>
       </w:r>
     </w:p>
     <w:tbl>
@@ -3176,7 +4170,6 @@
               <w:spacing w:after="30" w:line="240" w:lineRule="auto"/>
               <w:jc w:val="center"/>
             </w:pPr>
-            <w:proofErr w:type="spellStart"/>
             <w:r>
               <w:rPr>
                 <w:b/>
@@ -3186,7 +4179,6 @@
               </w:rPr>
               <w:t>Táctica</w:t>
             </w:r>
-            <w:proofErr w:type="spellEnd"/>
           </w:p>
         </w:tc>
         <w:tc>
@@ -3322,41 +4314,13 @@
                 <w:lang w:val="es-CO"/>
               </w:rPr>
             </w:pPr>
-            <w:proofErr w:type="spellStart"/>
-            <w:r>
-              <w:rPr>
-                <w:sz w:val="19"/>
-                <w:szCs w:val="19"/>
-                <w:lang w:val="es-CO"/>
-              </w:rPr>
-              <w:t>Router</w:t>
-            </w:r>
-            <w:proofErr w:type="spellEnd"/>
-            <w:r>
-              <w:rPr>
-                <w:sz w:val="19"/>
-                <w:szCs w:val="19"/>
-                <w:lang w:val="es-CO"/>
-              </w:rPr>
-              <w:t xml:space="preserve"> y tabla </w:t>
-            </w:r>
-            <w:proofErr w:type="spellStart"/>
-            <w:r>
-              <w:rPr>
-                <w:sz w:val="19"/>
-                <w:szCs w:val="19"/>
-                <w:lang w:val="es-CO"/>
-              </w:rPr>
-              <w:t>DynamoDB</w:t>
-            </w:r>
-            <w:proofErr w:type="spellEnd"/>
-            <w:r>
-              <w:rPr>
-                <w:sz w:val="19"/>
-                <w:szCs w:val="19"/>
-                <w:lang w:val="es-CO"/>
-              </w:rPr>
-              <w:t xml:space="preserve"> </w:t>
+            <w:r>
+              <w:rPr>
+                <w:sz w:val="19"/>
+                <w:szCs w:val="19"/>
+                <w:lang w:val="es-CO"/>
+              </w:rPr>
+              <w:t xml:space="preserve">Router y tabla DynamoDB </w:t>
             </w:r>
             <w:r>
               <w:rPr>
@@ -3421,7 +4385,6 @@
               <w:spacing w:after="30" w:line="240" w:lineRule="auto"/>
               <w:jc w:val="both"/>
             </w:pPr>
-            <w:proofErr w:type="spellStart"/>
             <w:r>
               <w:rPr>
                 <w:sz w:val="19"/>
@@ -3429,7 +4392,6 @@
               </w:rPr>
               <w:t>Disponibilidad</w:t>
             </w:r>
-            <w:proofErr w:type="spellEnd"/>
           </w:p>
         </w:tc>
       </w:tr>
@@ -3452,16 +4414,18 @@
             <w:pPr>
               <w:spacing w:after="30" w:line="240" w:lineRule="auto"/>
               <w:jc w:val="both"/>
-            </w:pPr>
-            <w:proofErr w:type="spellStart"/>
-            <w:r>
-              <w:rPr>
-                <w:sz w:val="19"/>
-                <w:szCs w:val="19"/>
-              </w:rPr>
-              <w:t>Degradación</w:t>
-            </w:r>
-            <w:proofErr w:type="spellEnd"/>
+              <w:rPr>
+                <w:lang w:val="es-CO"/>
+              </w:rPr>
+            </w:pPr>
+            <w:r>
+              <w:rPr>
+                <w:sz w:val="19"/>
+                <w:szCs w:val="19"/>
+                <w:lang w:val="es-CO"/>
+              </w:rPr>
+              <w:t>Detección de excepciones</w:t>
+            </w:r>
           </w:p>
         </w:tc>
         <w:tc>
@@ -3488,89 +4452,7 @@
                 <w:szCs w:val="19"/>
                 <w:lang w:val="es-CO"/>
               </w:rPr>
-              <w:t xml:space="preserve">Lambdas </w:t>
-            </w:r>
-            <w:r>
-              <w:rPr>
-                <w:i/>
-                <w:iCs/>
-                <w:sz w:val="19"/>
-                <w:szCs w:val="19"/>
-                <w:lang w:val="es-CO"/>
-              </w:rPr>
-              <w:t>reto3-nivel1</w:t>
-            </w:r>
-            <w:r>
-              <w:rPr>
-                <w:sz w:val="19"/>
-                <w:szCs w:val="19"/>
-                <w:lang w:val="es-CO"/>
-              </w:rPr>
-              <w:t xml:space="preserve">, </w:t>
-            </w:r>
-            <w:r>
-              <w:rPr>
-                <w:i/>
-                <w:iCs/>
-                <w:sz w:val="19"/>
-                <w:szCs w:val="19"/>
-                <w:lang w:val="es-CO"/>
-              </w:rPr>
-              <w:t>reto3-</w:t>
-            </w:r>
-            <w:r>
-              <w:rPr>
-                <w:i/>
-                <w:iCs/>
-                <w:sz w:val="19"/>
-                <w:szCs w:val="19"/>
-                <w:lang w:val="es-CO"/>
-              </w:rPr>
-              <w:t>nivel2</w:t>
-            </w:r>
-            <w:r>
-              <w:rPr>
-                <w:sz w:val="19"/>
-                <w:szCs w:val="19"/>
-                <w:lang w:val="es-CO"/>
-              </w:rPr>
-              <w:t xml:space="preserve"> y </w:t>
-            </w:r>
-            <w:r>
-              <w:rPr>
-                <w:i/>
-                <w:iCs/>
-                <w:sz w:val="19"/>
-                <w:szCs w:val="19"/>
-                <w:lang w:val="es-CO"/>
-              </w:rPr>
-              <w:t>reto3-</w:t>
-            </w:r>
-            <w:r>
-              <w:rPr>
-                <w:i/>
-                <w:iCs/>
-                <w:sz w:val="19"/>
-                <w:szCs w:val="19"/>
-                <w:lang w:val="es-CO"/>
-              </w:rPr>
-              <w:t>nivel3</w:t>
-            </w:r>
-            <w:r>
-              <w:rPr>
-                <w:sz w:val="19"/>
-                <w:szCs w:val="19"/>
-                <w:lang w:val="es-CO"/>
-              </w:rPr>
-              <w:t>: todas las capacidades, solo validar y registrar</w:t>
-            </w:r>
-            <w:r>
-              <w:rPr>
-                <w:sz w:val="19"/>
-                <w:szCs w:val="19"/>
-                <w:lang w:val="es-CO"/>
-              </w:rPr>
-              <w:t>.</w:t>
+              <w:t>Router: invocación de la Lambda del nivel con corte a los 3 s y un solo intento.</w:t>
             </w:r>
           </w:p>
         </w:tc>
@@ -3598,7 +4480,7 @@
                 <w:szCs w:val="19"/>
                 <w:lang w:val="es-CO"/>
               </w:rPr>
-              <w:t>Mantiene lo esencial cuando suben los errores.</w:t>
+              <w:t>Una falla del servicio o una espera larga cuentan como error de salud: no se esconden con reintentos.</w:t>
             </w:r>
           </w:p>
         </w:tc>
@@ -3617,7 +4499,6 @@
               <w:spacing w:after="30" w:line="240" w:lineRule="auto"/>
               <w:jc w:val="both"/>
             </w:pPr>
-            <w:proofErr w:type="spellStart"/>
             <w:r>
               <w:rPr>
                 <w:sz w:val="19"/>
@@ -3625,7 +4506,6 @@
               </w:rPr>
               <w:t>Disponibilidad</w:t>
             </w:r>
-            <w:proofErr w:type="spellEnd"/>
           </w:p>
         </w:tc>
       </w:tr>
@@ -3648,17 +4528,13 @@
             <w:pPr>
               <w:spacing w:after="30" w:line="240" w:lineRule="auto"/>
               <w:jc w:val="both"/>
-              <w:rPr>
-                <w:lang w:val="es-CO"/>
-              </w:rPr>
-            </w:pPr>
-            <w:r>
-              <w:rPr>
-                <w:sz w:val="19"/>
-                <w:szCs w:val="19"/>
-                <w:lang w:val="es-CO"/>
-              </w:rPr>
-              <w:t>Manejo de excepciones con falla segura</w:t>
+            </w:pPr>
+            <w:r>
+              <w:rPr>
+                <w:sz w:val="19"/>
+                <w:szCs w:val="19"/>
+              </w:rPr>
+              <w:t>Degradación</w:t>
             </w:r>
           </w:p>
         </w:tc>
@@ -3680,41 +4556,67 @@
                 <w:lang w:val="es-CO"/>
               </w:rPr>
             </w:pPr>
-            <w:proofErr w:type="spellStart"/>
-            <w:r>
-              <w:rPr>
-                <w:sz w:val="19"/>
-                <w:szCs w:val="19"/>
-                <w:lang w:val="es-CO"/>
-              </w:rPr>
-              <w:t>Router</w:t>
-            </w:r>
-            <w:proofErr w:type="spellEnd"/>
-            <w:r>
-              <w:rPr>
-                <w:sz w:val="19"/>
-                <w:szCs w:val="19"/>
-                <w:lang w:val="es-CO"/>
-              </w:rPr>
-              <w:t xml:space="preserve">: si </w:t>
-            </w:r>
-            <w:proofErr w:type="spellStart"/>
-            <w:r>
-              <w:rPr>
-                <w:sz w:val="19"/>
-                <w:szCs w:val="19"/>
-                <w:lang w:val="es-CO"/>
-              </w:rPr>
-              <w:t>DynamoDB</w:t>
-            </w:r>
-            <w:proofErr w:type="spellEnd"/>
-            <w:r>
-              <w:rPr>
-                <w:sz w:val="19"/>
-                <w:szCs w:val="19"/>
-                <w:lang w:val="es-CO"/>
-              </w:rPr>
-              <w:t xml:space="preserve"> no responde, contesta como Nivel 3; si falla la Lambda del nivel, 503 y la cuenta como error.</w:t>
+            <w:r>
+              <w:rPr>
+                <w:sz w:val="19"/>
+                <w:szCs w:val="19"/>
+                <w:lang w:val="es-CO"/>
+              </w:rPr>
+              <w:t xml:space="preserve">Lambdas </w:t>
+            </w:r>
+            <w:r>
+              <w:rPr>
+                <w:i/>
+                <w:iCs/>
+                <w:sz w:val="19"/>
+                <w:szCs w:val="19"/>
+                <w:lang w:val="es-CO"/>
+              </w:rPr>
+              <w:t>reto3-nivel1</w:t>
+            </w:r>
+            <w:r>
+              <w:rPr>
+                <w:sz w:val="19"/>
+                <w:szCs w:val="19"/>
+                <w:lang w:val="es-CO"/>
+              </w:rPr>
+              <w:t xml:space="preserve">, </w:t>
+            </w:r>
+            <w:r>
+              <w:rPr>
+                <w:i/>
+                <w:iCs/>
+                <w:sz w:val="19"/>
+                <w:szCs w:val="19"/>
+                <w:lang w:val="es-CO"/>
+              </w:rPr>
+              <w:t>reto3-nivel2</w:t>
+            </w:r>
+            <w:r>
+              <w:rPr>
+                <w:sz w:val="19"/>
+                <w:szCs w:val="19"/>
+                <w:lang w:val="es-CO"/>
+              </w:rPr>
+              <w:t xml:space="preserve"> y </w:t>
+            </w:r>
+            <w:r>
+              <w:rPr>
+                <w:i/>
+                <w:iCs/>
+                <w:sz w:val="19"/>
+                <w:szCs w:val="19"/>
+                <w:lang w:val="es-CO"/>
+              </w:rPr>
+              <w:t>reto3-nivel3</w:t>
+            </w:r>
+            <w:r>
+              <w:rPr>
+                <w:sz w:val="19"/>
+                <w:szCs w:val="19"/>
+                <w:lang w:val="es-CO"/>
+              </w:rPr>
+              <w:t>: todas las capacidades, solo validar y registrar.</w:t>
             </w:r>
           </w:p>
         </w:tc>
@@ -3742,7 +4644,7 @@
                 <w:szCs w:val="19"/>
                 <w:lang w:val="es-CO"/>
               </w:rPr>
-              <w:t>El cliente siempre recibe una respuesta clara.</w:t>
+              <w:t>Mantiene lo esencial cuando suben los errores.</w:t>
             </w:r>
           </w:p>
         </w:tc>
@@ -3761,7 +4663,6 @@
               <w:spacing w:after="30" w:line="240" w:lineRule="auto"/>
               <w:jc w:val="both"/>
             </w:pPr>
-            <w:proofErr w:type="spellStart"/>
             <w:r>
               <w:rPr>
                 <w:sz w:val="19"/>
@@ -3769,7 +4670,6 @@
               </w:rPr>
               <w:t>Disponibilidad</w:t>
             </w:r>
-            <w:proofErr w:type="spellEnd"/>
           </w:p>
         </w:tc>
       </w:tr>
@@ -3798,7 +4698,7 @@
                 <w:sz w:val="19"/>
                 <w:szCs w:val="19"/>
               </w:rPr>
-              <w:t>Reintroducción gradual</w:t>
+              <w:t>Reconfiguración</w:t>
             </w:r>
           </w:p>
         </w:tc>
@@ -3826,25 +4726,7 @@
                 <w:szCs w:val="19"/>
                 <w:lang w:val="es-CO"/>
               </w:rPr>
-              <w:t xml:space="preserve">Regla del </w:t>
-            </w:r>
-            <w:proofErr w:type="spellStart"/>
-            <w:r>
-              <w:rPr>
-                <w:sz w:val="19"/>
-                <w:szCs w:val="19"/>
-                <w:lang w:val="es-CO"/>
-              </w:rPr>
-              <w:t>router</w:t>
-            </w:r>
-            <w:proofErr w:type="spellEnd"/>
-            <w:r>
-              <w:rPr>
-                <w:sz w:val="19"/>
-                <w:szCs w:val="19"/>
-                <w:lang w:val="es-CO"/>
-              </w:rPr>
-              <w:t>: baja un nivel por minuto (N3 → N2 → N1).</w:t>
+              <w:t>Router: envía cada petición a la Lambda del nivel vigente.</w:t>
             </w:r>
           </w:p>
         </w:tc>
@@ -3872,7 +4754,7 @@
                 <w:szCs w:val="19"/>
                 <w:lang w:val="es-CO"/>
               </w:rPr>
-              <w:t>Evita volver de golpe al Nivel 1 con un servicio que apenas se recupera.</w:t>
+              <w:t>Cambia lo que hace el sistema sin tocar al cliente ni el código de los niveles.</w:t>
             </w:r>
           </w:p>
         </w:tc>
@@ -3891,7 +4773,6 @@
               <w:spacing w:after="30" w:line="240" w:lineRule="auto"/>
               <w:jc w:val="both"/>
             </w:pPr>
-            <w:proofErr w:type="spellStart"/>
             <w:r>
               <w:rPr>
                 <w:sz w:val="19"/>
@@ -3899,7 +4780,6 @@
               </w:rPr>
               <w:t>Disponibilidad</w:t>
             </w:r>
-            <w:proofErr w:type="spellEnd"/>
           </w:p>
         </w:tc>
       </w:tr>
@@ -3922,13 +4802,17 @@
             <w:pPr>
               <w:spacing w:after="30" w:line="240" w:lineRule="auto"/>
               <w:jc w:val="both"/>
-            </w:pPr>
-            <w:r>
-              <w:rPr>
-                <w:sz w:val="19"/>
-                <w:szCs w:val="19"/>
-              </w:rPr>
-              <w:t>Externalizar el estado</w:t>
+              <w:rPr>
+                <w:lang w:val="es-CO"/>
+              </w:rPr>
+            </w:pPr>
+            <w:r>
+              <w:rPr>
+                <w:sz w:val="19"/>
+                <w:szCs w:val="19"/>
+                <w:lang w:val="es-CO"/>
+              </w:rPr>
+              <w:t>Manejo de excepciones con falla segura</w:t>
             </w:r>
           </w:p>
         </w:tc>
@@ -3950,23 +4834,13 @@
                 <w:lang w:val="es-CO"/>
               </w:rPr>
             </w:pPr>
-            <w:proofErr w:type="spellStart"/>
-            <w:r>
-              <w:rPr>
-                <w:sz w:val="19"/>
-                <w:szCs w:val="19"/>
-                <w:lang w:val="es-CO"/>
-              </w:rPr>
-              <w:t>DynamoDB</w:t>
-            </w:r>
-            <w:proofErr w:type="spellEnd"/>
-            <w:r>
-              <w:rPr>
-                <w:sz w:val="19"/>
-                <w:szCs w:val="19"/>
-                <w:lang w:val="es-CO"/>
-              </w:rPr>
-              <w:t xml:space="preserve"> con escritura condicional por minuto.</w:t>
+            <w:r>
+              <w:rPr>
+                <w:sz w:val="19"/>
+                <w:szCs w:val="19"/>
+                <w:lang w:val="es-CO"/>
+              </w:rPr>
+              <w:t>Router: si DynamoDB no responde, contesta como Nivel 3; si falla la Lambda del nivel, 503 y la cuenta como error.</w:t>
             </w:r>
           </w:p>
         </w:tc>
@@ -3994,7 +4868,7 @@
                 <w:szCs w:val="19"/>
                 <w:lang w:val="es-CO"/>
               </w:rPr>
-              <w:t>Todas las instancias de Lambda ven el mismo nivel y se evita la oscilación entre niveles.</w:t>
+              <w:t>El cliente siempre recibe una respuesta clara.</w:t>
             </w:r>
           </w:p>
         </w:tc>
@@ -4013,7 +4887,6 @@
               <w:spacing w:after="30" w:line="240" w:lineRule="auto"/>
               <w:jc w:val="both"/>
             </w:pPr>
-            <w:proofErr w:type="spellStart"/>
             <w:r>
               <w:rPr>
                 <w:sz w:val="19"/>
@@ -4021,7 +4894,6 @@
               </w:rPr>
               <w:t>Disponibilidad</w:t>
             </w:r>
-            <w:proofErr w:type="spellEnd"/>
           </w:p>
         </w:tc>
       </w:tr>
@@ -4044,13 +4916,17 @@
             <w:pPr>
               <w:spacing w:after="30" w:line="240" w:lineRule="auto"/>
               <w:jc w:val="both"/>
-            </w:pPr>
-            <w:r>
-              <w:rPr>
-                <w:sz w:val="19"/>
-                <w:szCs w:val="19"/>
-              </w:rPr>
-              <w:t>Aislar por nivel</w:t>
+              <w:rPr>
+                <w:lang w:val="es-CO"/>
+              </w:rPr>
+            </w:pPr>
+            <w:r>
+              <w:rPr>
+                <w:sz w:val="19"/>
+                <w:szCs w:val="19"/>
+                <w:lang w:val="es-CO"/>
+              </w:rPr>
+              <w:t>Histéresis (permanencia mínima)</w:t>
             </w:r>
           </w:p>
         </w:tc>
@@ -4068,13 +4944,17 @@
             <w:pPr>
               <w:spacing w:after="30" w:line="240" w:lineRule="auto"/>
               <w:jc w:val="both"/>
-            </w:pPr>
-            <w:r>
-              <w:rPr>
-                <w:sz w:val="19"/>
-                <w:szCs w:val="19"/>
-              </w:rPr>
-              <w:t>Una Lambda por nivel.</w:t>
+              <w:rPr>
+                <w:lang w:val="es-CO"/>
+              </w:rPr>
+            </w:pPr>
+            <w:r>
+              <w:rPr>
+                <w:sz w:val="19"/>
+                <w:szCs w:val="19"/>
+                <w:lang w:val="es-CO"/>
+              </w:rPr>
+              <w:t>Regla del router: tras degradar, el nivel se sostiene 2 minutos (variable PERMANENCIA_MINUTOS).</w:t>
             </w:r>
           </w:p>
         </w:tc>
@@ -4102,7 +4982,7 @@
                 <w:szCs w:val="19"/>
                 <w:lang w:val="es-CO"/>
               </w:rPr>
-              <w:t>Una falla en un nivel no arrastra a los demás.</w:t>
+              <w:t>Un minuto bueno no basta para recuperar: evita que el sistema oscile entre niveles.</w:t>
             </w:r>
           </w:p>
         </w:tc>
@@ -4121,7 +5001,6 @@
               <w:spacing w:after="30" w:line="240" w:lineRule="auto"/>
               <w:jc w:val="both"/>
             </w:pPr>
-            <w:proofErr w:type="spellStart"/>
             <w:r>
               <w:rPr>
                 <w:sz w:val="19"/>
@@ -4129,7 +5008,6 @@
               </w:rPr>
               <w:t>Disponibilidad</w:t>
             </w:r>
-            <w:proofErr w:type="spellEnd"/>
           </w:p>
         </w:tc>
       </w:tr>
@@ -4158,6 +5036,332 @@
                 <w:sz w:val="19"/>
                 <w:szCs w:val="19"/>
               </w:rPr>
+              <w:t>Reintroducción gradual</w:t>
+            </w:r>
+          </w:p>
+        </w:tc>
+        <w:tc>
+          <w:tcPr>
+            <w:tcW w:w="2700" w:type="dxa"/>
+            <w:tcMar>
+              <w:top w:w="40" w:type="dxa"/>
+              <w:left w:w="90" w:type="dxa"/>
+              <w:bottom w:w="40" w:type="dxa"/>
+              <w:right w:w="90" w:type="dxa"/>
+            </w:tcMar>
+          </w:tcPr>
+          <w:p>
+            <w:pPr>
+              <w:spacing w:after="30" w:line="240" w:lineRule="auto"/>
+              <w:jc w:val="both"/>
+              <w:rPr>
+                <w:lang w:val="es-CO"/>
+              </w:rPr>
+            </w:pPr>
+            <w:r>
+              <w:rPr>
+                <w:sz w:val="19"/>
+                <w:szCs w:val="19"/>
+                <w:lang w:val="es-CO"/>
+              </w:rPr>
+              <w:t>Regla del router: tras degradar sostiene el nivel 2 minutos y luego baja un nivel por minuto (N3 → N2 → N1).</w:t>
+            </w:r>
+          </w:p>
+        </w:tc>
+        <w:tc>
+          <w:tcPr>
+            <w:tcW w:w="2900" w:type="dxa"/>
+            <w:tcMar>
+              <w:top w:w="40" w:type="dxa"/>
+              <w:left w:w="90" w:type="dxa"/>
+              <w:bottom w:w="40" w:type="dxa"/>
+              <w:right w:w="90" w:type="dxa"/>
+            </w:tcMar>
+          </w:tcPr>
+          <w:p>
+            <w:pPr>
+              <w:spacing w:after="30" w:line="240" w:lineRule="auto"/>
+              <w:jc w:val="both"/>
+              <w:rPr>
+                <w:lang w:val="es-CO"/>
+              </w:rPr>
+            </w:pPr>
+            <w:r>
+              <w:rPr>
+                <w:sz w:val="19"/>
+                <w:szCs w:val="19"/>
+                <w:lang w:val="es-CO"/>
+              </w:rPr>
+              <w:t>Evita volver de golpe al Nivel 1 con un servicio que apenas se recupera.</w:t>
+            </w:r>
+          </w:p>
+        </w:tc>
+        <w:tc>
+          <w:tcPr>
+            <w:tcW w:w="1425" w:type="dxa"/>
+            <w:tcMar>
+              <w:top w:w="40" w:type="dxa"/>
+              <w:left w:w="90" w:type="dxa"/>
+              <w:bottom w:w="40" w:type="dxa"/>
+              <w:right w:w="90" w:type="dxa"/>
+            </w:tcMar>
+          </w:tcPr>
+          <w:p>
+            <w:pPr>
+              <w:spacing w:after="30" w:line="240" w:lineRule="auto"/>
+              <w:jc w:val="both"/>
+            </w:pPr>
+            <w:r>
+              <w:rPr>
+                <w:sz w:val="19"/>
+                <w:szCs w:val="19"/>
+              </w:rPr>
+              <w:t>Disponibilidad</w:t>
+            </w:r>
+          </w:p>
+        </w:tc>
+      </w:tr>
+      <w:tr>
+        <w:trPr>
+          <w:cantSplit/>
+          <w:jc w:val="center"/>
+        </w:trPr>
+        <w:tc>
+          <w:tcPr>
+            <w:tcW w:w="2381" w:type="dxa"/>
+            <w:tcMar>
+              <w:top w:w="40" w:type="dxa"/>
+              <w:left w:w="90" w:type="dxa"/>
+              <w:bottom w:w="40" w:type="dxa"/>
+              <w:right w:w="90" w:type="dxa"/>
+            </w:tcMar>
+          </w:tcPr>
+          <w:p>
+            <w:pPr>
+              <w:spacing w:after="30" w:line="240" w:lineRule="auto"/>
+              <w:jc w:val="both"/>
+            </w:pPr>
+            <w:r>
+              <w:rPr>
+                <w:sz w:val="19"/>
+                <w:szCs w:val="19"/>
+              </w:rPr>
+              <w:t>Externalizar el estado</w:t>
+            </w:r>
+          </w:p>
+        </w:tc>
+        <w:tc>
+          <w:tcPr>
+            <w:tcW w:w="2700" w:type="dxa"/>
+            <w:tcMar>
+              <w:top w:w="40" w:type="dxa"/>
+              <w:left w:w="90" w:type="dxa"/>
+              <w:bottom w:w="40" w:type="dxa"/>
+              <w:right w:w="90" w:type="dxa"/>
+            </w:tcMar>
+          </w:tcPr>
+          <w:p>
+            <w:pPr>
+              <w:spacing w:after="30" w:line="240" w:lineRule="auto"/>
+              <w:jc w:val="both"/>
+              <w:rPr>
+                <w:lang w:val="es-CO"/>
+              </w:rPr>
+            </w:pPr>
+            <w:r>
+              <w:rPr>
+                <w:sz w:val="19"/>
+                <w:szCs w:val="19"/>
+                <w:lang w:val="es-CO"/>
+              </w:rPr>
+              <w:t>DynamoDB con escritura condicional por minuto.</w:t>
+            </w:r>
+          </w:p>
+        </w:tc>
+        <w:tc>
+          <w:tcPr>
+            <w:tcW w:w="2900" w:type="dxa"/>
+            <w:tcMar>
+              <w:top w:w="40" w:type="dxa"/>
+              <w:left w:w="90" w:type="dxa"/>
+              <w:bottom w:w="40" w:type="dxa"/>
+              <w:right w:w="90" w:type="dxa"/>
+            </w:tcMar>
+          </w:tcPr>
+          <w:p>
+            <w:pPr>
+              <w:spacing w:after="30" w:line="240" w:lineRule="auto"/>
+              <w:jc w:val="both"/>
+              <w:rPr>
+                <w:lang w:val="es-CO"/>
+              </w:rPr>
+            </w:pPr>
+            <w:r>
+              <w:rPr>
+                <w:sz w:val="19"/>
+                <w:szCs w:val="19"/>
+                <w:lang w:val="es-CO"/>
+              </w:rPr>
+              <w:t>Todas las instancias de Lambda ven el mismo nivel y se evita la oscilación entre niveles.</w:t>
+            </w:r>
+          </w:p>
+        </w:tc>
+        <w:tc>
+          <w:tcPr>
+            <w:tcW w:w="1425" w:type="dxa"/>
+            <w:tcMar>
+              <w:top w:w="40" w:type="dxa"/>
+              <w:left w:w="90" w:type="dxa"/>
+              <w:bottom w:w="40" w:type="dxa"/>
+              <w:right w:w="90" w:type="dxa"/>
+            </w:tcMar>
+          </w:tcPr>
+          <w:p>
+            <w:pPr>
+              <w:spacing w:after="30" w:line="240" w:lineRule="auto"/>
+              <w:jc w:val="both"/>
+            </w:pPr>
+            <w:r>
+              <w:rPr>
+                <w:sz w:val="19"/>
+                <w:szCs w:val="19"/>
+              </w:rPr>
+              <w:t>Disponibilidad</w:t>
+            </w:r>
+          </w:p>
+        </w:tc>
+      </w:tr>
+      <w:tr>
+        <w:trPr>
+          <w:cantSplit/>
+          <w:jc w:val="center"/>
+        </w:trPr>
+        <w:tc>
+          <w:tcPr>
+            <w:tcW w:w="2381" w:type="dxa"/>
+            <w:tcMar>
+              <w:top w:w="40" w:type="dxa"/>
+              <w:left w:w="90" w:type="dxa"/>
+              <w:bottom w:w="40" w:type="dxa"/>
+              <w:right w:w="90" w:type="dxa"/>
+            </w:tcMar>
+          </w:tcPr>
+          <w:p>
+            <w:pPr>
+              <w:spacing w:after="30" w:line="240" w:lineRule="auto"/>
+              <w:jc w:val="both"/>
+            </w:pPr>
+            <w:r>
+              <w:rPr>
+                <w:sz w:val="19"/>
+                <w:szCs w:val="19"/>
+              </w:rPr>
+              <w:t>Aislar por nivel</w:t>
+            </w:r>
+          </w:p>
+        </w:tc>
+        <w:tc>
+          <w:tcPr>
+            <w:tcW w:w="2700" w:type="dxa"/>
+            <w:tcMar>
+              <w:top w:w="40" w:type="dxa"/>
+              <w:left w:w="90" w:type="dxa"/>
+              <w:bottom w:w="40" w:type="dxa"/>
+              <w:right w:w="90" w:type="dxa"/>
+            </w:tcMar>
+          </w:tcPr>
+          <w:p>
+            <w:pPr>
+              <w:spacing w:after="30" w:line="240" w:lineRule="auto"/>
+              <w:jc w:val="both"/>
+            </w:pPr>
+            <w:r>
+              <w:rPr>
+                <w:sz w:val="19"/>
+                <w:szCs w:val="19"/>
+              </w:rPr>
+              <w:t>Una Lambda por nivel.</w:t>
+            </w:r>
+          </w:p>
+        </w:tc>
+        <w:tc>
+          <w:tcPr>
+            <w:tcW w:w="2900" w:type="dxa"/>
+            <w:tcMar>
+              <w:top w:w="40" w:type="dxa"/>
+              <w:left w:w="90" w:type="dxa"/>
+              <w:bottom w:w="40" w:type="dxa"/>
+              <w:right w:w="90" w:type="dxa"/>
+            </w:tcMar>
+          </w:tcPr>
+          <w:p>
+            <w:pPr>
+              <w:spacing w:after="30" w:line="240" w:lineRule="auto"/>
+              <w:jc w:val="both"/>
+              <w:rPr>
+                <w:lang w:val="es-CO"/>
+              </w:rPr>
+            </w:pPr>
+            <w:r>
+              <w:rPr>
+                <w:sz w:val="19"/>
+                <w:szCs w:val="19"/>
+                <w:lang w:val="es-CO"/>
+              </w:rPr>
+              <w:t>Una falla en un nivel no arrastra a los demás.</w:t>
+            </w:r>
+          </w:p>
+        </w:tc>
+        <w:tc>
+          <w:tcPr>
+            <w:tcW w:w="1425" w:type="dxa"/>
+            <w:tcMar>
+              <w:top w:w="40" w:type="dxa"/>
+              <w:left w:w="90" w:type="dxa"/>
+              <w:bottom w:w="40" w:type="dxa"/>
+              <w:right w:w="90" w:type="dxa"/>
+            </w:tcMar>
+          </w:tcPr>
+          <w:p>
+            <w:pPr>
+              <w:spacing w:after="30" w:line="240" w:lineRule="auto"/>
+              <w:jc w:val="both"/>
+            </w:pPr>
+            <w:r>
+              <w:rPr>
+                <w:sz w:val="19"/>
+                <w:szCs w:val="19"/>
+              </w:rPr>
+              <w:t>Disponibilidad</w:t>
+            </w:r>
+          </w:p>
+        </w:tc>
+      </w:tr>
+      <w:tr>
+        <w:trPr>
+          <w:cantSplit/>
+          <w:jc w:val="center"/>
+        </w:trPr>
+        <w:tc>
+          <w:tcPr>
+            <w:tcW w:w="2381" w:type="dxa"/>
+            <w:tcMar>
+              <w:top w:w="40" w:type="dxa"/>
+              <w:left w:w="90" w:type="dxa"/>
+              <w:bottom w:w="40" w:type="dxa"/>
+              <w:right w:w="90" w:type="dxa"/>
+            </w:tcMar>
+          </w:tcPr>
+          <w:p>
+            <w:pPr>
+              <w:spacing w:after="30" w:line="240" w:lineRule="auto"/>
+              <w:jc w:val="both"/>
+            </w:pPr>
+            <w:r>
+              <w:rPr>
+                <w:sz w:val="19"/>
+                <w:szCs w:val="19"/>
+              </w:rPr>
               <w:t>Registrar eventos y métricas</w:t>
             </w:r>
           </w:p>
@@ -4180,111 +5384,13 @@
                 <w:lang w:val="es-CO"/>
               </w:rPr>
             </w:pPr>
-            <w:proofErr w:type="spellStart"/>
-            <w:r>
-              <w:rPr>
-                <w:sz w:val="19"/>
-                <w:szCs w:val="19"/>
-                <w:lang w:val="es-CO"/>
-              </w:rPr>
-              <w:t>CloudWatch</w:t>
-            </w:r>
-            <w:proofErr w:type="spellEnd"/>
-            <w:r>
-              <w:rPr>
-                <w:sz w:val="19"/>
-                <w:szCs w:val="19"/>
-                <w:lang w:val="es-CO"/>
-              </w:rPr>
-              <w:t xml:space="preserve"> Logs (CAMBIO_NIVEL), métricas EMF</w:t>
-            </w:r>
-            <w:r>
-              <w:rPr>
-                <w:sz w:val="19"/>
-                <w:szCs w:val="19"/>
-                <w:lang w:val="es-CO"/>
-              </w:rPr>
-              <w:t xml:space="preserve"> (</w:t>
-            </w:r>
-            <w:proofErr w:type="spellStart"/>
-            <w:r>
-              <w:rPr>
-                <w:sz w:val="19"/>
-                <w:szCs w:val="19"/>
-                <w:lang w:val="es-CO"/>
-              </w:rPr>
-              <w:t>Embedded</w:t>
-            </w:r>
-            <w:proofErr w:type="spellEnd"/>
-            <w:r>
-              <w:rPr>
-                <w:sz w:val="19"/>
-                <w:szCs w:val="19"/>
-                <w:lang w:val="es-CO"/>
-              </w:rPr>
-              <w:t xml:space="preserve"> </w:t>
-            </w:r>
-            <w:proofErr w:type="spellStart"/>
-            <w:r>
-              <w:rPr>
-                <w:sz w:val="19"/>
-                <w:szCs w:val="19"/>
-                <w:lang w:val="es-CO"/>
-              </w:rPr>
-              <w:t>Metric</w:t>
-            </w:r>
-            <w:proofErr w:type="spellEnd"/>
-            <w:r>
-              <w:rPr>
-                <w:sz w:val="19"/>
-                <w:szCs w:val="19"/>
-                <w:lang w:val="es-CO"/>
-              </w:rPr>
-              <w:t xml:space="preserve"> </w:t>
-            </w:r>
-            <w:proofErr w:type="spellStart"/>
-            <w:r>
-              <w:rPr>
-                <w:sz w:val="19"/>
-                <w:szCs w:val="19"/>
-                <w:lang w:val="es-CO"/>
-              </w:rPr>
-              <w:t>Format</w:t>
-            </w:r>
-            <w:proofErr w:type="spellEnd"/>
-            <w:r>
-              <w:rPr>
-                <w:sz w:val="19"/>
-                <w:szCs w:val="19"/>
-                <w:lang w:val="es-CO"/>
-              </w:rPr>
-              <w:t>)</w:t>
-            </w:r>
-            <w:r>
-              <w:rPr>
-                <w:sz w:val="19"/>
-                <w:szCs w:val="19"/>
-                <w:lang w:val="es-CO"/>
-              </w:rPr>
-              <w:t xml:space="preserve"> y </w:t>
-            </w:r>
-            <w:proofErr w:type="spellStart"/>
-            <w:r>
-              <w:rPr>
-                <w:sz w:val="19"/>
-                <w:szCs w:val="19"/>
-                <w:lang w:val="es-CO"/>
-              </w:rPr>
-              <w:t>dashboard</w:t>
-            </w:r>
-            <w:proofErr w:type="spellEnd"/>
-            <w:r>
-              <w:rPr>
-                <w:sz w:val="19"/>
-                <w:szCs w:val="19"/>
-                <w:lang w:val="es-CO"/>
-              </w:rPr>
-              <w:t>.</w:t>
+            <w:r>
+              <w:rPr>
+                <w:sz w:val="19"/>
+                <w:szCs w:val="19"/>
+                <w:lang w:val="es-CO"/>
+              </w:rPr>
+              <w:t>CloudWatch Logs (CAMBIO_NIVEL), métricas EMF (Embedded Metric Format) y dashboard.</w:t>
             </w:r>
           </w:p>
         </w:tc>
@@ -4331,7 +5437,6 @@
               <w:spacing w:after="30" w:line="240" w:lineRule="auto"/>
               <w:jc w:val="both"/>
             </w:pPr>
-            <w:proofErr w:type="spellStart"/>
             <w:r>
               <w:rPr>
                 <w:sz w:val="19"/>
@@ -4339,15 +5444,38 @@
               </w:rPr>
               <w:t>Observabilidad</w:t>
             </w:r>
-            <w:proofErr w:type="spellEnd"/>
           </w:p>
         </w:tc>
       </w:tr>
     </w:tbl>
     <w:p>
       <w:pPr>
-        <w:pStyle w:val="Sinespaciado"/>
+        <w:jc w:val="both"/>
+        <w:rPr>
+          <w:lang w:val="es-CO"/>
+        </w:rPr>
       </w:pPr>
+      <w:r>
+        <w:rPr>
+          <w:lang w:val="es-CO"/>
+        </w:rPr>
+        <w:lastRenderedPageBreak/>
+        <w:t>Las tácticas se pueden leer como tres preguntas: ¿algo está fallando? (monitoreo y detección de excepciones), ¿cómo sigo respondiendo? (degradación y reconfiguración) y ¿cuándo vuelvo a la normalidad? (histéresis y reintroducción gradual).</w:t>
+      </w:r>
+    </w:p>
+    <w:p>
+      <w:pPr>
+        <w:jc w:val="both"/>
+        <w:rPr>
+          <w:lang w:val="es-CO"/>
+        </w:rPr>
+      </w:pPr>
+      <w:r>
+        <w:rPr>
+          <w:lang w:val="es-CO"/>
+        </w:rPr>
+        <w:t>Juntas se parecen a un circuit breaker de tres estados: el Nivel 1 equivale a cerrado, el Nivel 2 a semiabierto y el Nivel 3 a abierto, con una ventana de un minuto. La analogía es parcial: el Nivel 3 no corta el servicio, sigue respondiendo con un mensaje de mantenimiento.</w:t>
+      </w:r>
     </w:p>
     <w:p>
       <w:pPr>
@@ -4358,11 +5486,24 @@
       <w:pPr>
         <w:pStyle w:val="Ttulo1"/>
       </w:pPr>
-      <w:bookmarkStart w:id="4" w:name="_Toc243845928"/>
+      <w:bookmarkStart w:id="6" w:name="_Toc243953124"/>
       <w:r>
-        <w:t>4. Decisiones de arquitectura</w:t>
+        <w:t>4. D</w:t>
       </w:r>
-      <w:bookmarkEnd w:id="4"/>
+      <w:proofErr w:type="spellStart"/>
+      <w:r>
+        <w:t>ecisiones</w:t>
+      </w:r>
+      <w:proofErr w:type="spellEnd"/>
+      <w:r>
+        <w:t xml:space="preserve"> de </w:t>
+      </w:r>
+      <w:proofErr w:type="spellStart"/>
+      <w:r>
+        <w:t>arquitectura</w:t>
+      </w:r>
+      <w:bookmarkEnd w:id="6"/>
+      <w:proofErr w:type="spellEnd"/>
     </w:p>
     <w:tbl>
       <w:tblPr>
@@ -4380,10 +5521,10 @@
         <w:tblLook w:val="04A0" w:firstRow="1" w:lastRow="0" w:firstColumn="1" w:lastColumn="0" w:noHBand="0" w:noVBand="1"/>
       </w:tblPr>
       <w:tblGrid>
-        <w:gridCol w:w="2300"/>
-        <w:gridCol w:w="1500"/>
-        <w:gridCol w:w="3000"/>
-        <w:gridCol w:w="2606"/>
+        <w:gridCol w:w="2127"/>
+        <w:gridCol w:w="1417"/>
+        <w:gridCol w:w="2693"/>
+        <w:gridCol w:w="3169"/>
       </w:tblGrid>
       <w:tr>
         <w:trPr>
@@ -4393,7 +5534,7 @@
         </w:trPr>
         <w:tc>
           <w:tcPr>
-            <w:tcW w:w="2300" w:type="dxa"/>
+            <w:tcW w:w="2127" w:type="dxa"/>
             <w:shd w:val="clear" w:color="auto" w:fill="4F81BD"/>
             <w:tcMar>
               <w:top w:w="40" w:type="dxa"/>
@@ -4407,6 +5548,7 @@
               <w:spacing w:after="30" w:line="240" w:lineRule="auto"/>
               <w:jc w:val="center"/>
             </w:pPr>
+            <w:proofErr w:type="spellStart"/>
             <w:r>
               <w:rPr>
                 <w:b/>
@@ -4416,11 +5558,12 @@
               </w:rPr>
               <w:t>Decisión</w:t>
             </w:r>
-          </w:p>
-        </w:tc>
-        <w:tc>
-          <w:tcPr>
-            <w:tcW w:w="1500" w:type="dxa"/>
+            <w:proofErr w:type="spellEnd"/>
+          </w:p>
+        </w:tc>
+        <w:tc>
+          <w:tcPr>
+            <w:tcW w:w="1417" w:type="dxa"/>
             <w:shd w:val="clear" w:color="auto" w:fill="4F81BD"/>
             <w:tcMar>
               <w:top w:w="40" w:type="dxa"/>
@@ -4447,7 +5590,7 @@
         </w:tc>
         <w:tc>
           <w:tcPr>
-            <w:tcW w:w="3000" w:type="dxa"/>
+            <w:tcW w:w="2693" w:type="dxa"/>
             <w:shd w:val="clear" w:color="auto" w:fill="4F81BD"/>
             <w:tcMar>
               <w:top w:w="40" w:type="dxa"/>
@@ -4474,7 +5617,7 @@
         </w:tc>
         <w:tc>
           <w:tcPr>
-            <w:tcW w:w="2606" w:type="dxa"/>
+            <w:tcW w:w="3169" w:type="dxa"/>
             <w:shd w:val="clear" w:color="auto" w:fill="4F81BD"/>
             <w:tcMar>
               <w:top w:w="40" w:type="dxa"/>
@@ -4507,7 +5650,7 @@
         </w:trPr>
         <w:tc>
           <w:tcPr>
-            <w:tcW w:w="2300" w:type="dxa"/>
+            <w:tcW w:w="2127" w:type="dxa"/>
             <w:tcMar>
               <w:top w:w="40" w:type="dxa"/>
               <w:left w:w="90" w:type="dxa"/>
@@ -4529,31 +5672,13 @@
                 <w:szCs w:val="19"/>
                 <w:lang w:val="es-CO"/>
               </w:rPr>
-              <w:t xml:space="preserve">Un </w:t>
-            </w:r>
-            <w:proofErr w:type="spellStart"/>
-            <w:r>
-              <w:rPr>
-                <w:sz w:val="19"/>
-                <w:szCs w:val="19"/>
-                <w:lang w:val="es-CO"/>
-              </w:rPr>
-              <w:t>router</w:t>
-            </w:r>
-            <w:proofErr w:type="spellEnd"/>
-            <w:r>
-              <w:rPr>
-                <w:sz w:val="19"/>
-                <w:szCs w:val="19"/>
-                <w:lang w:val="es-CO"/>
-              </w:rPr>
-              <w:t xml:space="preserve"> delante de tres funciones de nivel</w:t>
-            </w:r>
-          </w:p>
-        </w:tc>
-        <w:tc>
-          <w:tcPr>
-            <w:tcW w:w="1500" w:type="dxa"/>
+              <w:t>Un router delante de tres funciones de nivel</w:t>
+            </w:r>
+          </w:p>
+        </w:tc>
+        <w:tc>
+          <w:tcPr>
+            <w:tcW w:w="1417" w:type="dxa"/>
             <w:tcMar>
               <w:top w:w="40" w:type="dxa"/>
               <w:left w:w="90" w:type="dxa"/>
@@ -4566,7 +5691,6 @@
               <w:spacing w:after="30" w:line="240" w:lineRule="auto"/>
               <w:jc w:val="both"/>
             </w:pPr>
-            <w:proofErr w:type="spellStart"/>
             <w:r>
               <w:rPr>
                 <w:sz w:val="19"/>
@@ -4574,12 +5698,11 @@
               </w:rPr>
               <w:t>Disponibilidad</w:t>
             </w:r>
-            <w:proofErr w:type="spellEnd"/>
-          </w:p>
-        </w:tc>
-        <w:tc>
-          <w:tcPr>
-            <w:tcW w:w="3000" w:type="dxa"/>
+          </w:p>
+        </w:tc>
+        <w:tc>
+          <w:tcPr>
+            <w:tcW w:w="2693" w:type="dxa"/>
             <w:tcMar>
               <w:top w:w="40" w:type="dxa"/>
               <w:left w:w="90" w:type="dxa"/>
@@ -4607,7 +5730,7 @@
         </w:tc>
         <w:tc>
           <w:tcPr>
-            <w:tcW w:w="2606" w:type="dxa"/>
+            <w:tcW w:w="3169" w:type="dxa"/>
             <w:tcMar>
               <w:top w:w="40" w:type="dxa"/>
               <w:left w:w="90" w:type="dxa"/>
@@ -4629,7 +5752,7 @@
                 <w:szCs w:val="19"/>
                 <w:lang w:val="es-CO"/>
               </w:rPr>
-              <w:t>Un salto más por petición (≈ 40 ms) y dos invocaciones de Lambda.</w:t>
+              <w:t>Un salto más por petición (≈ 37 ms) y dos invocaciones de Lambda.</w:t>
             </w:r>
           </w:p>
         </w:tc>
@@ -4641,7 +5764,7 @@
         </w:trPr>
         <w:tc>
           <w:tcPr>
-            <w:tcW w:w="2300" w:type="dxa"/>
+            <w:tcW w:w="2127" w:type="dxa"/>
             <w:tcMar>
               <w:top w:w="40" w:type="dxa"/>
               <w:left w:w="90" w:type="dxa"/>
@@ -4679,7 +5802,7 @@
         </w:tc>
         <w:tc>
           <w:tcPr>
-            <w:tcW w:w="1500" w:type="dxa"/>
+            <w:tcW w:w="1417" w:type="dxa"/>
             <w:tcMar>
               <w:top w:w="40" w:type="dxa"/>
               <w:left w:w="90" w:type="dxa"/>
@@ -4692,7 +5815,6 @@
               <w:spacing w:after="30" w:line="240" w:lineRule="auto"/>
               <w:jc w:val="both"/>
             </w:pPr>
-            <w:proofErr w:type="spellStart"/>
             <w:r>
               <w:rPr>
                 <w:sz w:val="19"/>
@@ -4700,12 +5822,11 @@
               </w:rPr>
               <w:t>Disponibilidad</w:t>
             </w:r>
-            <w:proofErr w:type="spellEnd"/>
-          </w:p>
-        </w:tc>
-        <w:tc>
-          <w:tcPr>
-            <w:tcW w:w="3000" w:type="dxa"/>
+          </w:p>
+        </w:tc>
+        <w:tc>
+          <w:tcPr>
+            <w:tcW w:w="2693" w:type="dxa"/>
             <w:tcMar>
               <w:top w:w="40" w:type="dxa"/>
               <w:left w:w="90" w:type="dxa"/>
@@ -4733,7 +5854,7 @@
         </w:tc>
         <w:tc>
           <w:tcPr>
-            <w:tcW w:w="2606" w:type="dxa"/>
+            <w:tcW w:w="3169" w:type="dxa"/>
             <w:tcMar>
               <w:top w:w="40" w:type="dxa"/>
               <w:left w:w="90" w:type="dxa"/>
@@ -4755,25 +5876,7 @@
                 <w:szCs w:val="19"/>
                 <w:lang w:val="es-CO"/>
               </w:rPr>
-              <w:t xml:space="preserve">Dos o tres llamadas a </w:t>
-            </w:r>
-            <w:proofErr w:type="spellStart"/>
-            <w:r>
-              <w:rPr>
-                <w:sz w:val="19"/>
-                <w:szCs w:val="19"/>
-                <w:lang w:val="es-CO"/>
-              </w:rPr>
-              <w:t>DynamoDB</w:t>
-            </w:r>
-            <w:proofErr w:type="spellEnd"/>
-            <w:r>
-              <w:rPr>
-                <w:sz w:val="19"/>
-                <w:szCs w:val="19"/>
-                <w:lang w:val="es-CO"/>
-              </w:rPr>
-              <w:t xml:space="preserve"> por petición; el contador de un ítem por minuto no escala sin repartirse.</w:t>
+              <w:t>Dos o tres llamadas a DynamoDB por petición; el contador de un ítem por minuto no escala sin repartirse.</w:t>
             </w:r>
           </w:p>
         </w:tc>
@@ -4785,7 +5888,7 @@
         </w:trPr>
         <w:tc>
           <w:tcPr>
-            <w:tcW w:w="2300" w:type="dxa"/>
+            <w:tcW w:w="2127" w:type="dxa"/>
             <w:tcMar>
               <w:top w:w="40" w:type="dxa"/>
               <w:left w:w="90" w:type="dxa"/>
@@ -4807,14 +5910,13 @@
                 <w:szCs w:val="19"/>
                 <w:lang w:val="es-CO"/>
               </w:rPr>
-              <w:lastRenderedPageBreak/>
               <w:t>El nivel lo deciden los errores del minuto anterior (minuto de reloj)</w:t>
             </w:r>
           </w:p>
         </w:tc>
         <w:tc>
           <w:tcPr>
-            <w:tcW w:w="1500" w:type="dxa"/>
+            <w:tcW w:w="1417" w:type="dxa"/>
             <w:tcMar>
               <w:top w:w="40" w:type="dxa"/>
               <w:left w:w="90" w:type="dxa"/>
@@ -4827,7 +5929,6 @@
               <w:spacing w:after="30" w:line="240" w:lineRule="auto"/>
               <w:jc w:val="both"/>
             </w:pPr>
-            <w:proofErr w:type="spellStart"/>
             <w:r>
               <w:rPr>
                 <w:sz w:val="19"/>
@@ -4835,12 +5936,11 @@
               </w:rPr>
               <w:t>Disponibilidad</w:t>
             </w:r>
-            <w:proofErr w:type="spellEnd"/>
-          </w:p>
-        </w:tc>
-        <w:tc>
-          <w:tcPr>
-            <w:tcW w:w="3000" w:type="dxa"/>
+          </w:p>
+        </w:tc>
+        <w:tc>
+          <w:tcPr>
+            <w:tcW w:w="2693" w:type="dxa"/>
             <w:tcMar>
               <w:top w:w="40" w:type="dxa"/>
               <w:left w:w="90" w:type="dxa"/>
@@ -4862,29 +5962,13 @@
                 <w:szCs w:val="19"/>
                 <w:lang w:val="es-CO"/>
               </w:rPr>
-              <w:t xml:space="preserve">Es la regla del </w:t>
-            </w:r>
-            <w:r>
-              <w:rPr>
-                <w:sz w:val="19"/>
-                <w:szCs w:val="19"/>
-                <w:lang w:val="es-CO"/>
-              </w:rPr>
-              <w:t xml:space="preserve">enunciado y el objetivo a cumplir con </w:t>
-            </w:r>
-            <w:r>
-              <w:rPr>
-                <w:sz w:val="19"/>
-                <w:szCs w:val="19"/>
-                <w:lang w:val="es-CO"/>
-              </w:rPr>
-              <w:t>la arquitectura planteada.</w:t>
-            </w:r>
-          </w:p>
-        </w:tc>
-        <w:tc>
-          <w:tcPr>
-            <w:tcW w:w="2606" w:type="dxa"/>
+              <w:t>Es la regla que aclaró el docente en Discord (Discord-Aclaraciones-Docente.md, sección 3); el enunciado no la fija.</w:t>
+            </w:r>
+          </w:p>
+        </w:tc>
+        <w:tc>
+          <w:tcPr>
+            <w:tcW w:w="3169" w:type="dxa"/>
             <w:tcMar>
               <w:top w:w="40" w:type="dxa"/>
               <w:left w:w="90" w:type="dxa"/>
@@ -4918,7 +6002,7 @@
         </w:trPr>
         <w:tc>
           <w:tcPr>
-            <w:tcW w:w="2300" w:type="dxa"/>
+            <w:tcW w:w="2127" w:type="dxa"/>
             <w:tcMar>
               <w:top w:w="40" w:type="dxa"/>
               <w:left w:w="90" w:type="dxa"/>
@@ -4940,13 +6024,13 @@
                 <w:szCs w:val="19"/>
                 <w:lang w:val="es-CO"/>
               </w:rPr>
-              <w:t>Falla segura hacia el Nivel 3</w:t>
-            </w:r>
-          </w:p>
-        </w:tc>
-        <w:tc>
-          <w:tcPr>
-            <w:tcW w:w="1500" w:type="dxa"/>
+              <w:t>Permanencia mínima de 2 minutos tras degradar</w:t>
+            </w:r>
+          </w:p>
+        </w:tc>
+        <w:tc>
+          <w:tcPr>
+            <w:tcW w:w="1417" w:type="dxa"/>
             <w:tcMar>
               <w:top w:w="40" w:type="dxa"/>
               <w:left w:w="90" w:type="dxa"/>
@@ -4959,7 +6043,6 @@
               <w:spacing w:after="30" w:line="240" w:lineRule="auto"/>
               <w:jc w:val="both"/>
             </w:pPr>
-            <w:proofErr w:type="spellStart"/>
             <w:r>
               <w:rPr>
                 <w:sz w:val="19"/>
@@ -4967,12 +6050,11 @@
               </w:rPr>
               <w:t>Disponibilidad</w:t>
             </w:r>
-            <w:proofErr w:type="spellEnd"/>
-          </w:p>
-        </w:tc>
-        <w:tc>
-          <w:tcPr>
-            <w:tcW w:w="3000" w:type="dxa"/>
+          </w:p>
+        </w:tc>
+        <w:tc>
+          <w:tcPr>
+            <w:tcW w:w="2693" w:type="dxa"/>
             <w:tcMar>
               <w:top w:w="40" w:type="dxa"/>
               <w:left w:w="90" w:type="dxa"/>
@@ -4994,13 +6076,13 @@
                 <w:szCs w:val="19"/>
                 <w:lang w:val="es-CO"/>
               </w:rPr>
-              <w:t>Sin estado no se conoce la salud; responder al mínimo es más seguro que adivinar.</w:t>
-            </w:r>
-          </w:p>
-        </w:tc>
-        <w:tc>
-          <w:tcPr>
-            <w:tcW w:w="2606" w:type="dxa"/>
+              <w:t>Evita recuperar el Nivel 1 con un servicio que acaba de fallar y que el nivel oscile entre minutos.</w:t>
+            </w:r>
+          </w:p>
+        </w:tc>
+        <w:tc>
+          <w:tcPr>
+            <w:tcW w:w="3169" w:type="dxa"/>
             <w:tcMar>
               <w:top w:w="40" w:type="dxa"/>
               <w:left w:w="90" w:type="dxa"/>
@@ -5022,41 +6104,7 @@
                 <w:szCs w:val="19"/>
                 <w:lang w:val="es-CO"/>
               </w:rPr>
-              <w:t xml:space="preserve">Una falla de </w:t>
-            </w:r>
-            <w:proofErr w:type="spellStart"/>
-            <w:r>
-              <w:rPr>
-                <w:sz w:val="19"/>
-                <w:szCs w:val="19"/>
-                <w:lang w:val="es-CO"/>
-              </w:rPr>
-              <w:t>DynamoDB</w:t>
-            </w:r>
-            <w:proofErr w:type="spellEnd"/>
-            <w:r>
-              <w:rPr>
-                <w:sz w:val="19"/>
-                <w:szCs w:val="19"/>
-                <w:lang w:val="es-CO"/>
-              </w:rPr>
-              <w:t xml:space="preserve"> degrada el servicio</w:t>
-            </w:r>
-            <w:r>
-              <w:rPr>
-                <w:sz w:val="19"/>
-                <w:szCs w:val="19"/>
-                <w:lang w:val="es-CO"/>
-              </w:rPr>
-              <w:t>,</w:t>
-            </w:r>
-            <w:r>
-              <w:rPr>
-                <w:sz w:val="19"/>
-                <w:szCs w:val="19"/>
-                <w:lang w:val="es-CO"/>
-              </w:rPr>
-              <w:t xml:space="preserve"> aunque las funciones estén sanas.</w:t>
+              <w:t>Se tarda más en recuperar el Nivel 1, y la secuencia se desvía de la 1-2-3-3-2-1 que describió el docente.</w:t>
             </w:r>
           </w:p>
         </w:tc>
@@ -5068,7 +6116,7 @@
         </w:trPr>
         <w:tc>
           <w:tcPr>
-            <w:tcW w:w="2300" w:type="dxa"/>
+            <w:tcW w:w="2127" w:type="dxa"/>
             <w:tcMar>
               <w:top w:w="40" w:type="dxa"/>
               <w:left w:w="90" w:type="dxa"/>
@@ -5090,75 +6138,13 @@
                 <w:szCs w:val="19"/>
                 <w:lang w:val="es-CO"/>
               </w:rPr>
-              <w:t>Logs JSON con métricas EMF</w:t>
-            </w:r>
-            <w:r>
-              <w:rPr>
-                <w:sz w:val="19"/>
-                <w:szCs w:val="19"/>
-                <w:lang w:val="es-CO"/>
-              </w:rPr>
-              <w:t xml:space="preserve"> (</w:t>
-            </w:r>
-            <w:proofErr w:type="spellStart"/>
-            <w:r>
-              <w:rPr>
-                <w:sz w:val="19"/>
-                <w:szCs w:val="19"/>
-                <w:lang w:val="es-CO"/>
-              </w:rPr>
-              <w:t>Embedded</w:t>
-            </w:r>
-            <w:proofErr w:type="spellEnd"/>
-            <w:r>
-              <w:rPr>
-                <w:sz w:val="19"/>
-                <w:szCs w:val="19"/>
-                <w:lang w:val="es-CO"/>
-              </w:rPr>
-              <w:t xml:space="preserve"> </w:t>
-            </w:r>
-            <w:proofErr w:type="spellStart"/>
-            <w:r>
-              <w:rPr>
-                <w:sz w:val="19"/>
-                <w:szCs w:val="19"/>
-                <w:lang w:val="es-CO"/>
-              </w:rPr>
-              <w:t>Metric</w:t>
-            </w:r>
-            <w:proofErr w:type="spellEnd"/>
-            <w:r>
-              <w:rPr>
-                <w:sz w:val="19"/>
-                <w:szCs w:val="19"/>
-                <w:lang w:val="es-CO"/>
-              </w:rPr>
-              <w:t xml:space="preserve"> </w:t>
-            </w:r>
-            <w:proofErr w:type="spellStart"/>
-            <w:r>
-              <w:rPr>
-                <w:sz w:val="19"/>
-                <w:szCs w:val="19"/>
-                <w:lang w:val="es-CO"/>
-              </w:rPr>
-              <w:t>Format</w:t>
-            </w:r>
-            <w:proofErr w:type="spellEnd"/>
-            <w:r>
-              <w:rPr>
-                <w:sz w:val="19"/>
-                <w:szCs w:val="19"/>
-                <w:lang w:val="es-CO"/>
-              </w:rPr>
-              <w:t>)</w:t>
-            </w:r>
-          </w:p>
-        </w:tc>
-        <w:tc>
-          <w:tcPr>
-            <w:tcW w:w="1500" w:type="dxa"/>
+              <w:t>Falla segura hacia el Nivel 3</w:t>
+            </w:r>
+          </w:p>
+        </w:tc>
+        <w:tc>
+          <w:tcPr>
+            <w:tcW w:w="1417" w:type="dxa"/>
             <w:tcMar>
               <w:top w:w="40" w:type="dxa"/>
               <w:left w:w="90" w:type="dxa"/>
@@ -5171,7 +6157,120 @@
               <w:spacing w:after="30" w:line="240" w:lineRule="auto"/>
               <w:jc w:val="both"/>
             </w:pPr>
-            <w:proofErr w:type="spellStart"/>
+            <w:r>
+              <w:rPr>
+                <w:sz w:val="19"/>
+                <w:szCs w:val="19"/>
+              </w:rPr>
+              <w:t>Disponibilidad</w:t>
+            </w:r>
+          </w:p>
+        </w:tc>
+        <w:tc>
+          <w:tcPr>
+            <w:tcW w:w="2693" w:type="dxa"/>
+            <w:tcMar>
+              <w:top w:w="40" w:type="dxa"/>
+              <w:left w:w="90" w:type="dxa"/>
+              <w:bottom w:w="40" w:type="dxa"/>
+              <w:right w:w="90" w:type="dxa"/>
+            </w:tcMar>
+          </w:tcPr>
+          <w:p>
+            <w:pPr>
+              <w:spacing w:after="30" w:line="240" w:lineRule="auto"/>
+              <w:jc w:val="both"/>
+              <w:rPr>
+                <w:lang w:val="es-CO"/>
+              </w:rPr>
+            </w:pPr>
+            <w:r>
+              <w:rPr>
+                <w:sz w:val="19"/>
+                <w:szCs w:val="19"/>
+                <w:lang w:val="es-CO"/>
+              </w:rPr>
+              <w:t>Sin estado no se conoce la salud; responder al mínimo es más seguro que adivinar.</w:t>
+            </w:r>
+          </w:p>
+        </w:tc>
+        <w:tc>
+          <w:tcPr>
+            <w:tcW w:w="3169" w:type="dxa"/>
+            <w:tcMar>
+              <w:top w:w="40" w:type="dxa"/>
+              <w:left w:w="90" w:type="dxa"/>
+              <w:bottom w:w="40" w:type="dxa"/>
+              <w:right w:w="90" w:type="dxa"/>
+            </w:tcMar>
+          </w:tcPr>
+          <w:p>
+            <w:pPr>
+              <w:spacing w:after="30" w:line="240" w:lineRule="auto"/>
+              <w:jc w:val="both"/>
+              <w:rPr>
+                <w:lang w:val="es-CO"/>
+              </w:rPr>
+            </w:pPr>
+            <w:r>
+              <w:rPr>
+                <w:sz w:val="19"/>
+                <w:szCs w:val="19"/>
+                <w:lang w:val="es-CO"/>
+              </w:rPr>
+              <w:t>Una falla de DynamoDB degrada el servicio, aunque las funciones estén sanas.</w:t>
+            </w:r>
+          </w:p>
+        </w:tc>
+      </w:tr>
+      <w:tr>
+        <w:trPr>
+          <w:cantSplit/>
+          <w:jc w:val="center"/>
+        </w:trPr>
+        <w:tc>
+          <w:tcPr>
+            <w:tcW w:w="2127" w:type="dxa"/>
+            <w:tcMar>
+              <w:top w:w="40" w:type="dxa"/>
+              <w:left w:w="90" w:type="dxa"/>
+              <w:bottom w:w="40" w:type="dxa"/>
+              <w:right w:w="90" w:type="dxa"/>
+            </w:tcMar>
+          </w:tcPr>
+          <w:p>
+            <w:pPr>
+              <w:spacing w:after="30" w:line="240" w:lineRule="auto"/>
+              <w:jc w:val="both"/>
+              <w:rPr>
+                <w:lang w:val="es-CO"/>
+              </w:rPr>
+            </w:pPr>
+            <w:r>
+              <w:rPr>
+                <w:sz w:val="19"/>
+                <w:szCs w:val="19"/>
+                <w:lang w:val="es-CO"/>
+              </w:rPr>
+              <w:t>Logs JSON con métricas EMF (Embedded Metric Format)</w:t>
+            </w:r>
+          </w:p>
+        </w:tc>
+        <w:tc>
+          <w:tcPr>
+            <w:tcW w:w="1417" w:type="dxa"/>
+            <w:tcMar>
+              <w:top w:w="40" w:type="dxa"/>
+              <w:left w:w="90" w:type="dxa"/>
+              <w:bottom w:w="40" w:type="dxa"/>
+              <w:right w:w="90" w:type="dxa"/>
+            </w:tcMar>
+          </w:tcPr>
+          <w:p>
+            <w:pPr>
+              <w:spacing w:after="30" w:line="240" w:lineRule="auto"/>
+              <w:jc w:val="both"/>
+            </w:pPr>
             <w:r>
               <w:rPr>
                 <w:sz w:val="19"/>
@@ -5179,12 +6278,11 @@
               </w:rPr>
               <w:t>Observabilidad</w:t>
             </w:r>
-            <w:proofErr w:type="spellEnd"/>
-          </w:p>
-        </w:tc>
-        <w:tc>
-          <w:tcPr>
-            <w:tcW w:w="3000" w:type="dxa"/>
+          </w:p>
+        </w:tc>
+        <w:tc>
+          <w:tcPr>
+            <w:tcW w:w="2693" w:type="dxa"/>
             <w:tcMar>
               <w:top w:w="40" w:type="dxa"/>
               <w:left w:w="90" w:type="dxa"/>
@@ -5206,21 +6304,13 @@
                 <w:szCs w:val="19"/>
                 <w:lang w:val="es-CO"/>
               </w:rPr>
-              <w:t>Cada cambio de nivel queda como evento</w:t>
-            </w:r>
-            <w:r>
-              <w:rPr>
-                <w:sz w:val="19"/>
-                <w:szCs w:val="19"/>
-                <w:lang w:val="es-CO"/>
-              </w:rPr>
-              <w:t>.</w:t>
-            </w:r>
-          </w:p>
-        </w:tc>
-        <w:tc>
-          <w:tcPr>
-            <w:tcW w:w="2606" w:type="dxa"/>
+              <w:t>Cada cambio de nivel queda como evento.</w:t>
+            </w:r>
+          </w:p>
+        </w:tc>
+        <w:tc>
+          <w:tcPr>
+            <w:tcW w:w="3169" w:type="dxa"/>
             <w:tcMar>
               <w:top w:w="40" w:type="dxa"/>
               <w:left w:w="90" w:type="dxa"/>
@@ -5271,14 +6361,14 @@
           <w:lang w:val="es-CO"/>
         </w:rPr>
       </w:pPr>
-      <w:bookmarkStart w:id="5" w:name="_Toc243845929"/>
+      <w:bookmarkStart w:id="7" w:name="_Toc243953125"/>
       <w:r>
         <w:rPr>
           <w:lang w:val="es-CO"/>
         </w:rPr>
         <w:t>5. Respuestas por nivel (contrato HTTP)</w:t>
       </w:r>
-      <w:bookmarkEnd w:id="5"/>
+      <w:bookmarkEnd w:id="7"/>
     </w:p>
     <w:tbl>
       <w:tblPr>
@@ -5441,21 +6531,7 @@
                 <w:sz w:val="19"/>
                 <w:szCs w:val="19"/>
               </w:rPr>
-              <w:t>1</w:t>
-            </w:r>
-            <w:r>
-              <w:rPr>
-                <w:sz w:val="19"/>
-                <w:szCs w:val="19"/>
-              </w:rPr>
-              <w:t>.</w:t>
-            </w:r>
-            <w:r>
-              <w:rPr>
-                <w:sz w:val="19"/>
-                <w:szCs w:val="19"/>
-              </w:rPr>
-              <w:t xml:space="preserve"> Full</w:t>
+              <w:t>1. Full</w:t>
             </w:r>
           </w:p>
         </w:tc>
@@ -5483,14 +6559,7 @@
                 <w:sz w:val="19"/>
                 <w:szCs w:val="19"/>
               </w:rPr>
-              <w:t>20</w:t>
-            </w:r>
-            <w:r>
-              <w:rPr>
-                <w:sz w:val="19"/>
-                <w:szCs w:val="19"/>
-              </w:rPr>
-              <w:t>0</w:t>
+              <w:t>200</w:t>
             </w:r>
           </w:p>
           <w:p>
@@ -5608,31 +6677,8 @@
                 <w:sz w:val="19"/>
                 <w:szCs w:val="19"/>
               </w:rPr>
-              <w:t>2</w:t>
-            </w:r>
-            <w:r>
-              <w:rPr>
-                <w:sz w:val="19"/>
-                <w:szCs w:val="19"/>
-              </w:rPr>
-              <w:t>.</w:t>
-            </w:r>
-            <w:r>
-              <w:rPr>
-                <w:sz w:val="19"/>
-                <w:szCs w:val="19"/>
-              </w:rPr>
-              <w:t xml:space="preserve"> </w:t>
-            </w:r>
-            <w:proofErr w:type="spellStart"/>
-            <w:r>
-              <w:rPr>
-                <w:sz w:val="19"/>
-                <w:szCs w:val="19"/>
-              </w:rPr>
-              <w:t>Degradado</w:t>
-            </w:r>
-            <w:proofErr w:type="spellEnd"/>
+              <w:t>2. Degradado</w:t>
+            </w:r>
           </w:p>
         </w:tc>
         <w:tc>
@@ -5713,23 +6759,7 @@
                 <w:sz w:val="19"/>
                 <w:szCs w:val="19"/>
               </w:rPr>
-              <w:t xml:space="preserve">Nivel 2: </w:t>
-            </w:r>
-            <w:proofErr w:type="spellStart"/>
-            <w:r>
-              <w:rPr>
-                <w:sz w:val="19"/>
-                <w:szCs w:val="19"/>
-              </w:rPr>
-              <w:t>Operación</w:t>
-            </w:r>
-            <w:proofErr w:type="spellEnd"/>
-            <w:r>
-              <w:rPr>
-                <w:sz w:val="19"/>
-                <w:szCs w:val="19"/>
-              </w:rPr>
-              <w:t xml:space="preserve"> Limitada</w:t>
+              <w:t>Nivel 2: Operación Limitada</w:t>
             </w:r>
           </w:p>
         </w:tc>
@@ -5783,21 +6813,7 @@
                 <w:sz w:val="19"/>
                 <w:szCs w:val="19"/>
               </w:rPr>
-              <w:t>3</w:t>
-            </w:r>
-            <w:r>
-              <w:rPr>
-                <w:sz w:val="19"/>
-                <w:szCs w:val="19"/>
-              </w:rPr>
-              <w:t>.</w:t>
-            </w:r>
-            <w:r>
-              <w:rPr>
-                <w:sz w:val="19"/>
-                <w:szCs w:val="19"/>
-              </w:rPr>
-              <w:t xml:space="preserve"> Mínimo</w:t>
+              <w:t>3. Mínimo</w:t>
             </w:r>
           </w:p>
         </w:tc>
@@ -5838,33 +6854,8 @@
                 <w:sz w:val="19"/>
                 <w:szCs w:val="19"/>
               </w:rPr>
-              <w:t xml:space="preserve">Nivel 3: </w:t>
-            </w:r>
-            <w:proofErr w:type="spellStart"/>
-            <w:r>
-              <w:rPr>
-                <w:sz w:val="19"/>
-                <w:szCs w:val="19"/>
-              </w:rPr>
-              <w:t>Operación</w:t>
-            </w:r>
-            <w:proofErr w:type="spellEnd"/>
-            <w:r>
-              <w:rPr>
-                <w:sz w:val="19"/>
-                <w:szCs w:val="19"/>
-              </w:rPr>
-              <w:t xml:space="preserve"> al </w:t>
-            </w:r>
-            <w:proofErr w:type="spellStart"/>
-            <w:r>
-              <w:rPr>
-                <w:sz w:val="19"/>
-                <w:szCs w:val="19"/>
-              </w:rPr>
-              <w:t>mínimo</w:t>
-            </w:r>
-            <w:proofErr w:type="spellEnd"/>
+              <w:t>Nivel 3: Operación al mínimo</w:t>
+            </w:r>
           </w:p>
         </w:tc>
         <w:tc>
@@ -5929,56 +6920,17 @@
               <w:spacing w:after="30" w:line="240" w:lineRule="auto"/>
               <w:jc w:val="both"/>
             </w:pPr>
-            <w:proofErr w:type="spellStart"/>
-            <w:r>
-              <w:rPr>
-                <w:sz w:val="19"/>
-                <w:szCs w:val="19"/>
-              </w:rPr>
-              <w:t>Ninguna</w:t>
-            </w:r>
-            <w:proofErr w:type="spellEnd"/>
-            <w:r>
-              <w:rPr>
-                <w:sz w:val="19"/>
-                <w:szCs w:val="19"/>
-              </w:rPr>
-              <w:t>.</w:t>
+            <w:r>
+              <w:rPr>
+                <w:sz w:val="19"/>
+                <w:szCs w:val="19"/>
+              </w:rPr>
+              <w:t>Ninguna.</w:t>
             </w:r>
           </w:p>
         </w:tc>
       </w:tr>
     </w:tbl>
-    <w:p>
-      <w:pPr>
-        <w:rPr>
-          <w:lang w:val="es-CO"/>
-        </w:rPr>
-      </w:pPr>
-    </w:p>
-    <w:p>
-      <w:pPr>
-        <w:rPr>
-          <w:color w:val="EE0000"/>
-          <w:lang w:val="es-CO"/>
-        </w:rPr>
-      </w:pPr>
-      <w:r>
-        <w:rPr>
-          <w:color w:val="EE0000"/>
-          <w:lang w:val="es-CO"/>
-        </w:rPr>
-        <w:t>Validar…</w:t>
-      </w:r>
-    </w:p>
-    <w:p>
-      <w:pPr>
-        <w:pStyle w:val="Sinespaciado"/>
-        <w:rPr>
-          <w:lang w:val="es-CO"/>
-        </w:rPr>
-      </w:pPr>
-    </w:p>
     <w:p>
       <w:pPr>
         <w:pStyle w:val="Ttulo1"/>
@@ -5986,14 +6938,15 @@
           <w:lang w:val="es-CO"/>
         </w:rPr>
       </w:pPr>
-      <w:bookmarkStart w:id="6" w:name="_Toc243845930"/>
+      <w:bookmarkStart w:id="8" w:name="_Toc243953126"/>
       <w:r>
         <w:rPr>
           <w:lang w:val="es-CO"/>
         </w:rPr>
+        <w:lastRenderedPageBreak/>
         <w:t>6. ¿Qué hace el sistema?</w:t>
       </w:r>
-      <w:bookmarkEnd w:id="6"/>
+      <w:bookmarkEnd w:id="8"/>
     </w:p>
     <w:p>
       <w:pPr>
@@ -6006,45 +6959,7 @@
         <w:rPr>
           <w:lang w:val="es-CO"/>
         </w:rPr>
-        <w:t xml:space="preserve">Cada petición pasa por el </w:t>
-      </w:r>
-      <w:proofErr w:type="spellStart"/>
-      <w:r>
-        <w:rPr>
-          <w:lang w:val="es-CO"/>
-        </w:rPr>
-        <w:t>router</w:t>
-      </w:r>
-      <w:proofErr w:type="spellEnd"/>
-      <w:r>
-        <w:rPr>
-          <w:lang w:val="es-CO"/>
-        </w:rPr>
-        <w:t xml:space="preserve">, que averigua en qué nivel opera el minuto de reloj actual. Ese nivel se decide con los errores contados en el minuto anterior: con 5 o más errores el sistema opera en el Nivel 2 y con 10 o más en el Nivel 3. La degradación es inmediata (con </w:t>
-      </w:r>
-      <w:r>
-        <w:rPr>
-          <w:lang w:val="es-CO"/>
-        </w:rPr>
-        <w:t>10</w:t>
-      </w:r>
-      <w:r>
-        <w:rPr>
-          <w:lang w:val="es-CO"/>
-        </w:rPr>
-        <w:t xml:space="preserve"> errores se pasa directo al Nivel </w:t>
-      </w:r>
-      <w:r>
-        <w:rPr>
-          <w:lang w:val="es-CO"/>
-        </w:rPr>
-        <w:t>3</w:t>
-      </w:r>
-      <w:r>
-        <w:rPr>
-          <w:lang w:val="es-CO"/>
-        </w:rPr>
-        <w:t>) y la recuperación sube un nivel por minuto.</w:t>
+        <w:t>Cada petición pasa por el router, que averigua en qué nivel opera el minuto de reloj actual. Ese nivel se decide con los errores contados en el minuto anterior: con 5 o más errores el sistema opera en el Nivel 2 y con 10 o más en el Nivel 3. La degradación es inmediata (con 10 errores se pasa directo al Nivel 3). Tras degradar, el sistema sostiene ese nivel los 2 minutos siguientes (permanencia mínima) y después recupera de a un nivel por minuto.</w:t>
       </w:r>
     </w:p>
     <w:p>
@@ -6096,7 +7011,6 @@
               <w:spacing w:after="30" w:line="240" w:lineRule="auto"/>
               <w:jc w:val="center"/>
             </w:pPr>
-            <w:proofErr w:type="spellStart"/>
             <w:r>
               <w:rPr>
                 <w:b/>
@@ -6104,37 +7018,7 @@
                 <w:sz w:val="19"/>
                 <w:szCs w:val="19"/>
               </w:rPr>
-              <w:t>Errores</w:t>
-            </w:r>
-            <w:proofErr w:type="spellEnd"/>
-            <w:r>
-              <w:rPr>
-                <w:b/>
-                <w:color w:val="FFFFFF"/>
-                <w:sz w:val="19"/>
-                <w:szCs w:val="19"/>
-              </w:rPr>
-              <w:t xml:space="preserve"> del </w:t>
-            </w:r>
-            <w:proofErr w:type="spellStart"/>
-            <w:r>
-              <w:rPr>
-                <w:b/>
-                <w:color w:val="FFFFFF"/>
-                <w:sz w:val="19"/>
-                <w:szCs w:val="19"/>
-              </w:rPr>
-              <w:t>minuto</w:t>
-            </w:r>
-            <w:proofErr w:type="spellEnd"/>
-            <w:r>
-              <w:rPr>
-                <w:b/>
-                <w:color w:val="FFFFFF"/>
-                <w:sz w:val="19"/>
-                <w:szCs w:val="19"/>
-              </w:rPr>
-              <w:t xml:space="preserve"> anterior</w:t>
+              <w:t>Errores del minuto anterior</w:t>
             </w:r>
           </w:p>
         </w:tc>
@@ -6219,7 +7103,7 @@
                 <w:szCs w:val="19"/>
                 <w:lang w:val="es-CO"/>
               </w:rPr>
-              <w:t>Nivel 1, o el nivel anterior menos uno si venía degradado (recuperación gradual).</w:t>
+              <w:t>Nivel 1, o el nivel anterior menos uno si venía degradado y ya cumplió su permanencia de 2 minutos.</w:t>
             </w:r>
           </w:p>
         </w:tc>
@@ -6371,7 +7255,19 @@
         <w:rPr>
           <w:lang w:val="es-CO"/>
         </w:rPr>
-        <w:t>Con el patrón del script oficial, el bloque 1 manda 5 errores, así que el minuto siguiente opera en el Nivel 2; ese minuto no tiene errores y el siguiente vuelve al Nivel 1; el bloque 3 manda 15 errores y el minuto siguiente es el Nivel 3, y así.</w:t>
+        <w:t xml:space="preserve">Con el patrón del script oficial, el bloque 1 manda 5 errores y el minuto siguiente opera en el Nivel 2. El bloque 3 manda 15 errores y el minuto siguiente opera en el Nivel 3, que se sostiene los 2 minutos </w:t>
+      </w:r>
+      <w:r>
+        <w:rPr>
+          <w:lang w:val="es-CO"/>
+        </w:rPr>
+        <w:t>siguientes,</w:t>
+      </w:r>
+      <w:r>
+        <w:rPr>
+          <w:lang w:val="es-CO"/>
+        </w:rPr>
+        <w:t xml:space="preserve"> aunque el bloque 5 traiga otros 15 errores; después baja al Nivel 2 y, un minuto más tarde, al Nivel 1: la secuencia es 1-2-3-2-1.</w:t>
       </w:r>
     </w:p>
     <w:p>
@@ -6389,14 +7285,14 @@
           <w:lang w:val="es-CO"/>
         </w:rPr>
       </w:pPr>
-      <w:bookmarkStart w:id="7" w:name="_Toc243845931"/>
+      <w:bookmarkStart w:id="9" w:name="_Toc243953127"/>
       <w:r>
         <w:rPr>
           <w:lang w:val="es-CO"/>
         </w:rPr>
         <w:t>7. Opciones consideradas</w:t>
       </w:r>
-      <w:bookmarkEnd w:id="7"/>
+      <w:bookmarkEnd w:id="9"/>
     </w:p>
     <w:p>
       <w:pPr>
@@ -6418,14 +7314,14 @@
           <w:lang w:val="es-CO"/>
         </w:rPr>
       </w:pPr>
-      <w:bookmarkStart w:id="8" w:name="_Toc243845932"/>
+      <w:bookmarkStart w:id="10" w:name="_Toc243953128"/>
       <w:r>
         <w:rPr>
           <w:lang w:val="es-CO"/>
         </w:rPr>
         <w:t>7.1 Opciones de arquitectura</w:t>
       </w:r>
-      <w:bookmarkEnd w:id="8"/>
+      <w:bookmarkEnd w:id="10"/>
     </w:p>
     <w:p>
       <w:pPr>
@@ -6440,89 +7336,19 @@
           <w:lang w:val="es-CO"/>
         </w:rPr>
       </w:pPr>
-      <w:proofErr w:type="spellStart"/>
       <w:r>
         <w:rPr>
           <w:b/>
           <w:bCs/>
           <w:lang w:val="es-CO"/>
         </w:rPr>
-        <w:t>Router</w:t>
-      </w:r>
-      <w:proofErr w:type="spellEnd"/>
-      <w:r>
-        <w:rPr>
-          <w:b/>
-          <w:bCs/>
-          <w:lang w:val="es-CO"/>
-        </w:rPr>
-        <w:t xml:space="preserve"> con estado en </w:t>
-      </w:r>
-      <w:proofErr w:type="spellStart"/>
-      <w:r>
-        <w:rPr>
-          <w:b/>
-          <w:bCs/>
-          <w:lang w:val="es-CO"/>
-        </w:rPr>
-        <w:t>DynamoDB</w:t>
-      </w:r>
-      <w:proofErr w:type="spellEnd"/>
-      <w:r>
-        <w:rPr>
-          <w:b/>
-          <w:bCs/>
-          <w:lang w:val="es-CO"/>
-        </w:rPr>
-        <w:t xml:space="preserve"> (adoptada).</w:t>
+        <w:t>Router con estado en DynamoDB (adoptada).</w:t>
       </w:r>
       <w:r>
         <w:rPr>
           <w:lang w:val="es-CO"/>
         </w:rPr>
-        <w:t xml:space="preserve"> API Gateway entrega la petición a una función </w:t>
-      </w:r>
-      <w:proofErr w:type="spellStart"/>
-      <w:r>
-        <w:rPr>
-          <w:lang w:val="es-CO"/>
-        </w:rPr>
-        <w:t>router</w:t>
-      </w:r>
-      <w:proofErr w:type="spellEnd"/>
-      <w:r>
-        <w:rPr>
-          <w:lang w:val="es-CO"/>
-        </w:rPr>
-        <w:t xml:space="preserve">. El </w:t>
-      </w:r>
-      <w:proofErr w:type="spellStart"/>
-      <w:r>
-        <w:rPr>
-          <w:lang w:val="es-CO"/>
-        </w:rPr>
-        <w:t>router</w:t>
-      </w:r>
-      <w:proofErr w:type="spellEnd"/>
-      <w:r>
-        <w:rPr>
-          <w:lang w:val="es-CO"/>
-        </w:rPr>
-        <w:t xml:space="preserve"> lee el nivel del minuto en </w:t>
-      </w:r>
-      <w:proofErr w:type="spellStart"/>
-      <w:r>
-        <w:rPr>
-          <w:lang w:val="es-CO"/>
-        </w:rPr>
-        <w:t>DynamoDB</w:t>
-      </w:r>
-      <w:proofErr w:type="spellEnd"/>
-      <w:r>
-        <w:rPr>
-          <w:lang w:val="es-CO"/>
-        </w:rPr>
-        <w:t>, invoca la función del nivel y cuenta el resultado.</w:t>
+        <w:t xml:space="preserve"> API Gateway entrega la petición a una función router. El router lee el nivel del minuto en DynamoDB, invoca la función del nivel y cuenta el resultado.</w:t>
       </w:r>
     </w:p>
     <w:p>
@@ -6550,21 +7376,7 @@
         <w:rPr>
           <w:lang w:val="es-CO"/>
         </w:rPr>
-        <w:t xml:space="preserve">. El mismo </w:t>
-      </w:r>
-      <w:proofErr w:type="spellStart"/>
-      <w:r>
-        <w:rPr>
-          <w:lang w:val="es-CO"/>
-        </w:rPr>
-        <w:t>router</w:t>
-      </w:r>
-      <w:proofErr w:type="spellEnd"/>
-      <w:r>
-        <w:rPr>
-          <w:lang w:val="es-CO"/>
-        </w:rPr>
-        <w:t>, pero sin funciones separadas por nivel.</w:t>
+        <w:t>. El mismo router, pero sin funciones separadas por nivel.</w:t>
       </w:r>
     </w:p>
     <w:p>
@@ -6617,7 +7429,6 @@
               <w:spacing w:after="30" w:line="240" w:lineRule="auto"/>
               <w:jc w:val="center"/>
             </w:pPr>
-            <w:proofErr w:type="spellStart"/>
             <w:r>
               <w:rPr>
                 <w:b/>
@@ -6627,7 +7438,6 @@
               </w:rPr>
               <w:t>Criterio</w:t>
             </w:r>
-            <w:proofErr w:type="spellEnd"/>
           </w:p>
         </w:tc>
         <w:tc>
@@ -6738,25 +7548,7 @@
                 <w:szCs w:val="19"/>
                 <w:lang w:val="es-CO"/>
               </w:rPr>
-              <w:t xml:space="preserve">La función </w:t>
-            </w:r>
-            <w:proofErr w:type="spellStart"/>
-            <w:r>
-              <w:rPr>
-                <w:sz w:val="19"/>
-                <w:szCs w:val="19"/>
-                <w:lang w:val="es-CO"/>
-              </w:rPr>
-              <w:t>router</w:t>
-            </w:r>
-            <w:proofErr w:type="spellEnd"/>
-            <w:r>
-              <w:rPr>
-                <w:sz w:val="19"/>
-                <w:szCs w:val="19"/>
-                <w:lang w:val="es-CO"/>
-              </w:rPr>
-              <w:t>. API Gateway solo entrega la petición.</w:t>
+              <w:t>La función router. API Gateway solo entrega la petición.</w:t>
             </w:r>
           </w:p>
         </w:tc>
@@ -6846,25 +7638,7 @@
                 <w:szCs w:val="19"/>
                 <w:lang w:val="es-CO"/>
               </w:rPr>
-              <w:t xml:space="preserve">Con los errores del minuto anterior, leídos de </w:t>
-            </w:r>
-            <w:proofErr w:type="spellStart"/>
-            <w:r>
-              <w:rPr>
-                <w:sz w:val="19"/>
-                <w:szCs w:val="19"/>
-                <w:lang w:val="es-CO"/>
-              </w:rPr>
-              <w:t>DynamoDB</w:t>
-            </w:r>
-            <w:proofErr w:type="spellEnd"/>
-            <w:r>
-              <w:rPr>
-                <w:sz w:val="19"/>
-                <w:szCs w:val="19"/>
-                <w:lang w:val="es-CO"/>
-              </w:rPr>
-              <w:t xml:space="preserve"> en cada petición.</w:t>
+              <w:t>Con los errores del minuto anterior, leídos de DynamoDB en cada petición.</w:t>
             </w:r>
           </w:p>
         </w:tc>
@@ -6892,25 +7666,7 @@
                 <w:szCs w:val="19"/>
                 <w:lang w:val="es-CO"/>
               </w:rPr>
-              <w:t xml:space="preserve">Con la misma regla y el mismo estado en </w:t>
-            </w:r>
-            <w:proofErr w:type="spellStart"/>
-            <w:r>
-              <w:rPr>
-                <w:sz w:val="19"/>
-                <w:szCs w:val="19"/>
-                <w:lang w:val="es-CO"/>
-              </w:rPr>
-              <w:t>DynamoDB</w:t>
-            </w:r>
-            <w:proofErr w:type="spellEnd"/>
-            <w:r>
-              <w:rPr>
-                <w:sz w:val="19"/>
-                <w:szCs w:val="19"/>
-                <w:lang w:val="es-CO"/>
-              </w:rPr>
-              <w:t>, dentro de una sola función.</w:t>
+              <w:t>Con la misma regla y el mismo estado en DynamoDB, dentro de una sola función.</w:t>
             </w:r>
           </w:p>
         </w:tc>
@@ -6941,6 +7697,7 @@
                 <w:sz w:val="19"/>
                 <w:szCs w:val="19"/>
               </w:rPr>
+              <w:lastRenderedPageBreak/>
               <w:t>Previsibilidad</w:t>
             </w:r>
             <w:proofErr w:type="spellEnd"/>
@@ -7157,59 +7914,13 @@
                 <w:lang w:val="es-CO"/>
               </w:rPr>
             </w:pPr>
-            <w:proofErr w:type="spellStart"/>
-            <w:r>
-              <w:rPr>
-                <w:sz w:val="19"/>
-                <w:szCs w:val="19"/>
-                <w:lang w:val="es-CO"/>
-              </w:rPr>
-              <w:t>Router</w:t>
-            </w:r>
-            <w:proofErr w:type="spellEnd"/>
-            <w:r>
-              <w:rPr>
-                <w:sz w:val="19"/>
-                <w:szCs w:val="19"/>
-                <w:lang w:val="es-CO"/>
-              </w:rPr>
-              <w:t xml:space="preserve">, 2 o 3 llamadas a </w:t>
-            </w:r>
-            <w:proofErr w:type="spellStart"/>
-            <w:r>
-              <w:rPr>
-                <w:sz w:val="19"/>
-                <w:szCs w:val="19"/>
-                <w:lang w:val="es-CO"/>
-              </w:rPr>
-              <w:t>DynamoDB</w:t>
-            </w:r>
-            <w:proofErr w:type="spellEnd"/>
-            <w:r>
-              <w:rPr>
-                <w:sz w:val="19"/>
-                <w:szCs w:val="19"/>
-                <w:lang w:val="es-CO"/>
-              </w:rPr>
-              <w:t xml:space="preserve"> y la función del nivel (≈ 40 ms medidos en el </w:t>
-            </w:r>
-            <w:proofErr w:type="spellStart"/>
-            <w:r>
-              <w:rPr>
-                <w:sz w:val="19"/>
-                <w:szCs w:val="19"/>
-                <w:lang w:val="es-CO"/>
-              </w:rPr>
-              <w:t>router</w:t>
-            </w:r>
-            <w:proofErr w:type="spellEnd"/>
-            <w:r>
-              <w:rPr>
-                <w:sz w:val="19"/>
-                <w:szCs w:val="19"/>
-                <w:lang w:val="es-CO"/>
-              </w:rPr>
-              <w:t>, en caliente).</w:t>
+            <w:r>
+              <w:rPr>
+                <w:sz w:val="19"/>
+                <w:szCs w:val="19"/>
+                <w:lang w:val="es-CO"/>
+              </w:rPr>
+              <w:t>Router, 2 o 3 llamadas a DynamoDB y la función del nivel (≈ 37 ms de promedio medidos en el router en la corrida oficial).</w:t>
             </w:r>
           </w:p>
         </w:tc>
@@ -7237,25 +7948,7 @@
                 <w:szCs w:val="19"/>
                 <w:lang w:val="es-CO"/>
               </w:rPr>
-              <w:t xml:space="preserve">Las mismas llamadas a </w:t>
-            </w:r>
-            <w:proofErr w:type="spellStart"/>
-            <w:r>
-              <w:rPr>
-                <w:sz w:val="19"/>
-                <w:szCs w:val="19"/>
-                <w:lang w:val="es-CO"/>
-              </w:rPr>
-              <w:t>DynamoDB</w:t>
-            </w:r>
-            <w:proofErr w:type="spellEnd"/>
-            <w:r>
-              <w:rPr>
-                <w:sz w:val="19"/>
-                <w:szCs w:val="19"/>
-                <w:lang w:val="es-CO"/>
-              </w:rPr>
-              <w:t>, sin la invocación a otra función.</w:t>
+              <w:t>Las mismas llamadas a DynamoDB, sin la invocación a otra función.</w:t>
             </w:r>
           </w:p>
         </w:tc>
@@ -7530,25 +8223,7 @@
                 <w:szCs w:val="19"/>
                 <w:lang w:val="es-CO"/>
               </w:rPr>
-              <w:t xml:space="preserve">Si </w:t>
-            </w:r>
-            <w:proofErr w:type="spellStart"/>
-            <w:r>
-              <w:rPr>
-                <w:sz w:val="19"/>
-                <w:szCs w:val="19"/>
-                <w:lang w:val="es-CO"/>
-              </w:rPr>
-              <w:t>DynamoDB</w:t>
-            </w:r>
-            <w:proofErr w:type="spellEnd"/>
-            <w:r>
-              <w:rPr>
-                <w:sz w:val="19"/>
-                <w:szCs w:val="19"/>
-                <w:lang w:val="es-CO"/>
-              </w:rPr>
-              <w:t xml:space="preserve"> no responde, contesta como Nivel 3.</w:t>
+              <w:t>Si DynamoDB no responde, contesta como Nivel 3.</w:t>
             </w:r>
           </w:p>
         </w:tc>
@@ -7567,21 +8242,12 @@
               <w:spacing w:after="30" w:line="240" w:lineRule="auto"/>
               <w:jc w:val="both"/>
             </w:pPr>
-            <w:proofErr w:type="spellStart"/>
-            <w:r>
-              <w:rPr>
-                <w:sz w:val="19"/>
-                <w:szCs w:val="19"/>
-              </w:rPr>
-              <w:t>Igual</w:t>
-            </w:r>
-            <w:proofErr w:type="spellEnd"/>
-            <w:r>
-              <w:rPr>
-                <w:sz w:val="19"/>
-                <w:szCs w:val="19"/>
-              </w:rPr>
-              <w:t>.</w:t>
+            <w:r>
+              <w:rPr>
+                <w:sz w:val="19"/>
+                <w:szCs w:val="19"/>
+              </w:rPr>
+              <w:t>Igual.</w:t>
             </w:r>
           </w:p>
         </w:tc>
@@ -7643,71 +8309,7 @@
                 <w:sz w:val="19"/>
                 <w:szCs w:val="19"/>
               </w:rPr>
-              <w:t xml:space="preserve">Con </w:t>
-            </w:r>
-            <w:proofErr w:type="spellStart"/>
-            <w:r>
-              <w:rPr>
-                <w:sz w:val="19"/>
-                <w:szCs w:val="19"/>
-              </w:rPr>
-              <w:t>más</w:t>
-            </w:r>
-            <w:proofErr w:type="spellEnd"/>
-            <w:r>
-              <w:rPr>
-                <w:sz w:val="19"/>
-                <w:szCs w:val="19"/>
-              </w:rPr>
-              <w:t xml:space="preserve"> </w:t>
-            </w:r>
-            <w:proofErr w:type="spellStart"/>
-            <w:r>
-              <w:rPr>
-                <w:sz w:val="19"/>
-                <w:szCs w:val="19"/>
-              </w:rPr>
-              <w:t>tráfico</w:t>
-            </w:r>
-            <w:proofErr w:type="spellEnd"/>
-            <w:r>
-              <w:rPr>
-                <w:sz w:val="19"/>
-                <w:szCs w:val="19"/>
-              </w:rPr>
-              <w:t xml:space="preserve"> </w:t>
-            </w:r>
-            <w:proofErr w:type="spellStart"/>
-            <w:r>
-              <w:rPr>
-                <w:sz w:val="19"/>
-                <w:szCs w:val="19"/>
-              </w:rPr>
-              <w:t>habría</w:t>
-            </w:r>
-            <w:proofErr w:type="spellEnd"/>
-            <w:r>
-              <w:rPr>
-                <w:sz w:val="19"/>
-                <w:szCs w:val="19"/>
-              </w:rPr>
-              <w:t xml:space="preserve"> </w:t>
-            </w:r>
-            <w:proofErr w:type="spellStart"/>
-            <w:r>
-              <w:rPr>
-                <w:sz w:val="19"/>
-                <w:szCs w:val="19"/>
-              </w:rPr>
-              <w:t>que</w:t>
-            </w:r>
-            <w:proofErr w:type="spellEnd"/>
-            <w:r>
-              <w:rPr>
-                <w:sz w:val="19"/>
-                <w:szCs w:val="19"/>
-              </w:rPr>
-              <w:t xml:space="preserve"> repartirlo.</w:t>
+              <w:t>Con más tráfico habría que repartirlo.</w:t>
             </w:r>
           </w:p>
         </w:tc>
@@ -7755,27 +8357,14 @@
           <w:lang w:val="es-CO"/>
         </w:rPr>
       </w:pPr>
-      <w:bookmarkStart w:id="9" w:name="_Toc243845934"/>
+      <w:bookmarkStart w:id="11" w:name="_Toc243953129"/>
       <w:r>
         <w:rPr>
           <w:lang w:val="es-CO"/>
         </w:rPr>
-        <w:lastRenderedPageBreak/>
-        <w:t>7.</w:t>
+        <w:t>7.2 Conclusión</w:t>
       </w:r>
-      <w:r>
-        <w:rPr>
-          <w:lang w:val="es-CO"/>
-        </w:rPr>
-        <w:t>2</w:t>
-      </w:r>
-      <w:r>
-        <w:rPr>
-          <w:lang w:val="es-CO"/>
-        </w:rPr>
-        <w:t xml:space="preserve"> Conclusión</w:t>
-      </w:r>
-      <w:bookmarkEnd w:id="9"/>
+      <w:bookmarkEnd w:id="11"/>
     </w:p>
     <w:p>
       <w:pPr>
@@ -7797,63 +8386,13 @@
           <w:b/>
           <w:lang w:val="es-CO"/>
         </w:rPr>
-        <w:t xml:space="preserve">Se mantiene el </w:t>
-      </w:r>
-      <w:proofErr w:type="spellStart"/>
-      <w:r>
-        <w:rPr>
-          <w:b/>
-          <w:lang w:val="es-CO"/>
-        </w:rPr>
-        <w:t>router</w:t>
-      </w:r>
-      <w:proofErr w:type="spellEnd"/>
-      <w:r>
-        <w:rPr>
-          <w:b/>
-          <w:lang w:val="es-CO"/>
-        </w:rPr>
-        <w:t xml:space="preserve"> con </w:t>
-      </w:r>
-      <w:proofErr w:type="spellStart"/>
-      <w:r>
-        <w:rPr>
-          <w:b/>
-          <w:lang w:val="es-CO"/>
-        </w:rPr>
-        <w:t>DynamoDB</w:t>
-      </w:r>
-      <w:proofErr w:type="spellEnd"/>
-      <w:r>
-        <w:rPr>
-          <w:b/>
-          <w:lang w:val="es-CO"/>
-        </w:rPr>
-        <w:t>.</w:t>
+        <w:t>Se mantiene el router con DynamoDB.</w:t>
       </w:r>
       <w:r>
         <w:rPr>
           <w:lang w:val="es-CO"/>
         </w:rPr>
-        <w:t xml:space="preserve"> Cumple </w:t>
-      </w:r>
-      <w:r>
-        <w:rPr>
-          <w:lang w:val="es-CO"/>
-        </w:rPr>
-        <w:t xml:space="preserve">el objetivo de </w:t>
-      </w:r>
-      <w:r>
-        <w:rPr>
-          <w:lang w:val="es-CO"/>
-        </w:rPr>
-        <w:t>un servicio por nivel, aísla las fallas de cada nivel y su comportamiento se verificó en AWS</w:t>
-      </w:r>
-      <w:r>
-        <w:rPr>
-          <w:lang w:val="es-CO"/>
-        </w:rPr>
-        <w:t>.</w:t>
+        <w:t xml:space="preserve"> Cumple el objetivo de un servicio por nivel, aísla las fallas de cada nivel y su comportamiento se verificó en AWS.</w:t>
       </w:r>
     </w:p>
     <w:p>
@@ -7902,14 +8441,14 @@
           <w:lang w:val="es-CO"/>
         </w:rPr>
       </w:pPr>
-      <w:bookmarkStart w:id="10" w:name="_Toc243845935"/>
+      <w:bookmarkStart w:id="12" w:name="_Toc243953130"/>
       <w:r>
         <w:rPr>
           <w:lang w:val="es-CO"/>
         </w:rPr>
         <w:t>8. El plano de control</w:t>
       </w:r>
-      <w:bookmarkEnd w:id="10"/>
+      <w:bookmarkEnd w:id="12"/>
     </w:p>
     <w:p>
       <w:pPr>
@@ -7922,49 +8461,7 @@
         <w:rPr>
           <w:lang w:val="es-CO"/>
         </w:rPr>
-        <w:t xml:space="preserve">Un panel web local lanza el k6 oficial, permite enviar peticiones a mano, muestra el estado por minuto y exporta la evidencia de la corrida. Un interruptor (Local / AWS) cambia la fuente de datos sin tocar el resto del panel: en Local lee </w:t>
-      </w:r>
-      <w:proofErr w:type="spellStart"/>
-      <w:r>
-        <w:rPr>
-          <w:lang w:val="es-CO"/>
-        </w:rPr>
-        <w:t>LocalStack</w:t>
-      </w:r>
-      <w:proofErr w:type="spellEnd"/>
-      <w:r>
-        <w:rPr>
-          <w:lang w:val="es-CO"/>
-        </w:rPr>
-        <w:t xml:space="preserve"> y en AWS lee </w:t>
-      </w:r>
-      <w:proofErr w:type="spellStart"/>
-      <w:r>
-        <w:rPr>
-          <w:lang w:val="es-CO"/>
-        </w:rPr>
-        <w:t>DynamoDB</w:t>
-      </w:r>
-      <w:proofErr w:type="spellEnd"/>
-      <w:r>
-        <w:rPr>
-          <w:lang w:val="es-CO"/>
-        </w:rPr>
-        <w:t xml:space="preserve"> y </w:t>
-      </w:r>
-      <w:proofErr w:type="spellStart"/>
-      <w:r>
-        <w:rPr>
-          <w:lang w:val="es-CO"/>
-        </w:rPr>
-        <w:t>CloudWatch</w:t>
-      </w:r>
-      <w:proofErr w:type="spellEnd"/>
-      <w:r>
-        <w:rPr>
-          <w:lang w:val="es-CO"/>
-        </w:rPr>
-        <w:t xml:space="preserve"> Logs con un usuario de IAM de solo lectura, sin acceso a la consola y limitado a los recursos reto3-*.</w:t>
+        <w:t>Un panel web local lanza el k6 oficial, permite enviar peticiones a mano, muestra el estado por minuto y exporta la evidencia de la corrida. Un interruptor (Local / AWS) cambia la fuente de datos sin tocar el resto del panel: en Local lee LocalStack y en AWS lee DynamoDB y CloudWatch Logs con un usuario de IAM de solo lectura, sin acceso a la consola y limitado a los recursos reto3-*.</w:t>
       </w:r>
     </w:p>
     <w:p>
@@ -8017,7 +8514,6 @@
               <w:spacing w:after="30" w:line="240" w:lineRule="auto"/>
               <w:jc w:val="center"/>
             </w:pPr>
-            <w:proofErr w:type="spellStart"/>
             <w:r>
               <w:rPr>
                 <w:b/>
@@ -8025,17 +8521,7 @@
                 <w:sz w:val="19"/>
                 <w:szCs w:val="19"/>
               </w:rPr>
-              <w:t>Función</w:t>
-            </w:r>
-            <w:proofErr w:type="spellEnd"/>
-            <w:r>
-              <w:rPr>
-                <w:b/>
-                <w:color w:val="FFFFFF"/>
-                <w:sz w:val="19"/>
-                <w:szCs w:val="19"/>
-              </w:rPr>
-              <w:t xml:space="preserve"> del panel</w:t>
+              <w:t>Función del panel</w:t>
             </w:r>
           </w:p>
         </w:tc>
@@ -8229,25 +8715,7 @@
                 <w:szCs w:val="19"/>
                 <w:lang w:val="es-CO"/>
               </w:rPr>
-              <w:t xml:space="preserve">Copia el script con la URL cambiada, verifica con </w:t>
-            </w:r>
-            <w:proofErr w:type="spellStart"/>
-            <w:r>
-              <w:rPr>
-                <w:sz w:val="19"/>
-                <w:szCs w:val="19"/>
-                <w:lang w:val="es-CO"/>
-              </w:rPr>
-              <w:t>diff</w:t>
-            </w:r>
-            <w:proofErr w:type="spellEnd"/>
-            <w:r>
-              <w:rPr>
-                <w:sz w:val="19"/>
-                <w:szCs w:val="19"/>
-                <w:lang w:val="es-CO"/>
-              </w:rPr>
-              <w:t xml:space="preserve"> que sea la única línea distinta y guarda la salida cruda.</w:t>
+              <w:t>Copia el script con la URL cambiada, verifica con diff que sea la única línea distinta y guarda la salida cruda.</w:t>
             </w:r>
           </w:p>
         </w:tc>
@@ -8387,6 +8855,7 @@
                 <w:sz w:val="19"/>
                 <w:szCs w:val="19"/>
               </w:rPr>
+              <w:lastRenderedPageBreak/>
               <w:t>Cambios de nivel</w:t>
             </w:r>
           </w:p>
@@ -8415,25 +8884,7 @@
                 <w:szCs w:val="19"/>
                 <w:lang w:val="es-CO"/>
               </w:rPr>
-              <w:t xml:space="preserve">Eventos CAMBIO_NIVEL y fallas del </w:t>
-            </w:r>
-            <w:proofErr w:type="spellStart"/>
-            <w:r>
-              <w:rPr>
-                <w:sz w:val="19"/>
-                <w:szCs w:val="19"/>
-                <w:lang w:val="es-CO"/>
-              </w:rPr>
-              <w:t>router</w:t>
-            </w:r>
-            <w:proofErr w:type="spellEnd"/>
-            <w:r>
-              <w:rPr>
-                <w:sz w:val="19"/>
-                <w:szCs w:val="19"/>
-                <w:lang w:val="es-CO"/>
-              </w:rPr>
-              <w:t>.</w:t>
+              <w:t>Eventos CAMBIO_NIVEL y fallas del router.</w:t>
             </w:r>
           </w:p>
         </w:tc>
@@ -8597,43 +9048,7 @@
                 <w:szCs w:val="19"/>
                 <w:lang w:val="es-CO"/>
               </w:rPr>
-              <w:t xml:space="preserve">ZIP con el log del k6, los logs de </w:t>
-            </w:r>
-            <w:proofErr w:type="spellStart"/>
-            <w:r>
-              <w:rPr>
-                <w:sz w:val="19"/>
-                <w:szCs w:val="19"/>
-                <w:lang w:val="es-CO"/>
-              </w:rPr>
-              <w:t>CloudWatch</w:t>
-            </w:r>
-            <w:proofErr w:type="spellEnd"/>
-            <w:r>
-              <w:rPr>
-                <w:sz w:val="19"/>
-                <w:szCs w:val="19"/>
-                <w:lang w:val="es-CO"/>
-              </w:rPr>
-              <w:t xml:space="preserve">, los minutos (CSV), el resumen (JSON) y el </w:t>
-            </w:r>
-            <w:proofErr w:type="spellStart"/>
-            <w:r>
-              <w:rPr>
-                <w:sz w:val="19"/>
-                <w:szCs w:val="19"/>
-                <w:lang w:val="es-CO"/>
-              </w:rPr>
-              <w:t>diff</w:t>
-            </w:r>
-            <w:proofErr w:type="spellEnd"/>
-            <w:r>
-              <w:rPr>
-                <w:sz w:val="19"/>
-                <w:szCs w:val="19"/>
-                <w:lang w:val="es-CO"/>
-              </w:rPr>
-              <w:t xml:space="preserve"> del script.</w:t>
+              <w:t>ZIP con el log del k6, los logs de CloudWatch, los minutos (CSV), el resumen (JSON) y el diff del script.</w:t>
             </w:r>
           </w:p>
         </w:tc>
@@ -8652,7 +9067,6 @@
               <w:spacing w:after="30" w:line="240" w:lineRule="auto"/>
               <w:jc w:val="both"/>
             </w:pPr>
-            <w:proofErr w:type="spellStart"/>
             <w:r>
               <w:rPr>
                 <w:sz w:val="19"/>
@@ -8660,7 +9074,6 @@
               </w:rPr>
               <w:t>Todas</w:t>
             </w:r>
-            <w:proofErr w:type="spellEnd"/>
           </w:p>
         </w:tc>
       </w:tr>
@@ -8697,12 +9110,14 @@
         </w:rPr>
         <w:t>.</w:t>
       </w:r>
-      <w:r>
+    </w:p>
+    <w:p>
+      <w:pPr>
+        <w:jc w:val="both"/>
         <w:rPr>
           <w:lang w:val="es-CO"/>
         </w:rPr>
-        <w:br w:type="page"/>
-      </w:r>
+      </w:pPr>
     </w:p>
     <w:p>
       <w:pPr>
@@ -8711,15 +9126,14 @@
           <w:lang w:val="es-CO"/>
         </w:rPr>
       </w:pPr>
-      <w:bookmarkStart w:id="11" w:name="_Toc243845936"/>
+      <w:bookmarkStart w:id="13" w:name="_Toc243953131"/>
       <w:r>
         <w:rPr>
           <w:lang w:val="es-CO"/>
         </w:rPr>
-        <w:lastRenderedPageBreak/>
         <w:t>9. Modelo C4</w:t>
       </w:r>
-      <w:bookmarkEnd w:id="11"/>
+      <w:bookmarkEnd w:id="13"/>
     </w:p>
     <w:p>
       <w:pPr>
@@ -8728,14 +9142,14 @@
           <w:lang w:val="es-CO"/>
         </w:rPr>
       </w:pPr>
-      <w:bookmarkStart w:id="12" w:name="_Toc243845937"/>
+      <w:bookmarkStart w:id="14" w:name="_Toc243953132"/>
       <w:r>
         <w:rPr>
           <w:lang w:val="es-CO"/>
         </w:rPr>
         <w:t>9.1 Vista general</w:t>
       </w:r>
-      <w:bookmarkEnd w:id="12"/>
+      <w:bookmarkEnd w:id="14"/>
     </w:p>
     <w:p>
       <w:pPr>
@@ -8748,47 +9162,7 @@
         <w:rPr>
           <w:lang w:val="es-CO"/>
         </w:rPr>
-        <w:t xml:space="preserve">Antes del detalle, así se ve el sistema completo. El script de k6 envía las peticiones a la aplicación en AWS y un panel de estado, de solo lectura, consulta </w:t>
-      </w:r>
-      <w:proofErr w:type="spellStart"/>
-      <w:r>
-        <w:rPr>
-          <w:lang w:val="es-CO"/>
-        </w:rPr>
-        <w:t>DynamoDB</w:t>
-      </w:r>
-      <w:proofErr w:type="spellEnd"/>
-      <w:r>
-        <w:rPr>
-          <w:lang w:val="es-CO"/>
-        </w:rPr>
-        <w:t xml:space="preserve"> y </w:t>
-      </w:r>
-      <w:proofErr w:type="spellStart"/>
-      <w:r>
-        <w:rPr>
-          <w:lang w:val="es-CO"/>
-        </w:rPr>
-        <w:t>CloudWatch</w:t>
-      </w:r>
-      <w:proofErr w:type="spellEnd"/>
-      <w:r>
-        <w:rPr>
-          <w:lang w:val="es-CO"/>
-        </w:rPr>
-        <w:t xml:space="preserve"> para mostrar lo que ocurre y exportar la evidencia de la </w:t>
-      </w:r>
-      <w:r>
-        <w:rPr>
-          <w:lang w:val="es-CO"/>
-        </w:rPr>
-        <w:t>ejecución</w:t>
-      </w:r>
-      <w:r>
-        <w:rPr>
-          <w:lang w:val="es-CO"/>
-        </w:rPr>
-        <w:t>.</w:t>
+        <w:t>Antes del detalle, así se ve el sistema completo. El script de k6 envía las peticiones a la aplicación en AWS y un panel de estado, de solo lectura, consulta DynamoDB y CloudWatch para mostrar lo que ocurre y exportar la evidencia de la ejecución.</w:t>
       </w:r>
     </w:p>
     <w:p>
@@ -8800,9 +9174,9 @@
           <w:noProof/>
         </w:rPr>
         <w:drawing>
-          <wp:inline distT="0" distB="0" distL="0" distR="0" wp14:anchorId="25E2FB3B" wp14:editId="369A51ED">
-            <wp:extent cx="5917565" cy="3835400"/>
-            <wp:effectExtent l="0" t="0" r="6985" b="0"/>
+          <wp:inline distT="0" distB="0" distL="0" distR="0" wp14:anchorId="25E2FB3B" wp14:editId="4A3C034A">
+            <wp:extent cx="5853430" cy="3181350"/>
+            <wp:effectExtent l="0" t="0" r="0" b="0"/>
             <wp:docPr id="2" name="Picture 2"/>
             <wp:cNvGraphicFramePr>
               <a:graphicFrameLocks xmlns:a="http://schemas.openxmlformats.org/drawingml/2006/main" noChangeAspect="1"/>
@@ -8823,7 +9197,7 @@
                   <pic:spPr>
                     <a:xfrm>
                       <a:off x="0" y="0"/>
-                      <a:ext cx="5947955" cy="3855097"/>
+                      <a:ext cx="5899108" cy="3206176"/>
                     </a:xfrm>
                     <a:prstGeom prst="rect">
                       <a:avLst/>
@@ -8859,12 +9233,6 @@
           <w:lang w:val="es-CO"/>
         </w:rPr>
       </w:pPr>
-      <w:r>
-        <w:rPr>
-          <w:lang w:val="es-CO"/>
-        </w:rPr>
-        <w:br w:type="page"/>
-      </w:r>
     </w:p>
     <w:p>
       <w:pPr>
@@ -8873,7 +9241,7 @@
           <w:lang w:val="es-CO"/>
         </w:rPr>
       </w:pPr>
-      <w:bookmarkStart w:id="13" w:name="_Toc243845938"/>
+      <w:bookmarkStart w:id="15" w:name="_Toc243953133"/>
       <w:r>
         <w:rPr>
           <w:lang w:val="es-CO"/>
@@ -8881,7 +9249,7 @@
         <w:lastRenderedPageBreak/>
         <w:t>9.2 Contenedores (detalle de AWS)</w:t>
       </w:r>
-      <w:bookmarkEnd w:id="13"/>
+      <w:bookmarkEnd w:id="15"/>
     </w:p>
     <w:p>
       <w:pPr>
@@ -8894,35 +9262,7 @@
         <w:rPr>
           <w:lang w:val="es-CO"/>
         </w:rPr>
-        <w:t xml:space="preserve">La propuesta recibe las peticiones por un API Gateway, que las pasa a una función </w:t>
-      </w:r>
-      <w:proofErr w:type="spellStart"/>
-      <w:r>
-        <w:rPr>
-          <w:lang w:val="es-CO"/>
-        </w:rPr>
-        <w:t>router</w:t>
-      </w:r>
-      <w:proofErr w:type="spellEnd"/>
-      <w:r>
-        <w:rPr>
-          <w:lang w:val="es-CO"/>
-        </w:rPr>
-        <w:t xml:space="preserve">. El </w:t>
-      </w:r>
-      <w:proofErr w:type="spellStart"/>
-      <w:r>
-        <w:rPr>
-          <w:lang w:val="es-CO"/>
-        </w:rPr>
-        <w:t>router</w:t>
-      </w:r>
-      <w:proofErr w:type="spellEnd"/>
-      <w:r>
-        <w:rPr>
-          <w:lang w:val="es-CO"/>
-        </w:rPr>
-        <w:t xml:space="preserve"> es el monitor del sistema: decide en qué nivel de servicio opera cada minuto de reloj y envía la petición al servicio de ese nivel.</w:t>
+        <w:t>La propuesta recibe las peticiones por un API Gateway, que las pasa a una función router. El router es el monitor del sistema: decide en qué nivel de servicio opera cada minuto de reloj y envía la petición al servicio de ese nivel.</w:t>
       </w:r>
     </w:p>
     <w:p>
@@ -8936,35 +9276,110 @@
         <w:rPr>
           <w:lang w:val="es-CO"/>
         </w:rPr>
-        <w:t xml:space="preserve">El nivel de un minuto se calcula con los errores del minuto anterior: con 5 o más errores el sistema pasa al Nivel 2 (degradado) y con 10 o más al Nivel 3 (mínimo). La degradación es inmediata y la recuperación sube un nivel por minuto. Como las funciones Lambda no comparten memoria entre instancias, el conteo de errores y el nivel de cada minuto se guardan en una tabla de </w:t>
+        <w:t>El nivel de un minuto se calcula con los errores del minuto anterior: con 5 o más errores el sistema pasa al Nivel 2 (degradado) y con 10 o más al Nivel 3 (mínimo). La degradación es inmediata; tras degradar, el nivel se sostiene los 2 minutos siguientes y después la recuperación sube un nivel por minuto. Como las funciones Lambda no comparten memoria entre instancias, el conteo de errores y el nivel de cada minuto se guardan en una tabla de DynamoDB. Cada cambio de nivel queda registrado en los logs de CloudWatch.</w:t>
       </w:r>
-      <w:proofErr w:type="spellStart"/>
+    </w:p>
+    <w:p>
+      <w:pPr>
+        <w:jc w:val="both"/>
+        <w:rPr>
+          <w:lang w:val="es-CO"/>
+        </w:rPr>
+      </w:pPr>
       <w:r>
         <w:rPr>
           <w:lang w:val="es-CO"/>
         </w:rPr>
-        <w:t>DynamoDB</w:t>
+        <w:t>El recorrido de una petición, de izquierda a derecha en la Figura 2:</w:t>
       </w:r>
-      <w:proofErr w:type="spellEnd"/>
+    </w:p>
+    <w:p>
+      <w:pPr>
+        <w:ind w:left="360"/>
+        <w:jc w:val="both"/>
+        <w:rPr>
+          <w:lang w:val="es-CO"/>
+        </w:rPr>
+      </w:pPr>
       <w:r>
         <w:rPr>
           <w:lang w:val="es-CO"/>
         </w:rPr>
-        <w:t xml:space="preserve">. Cada cambio de nivel queda registrado en los logs de </w:t>
+        <w:t>1. El k6 envía la petición por HTTPS.</w:t>
       </w:r>
-      <w:proofErr w:type="spellStart"/>
+    </w:p>
+    <w:p>
+      <w:pPr>
+        <w:ind w:left="360"/>
+        <w:jc w:val="both"/>
+        <w:rPr>
+          <w:lang w:val="es-CO"/>
+        </w:rPr>
+      </w:pPr>
       <w:r>
         <w:rPr>
           <w:lang w:val="es-CO"/>
         </w:rPr>
-        <w:t>CloudWatch</w:t>
+        <w:t>2. API Gateway la pasa al router.</w:t>
       </w:r>
-      <w:proofErr w:type="spellEnd"/>
+    </w:p>
+    <w:p>
+      <w:pPr>
+        <w:ind w:left="360"/>
+        <w:jc w:val="both"/>
+        <w:rPr>
+          <w:lang w:val="es-CO"/>
+        </w:rPr>
+      </w:pPr>
       <w:r>
         <w:rPr>
           <w:lang w:val="es-CO"/>
         </w:rPr>
-        <w:t>.</w:t>
+        <w:t>3. El router lee los errores del minuto anterior y fija el nivel del minuto en DynamoDB.</w:t>
+      </w:r>
+    </w:p>
+    <w:p>
+      <w:pPr>
+        <w:ind w:left="360"/>
+        <w:jc w:val="both"/>
+        <w:rPr>
+          <w:lang w:val="es-CO"/>
+        </w:rPr>
+      </w:pPr>
+      <w:r>
+        <w:rPr>
+          <w:lang w:val="es-CO"/>
+        </w:rPr>
+        <w:t>4. Invoca solo el servicio del nivel vigente y responde su mensaje.</w:t>
+      </w:r>
+    </w:p>
+    <w:p>
+      <w:pPr>
+        <w:ind w:left="360"/>
+        <w:jc w:val="both"/>
+        <w:rPr>
+          <w:lang w:val="es-CO"/>
+        </w:rPr>
+      </w:pPr>
+      <w:r>
+        <w:rPr>
+          <w:lang w:val="es-CO"/>
+        </w:rPr>
+        <w:t>5. Cada cambio de nivel queda registrado con su motivo en CloudWatch.</w:t>
+      </w:r>
+    </w:p>
+    <w:p>
+      <w:pPr>
+        <w:jc w:val="both"/>
+        <w:rPr>
+          <w:lang w:val="es-CO"/>
+        </w:rPr>
+      </w:pPr>
+      <w:r>
+        <w:rPr>
+          <w:lang w:val="es-CO"/>
+        </w:rPr>
+        <w:t>El router cumple el papel del patrón Gateway Routing: API Gateway entrega la petición y el router, detrás, decide el nivel. Cuesta unos 37 ms por petición. Si el docente espera que el ruteo ocurra dentro del propio API Gateway, queda como pregunta pendiente para el docente.</w:t>
       </w:r>
     </w:p>
     <w:p>
@@ -8983,6 +9398,7 @@
         <w:rPr>
           <w:noProof/>
         </w:rPr>
+        <w:lastRenderedPageBreak/>
         <w:drawing>
           <wp:inline distT="0" distB="0" distL="0" distR="0" wp14:anchorId="3ECAF160" wp14:editId="2472C364">
             <wp:extent cx="5939572" cy="4324350"/>
@@ -9051,87 +9467,7 @@
           <w:szCs w:val="19"/>
           <w:lang w:val="es-CO"/>
         </w:rPr>
-        <w:t xml:space="preserve">Figura 2. Detalle de AWS: API Gateway, </w:t>
-      </w:r>
-      <w:proofErr w:type="spellStart"/>
-      <w:r>
-        <w:rPr>
-          <w:i/>
-          <w:sz w:val="19"/>
-          <w:szCs w:val="19"/>
-          <w:lang w:val="es-CO"/>
-        </w:rPr>
-        <w:t>router</w:t>
-      </w:r>
-      <w:proofErr w:type="spellEnd"/>
-      <w:r>
-        <w:rPr>
-          <w:i/>
-          <w:sz w:val="19"/>
-          <w:szCs w:val="19"/>
-          <w:lang w:val="es-CO"/>
-        </w:rPr>
-        <w:t xml:space="preserve">, servicios de los tres niveles, estado en </w:t>
-      </w:r>
-      <w:proofErr w:type="spellStart"/>
-      <w:r>
-        <w:rPr>
-          <w:i/>
-          <w:sz w:val="19"/>
-          <w:szCs w:val="19"/>
-          <w:lang w:val="es-CO"/>
-        </w:rPr>
-        <w:t>DynamoDB</w:t>
-      </w:r>
-      <w:proofErr w:type="spellEnd"/>
-      <w:r>
-        <w:rPr>
-          <w:i/>
-          <w:sz w:val="19"/>
-          <w:szCs w:val="19"/>
-          <w:lang w:val="es-CO"/>
-        </w:rPr>
-        <w:t xml:space="preserve"> y </w:t>
-      </w:r>
-      <w:proofErr w:type="spellStart"/>
-      <w:r>
-        <w:rPr>
-          <w:i/>
-          <w:sz w:val="19"/>
-          <w:szCs w:val="19"/>
-          <w:lang w:val="es-CO"/>
-        </w:rPr>
-        <w:t>observabilidad</w:t>
-      </w:r>
-      <w:proofErr w:type="spellEnd"/>
-      <w:r>
-        <w:rPr>
-          <w:i/>
-          <w:sz w:val="19"/>
-          <w:szCs w:val="19"/>
-          <w:lang w:val="es-CO"/>
-        </w:rPr>
-        <w:t xml:space="preserve"> en </w:t>
-      </w:r>
-      <w:proofErr w:type="spellStart"/>
-      <w:r>
-        <w:rPr>
-          <w:i/>
-          <w:sz w:val="19"/>
-          <w:szCs w:val="19"/>
-          <w:lang w:val="es-CO"/>
-        </w:rPr>
-        <w:t>CloudWatch</w:t>
-      </w:r>
-      <w:proofErr w:type="spellEnd"/>
-      <w:r>
-        <w:rPr>
-          <w:i/>
-          <w:sz w:val="19"/>
-          <w:szCs w:val="19"/>
-          <w:lang w:val="es-CO"/>
-        </w:rPr>
-        <w:t>. El color verde indica las piezas validadas en AWS con el k6 oficial.</w:t>
+        <w:t>Figura 2. Detalle de AWS: API Gateway, router, servicios de los tres niveles, estado en DynamoDB y observabilidad en CloudWatch. Las piezas con la marca «✓ AWS» están validadas con el k6 oficial en AWS.</w:t>
       </w:r>
     </w:p>
     <w:p>
@@ -9149,15 +9485,14 @@
           <w:lang w:val="es-CO"/>
         </w:rPr>
       </w:pPr>
-      <w:bookmarkStart w:id="14" w:name="_Toc243845939"/>
+      <w:bookmarkStart w:id="16" w:name="_Toc243953134"/>
       <w:r>
         <w:rPr>
           <w:lang w:val="es-CO"/>
         </w:rPr>
-        <w:lastRenderedPageBreak/>
         <w:t>10. Despliegue en AWS (solución oficial)</w:t>
       </w:r>
-      <w:bookmarkEnd w:id="14"/>
+      <w:bookmarkEnd w:id="16"/>
     </w:p>
     <w:p>
       <w:pPr>
@@ -9166,14 +9501,14 @@
           <w:lang w:val="es-CO"/>
         </w:rPr>
       </w:pPr>
-      <w:bookmarkStart w:id="15" w:name="_Toc243845940"/>
+      <w:bookmarkStart w:id="17" w:name="_Toc243953135"/>
       <w:r>
         <w:rPr>
           <w:lang w:val="es-CO"/>
         </w:rPr>
         <w:t>10.1 Qué se desplegó y cómo</w:t>
       </w:r>
-      <w:bookmarkEnd w:id="15"/>
+      <w:bookmarkEnd w:id="17"/>
     </w:p>
     <w:p>
       <w:pPr>
@@ -9187,7 +9522,6 @@
         </w:rPr>
         <w:t>La solución está en la región us-east-2. Se desplegó a mano por la consola de AWS, con los mismos nombres y valores de la plantilla SAM (</w:t>
       </w:r>
-      <w:proofErr w:type="spellStart"/>
       <w:proofErr w:type="gramStart"/>
       <w:r>
         <w:rPr>
@@ -9195,41 +9529,12 @@
         </w:rPr>
         <w:t>template.yaml</w:t>
       </w:r>
-      <w:proofErr w:type="spellEnd"/>
       <w:proofErr w:type="gramEnd"/>
       <w:r>
         <w:rPr>
           <w:lang w:val="es-CO"/>
         </w:rPr>
-        <w:t xml:space="preserve">) que antes se validó en </w:t>
-      </w:r>
-      <w:proofErr w:type="spellStart"/>
-      <w:r>
-        <w:rPr>
-          <w:lang w:val="es-CO"/>
-        </w:rPr>
-        <w:t>LocalStack</w:t>
-      </w:r>
-      <w:proofErr w:type="spellEnd"/>
-      <w:r>
-        <w:rPr>
-          <w:lang w:val="es-CO"/>
-        </w:rPr>
-        <w:t xml:space="preserve">; en AWS no se usó </w:t>
-      </w:r>
-      <w:proofErr w:type="spellStart"/>
-      <w:r>
-        <w:rPr>
-          <w:lang w:val="es-CO"/>
-        </w:rPr>
-        <w:t>CloudFormation</w:t>
-      </w:r>
-      <w:proofErr w:type="spellEnd"/>
-      <w:r>
-        <w:rPr>
-          <w:lang w:val="es-CO"/>
-        </w:rPr>
-        <w:t>. La memoria y el tiempo máximo de las Lambdas no vienen del enunciado: son decisiones nuestras.</w:t>
+        <w:t>) que antes se validó en LocalStack; en AWS no se usó CloudFormation. La memoria y el tiempo máximo de las Lambdas no vienen del enunciado: son decisiones nuestras.</w:t>
       </w:r>
     </w:p>
     <w:tbl>
@@ -9273,7 +9578,6 @@
               <w:spacing w:after="30" w:line="240" w:lineRule="auto"/>
               <w:jc w:val="center"/>
             </w:pPr>
-            <w:proofErr w:type="spellStart"/>
             <w:r>
               <w:rPr>
                 <w:b/>
@@ -9283,7 +9587,6 @@
               </w:rPr>
               <w:t>Recurso</w:t>
             </w:r>
-            <w:proofErr w:type="spellEnd"/>
           </w:p>
         </w:tc>
         <w:tc>
@@ -9374,61 +9677,7 @@
                 <w:szCs w:val="19"/>
                 <w:lang w:val="es-CO"/>
               </w:rPr>
-              <w:t>POST /</w:t>
-            </w:r>
-            <w:proofErr w:type="spellStart"/>
-            <w:r>
-              <w:rPr>
-                <w:sz w:val="19"/>
-                <w:szCs w:val="19"/>
-                <w:lang w:val="es-CO"/>
-              </w:rPr>
-              <w:t>service</w:t>
-            </w:r>
-            <w:proofErr w:type="spellEnd"/>
-            <w:r>
-              <w:rPr>
-                <w:sz w:val="19"/>
-                <w:szCs w:val="19"/>
-                <w:lang w:val="es-CO"/>
-              </w:rPr>
-              <w:t xml:space="preserve">-api con integración Lambda proxy hacia el </w:t>
-            </w:r>
-            <w:proofErr w:type="spellStart"/>
-            <w:r>
-              <w:rPr>
-                <w:sz w:val="19"/>
-                <w:szCs w:val="19"/>
-                <w:lang w:val="es-CO"/>
-              </w:rPr>
-              <w:t>router</w:t>
-            </w:r>
-            <w:proofErr w:type="spellEnd"/>
-            <w:r>
-              <w:rPr>
-                <w:sz w:val="19"/>
-                <w:szCs w:val="19"/>
-                <w:lang w:val="es-CO"/>
-              </w:rPr>
-              <w:t xml:space="preserve">. Límite del </w:t>
-            </w:r>
-            <w:proofErr w:type="spellStart"/>
-            <w:r>
-              <w:rPr>
-                <w:sz w:val="19"/>
-                <w:szCs w:val="19"/>
-                <w:lang w:val="es-CO"/>
-              </w:rPr>
-              <w:t>stage</w:t>
-            </w:r>
-            <w:proofErr w:type="spellEnd"/>
-            <w:r>
-              <w:rPr>
-                <w:sz w:val="19"/>
-                <w:szCs w:val="19"/>
-                <w:lang w:val="es-CO"/>
-              </w:rPr>
-              <w:t>: 25 r/s y ráfaga de 50 (valores de la plantilla).</w:t>
+              <w:t>POST /service-api con integración Lambda proxy hacia el router. Límite del stage: 25 r/s y ráfaga de 50 (verificado en el stage prod).</w:t>
             </w:r>
           </w:p>
         </w:tc>
@@ -9486,7 +9735,7 @@
                 <w:szCs w:val="19"/>
                 <w:lang w:val="es-CO"/>
               </w:rPr>
-              <w:t>Python 3.12, arm64, 256 MB, tiempo máximo de 10 s. Variables: TABLA, NIVEL1_FN, NIVEL2_FN, NIVEL3_FN, UMBRAL_DEGRADADO (5) y UMBRAL_MINIMO (10).</w:t>
+              <w:t>Python 3.12, arm64, 256 MB, tiempo máximo de 10 s. Variables: TABLA, NIVEL1_FN, NIVEL2_FN, NIVEL3_FN, UMBRAL_DEGRADADO (5), UMBRAL_MINIMO (10) y PERMANENCIA_MINUTOS (2).</w:t>
             </w:r>
           </w:p>
         </w:tc>
@@ -9516,6 +9765,7 @@
                 <w:sz w:val="19"/>
                 <w:szCs w:val="19"/>
               </w:rPr>
+              <w:lastRenderedPageBreak/>
               <w:t>Lambdas reto3-nivel1, 2 y 3</w:t>
             </w:r>
           </w:p>
@@ -9602,25 +9852,7 @@
                 <w:szCs w:val="19"/>
                 <w:lang w:val="es-CO"/>
               </w:rPr>
-              <w:t xml:space="preserve">Clave de partición </w:t>
-            </w:r>
-            <w:proofErr w:type="spellStart"/>
-            <w:r>
-              <w:rPr>
-                <w:sz w:val="19"/>
-                <w:szCs w:val="19"/>
-                <w:lang w:val="es-CO"/>
-              </w:rPr>
-              <w:t>pk</w:t>
-            </w:r>
-            <w:proofErr w:type="spellEnd"/>
-            <w:r>
-              <w:rPr>
-                <w:sz w:val="19"/>
-                <w:szCs w:val="19"/>
-                <w:lang w:val="es-CO"/>
-              </w:rPr>
-              <w:t xml:space="preserve"> (texto), capacidad bajo demanda, TTL de 24 h.</w:t>
+              <w:t>Clave de partición pk (texto), capacidad bajo demanda, TTL de 24 h.</w:t>
             </w:r>
           </w:p>
         </w:tc>
@@ -9736,41 +9968,7 @@
                 <w:szCs w:val="19"/>
                 <w:lang w:val="es-CO"/>
               </w:rPr>
-              <w:t>Cuatro grupos de logs /</w:t>
-            </w:r>
-            <w:proofErr w:type="spellStart"/>
-            <w:r>
-              <w:rPr>
-                <w:sz w:val="19"/>
-                <w:szCs w:val="19"/>
-                <w:lang w:val="es-CO"/>
-              </w:rPr>
-              <w:t>aws</w:t>
-            </w:r>
-            <w:proofErr w:type="spellEnd"/>
-            <w:r>
-              <w:rPr>
-                <w:sz w:val="19"/>
-                <w:szCs w:val="19"/>
-                <w:lang w:val="es-CO"/>
-              </w:rPr>
-              <w:t>/lambda/reto3-* con retención de 14 días</w:t>
-            </w:r>
-            <w:r>
-              <w:rPr>
-                <w:sz w:val="19"/>
-                <w:szCs w:val="19"/>
-                <w:lang w:val="es-CO"/>
-              </w:rPr>
-              <w:t xml:space="preserve"> y </w:t>
-            </w:r>
-            <w:r>
-              <w:rPr>
-                <w:sz w:val="19"/>
-                <w:szCs w:val="19"/>
-                <w:lang w:val="es-CO"/>
-              </w:rPr>
-              <w:t>métricas EMF en el espacio Reto3.</w:t>
+              <w:t>Cuatro grupos de logs /aws/lambda/reto3-* con retención de 14 días y métricas EMF en el espacio Reto3.</w:t>
             </w:r>
           </w:p>
         </w:tc>
@@ -9867,14 +10065,14 @@
           <w:lang w:val="es-CO"/>
         </w:rPr>
       </w:pPr>
-      <w:bookmarkStart w:id="16" w:name="_Toc243845941"/>
+      <w:bookmarkStart w:id="18" w:name="_Toc243953136"/>
       <w:r>
         <w:rPr>
           <w:lang w:val="es-CO"/>
         </w:rPr>
         <w:t>10.2 Calentamiento y arranque en frío</w:t>
       </w:r>
-      <w:bookmarkEnd w:id="16"/>
+      <w:bookmarkEnd w:id="18"/>
     </w:p>
     <w:p>
       <w:pPr>
@@ -9886,35 +10084,7 @@
         <w:rPr>
           <w:lang w:val="es-CO"/>
         </w:rPr>
-        <w:t xml:space="preserve">El sistema responde con tiempos bajos cuando está en uso: en caliente, el </w:t>
-      </w:r>
-      <w:proofErr w:type="spellStart"/>
-      <w:r>
-        <w:rPr>
-          <w:lang w:val="es-CO"/>
-        </w:rPr>
-        <w:t>router</w:t>
-      </w:r>
-      <w:proofErr w:type="spellEnd"/>
-      <w:r>
-        <w:rPr>
-          <w:lang w:val="es-CO"/>
-        </w:rPr>
-        <w:t xml:space="preserve"> tarda entre 25 y 40 ms por petición y cada función de nivel unos 2 ms. La primera petición después de un tiempo sin tráfico paga el arranque en frío (el </w:t>
-      </w:r>
-      <w:proofErr w:type="spellStart"/>
-      <w:r>
-        <w:rPr>
-          <w:lang w:val="es-CO"/>
-        </w:rPr>
-        <w:t>router</w:t>
-      </w:r>
-      <w:proofErr w:type="spellEnd"/>
-      <w:r>
-        <w:rPr>
-          <w:lang w:val="es-CO"/>
-        </w:rPr>
-        <w:t xml:space="preserve"> tardó 1.386 ms de ejecución más 257 ms de arranque, y cada función de nivel unos 80 ms de arranque). Por eso, antes de una carga se calientan las cuatro Lambdas: una prueba de cada nivel desde la consola y tres o cuatro peticiones sin error al API.</w:t>
+        <w:t>El sistema responde con tiempos bajos cuando está en uso: en caliente, el router tarda unos 37 ms en promedio por petición (mediana de 32 ms y percentil 95 de 50 ms en la corrida oficial) y cada función de nivel unos 2 ms. La primera petición después de un tiempo sin tráfico paga el arranque en frío (el router tardó 1.386 ms de ejecución más 257 ms de arranque, y cada función de nivel unos 80 ms de arranque). Por eso, antes de una carga se calientan las cuatro Lambdas: una prueba de cada nivel desde la consola y tres o cuatro peticiones sin error al API.</w:t>
       </w:r>
     </w:p>
     <w:p>
@@ -9928,35 +10098,7 @@
         <w:rPr>
           <w:lang w:val="es-CO"/>
         </w:rPr>
-        <w:t>Se descartaron un calentador automático (</w:t>
-      </w:r>
-      <w:proofErr w:type="spellStart"/>
-      <w:r>
-        <w:rPr>
-          <w:lang w:val="es-CO"/>
-        </w:rPr>
-        <w:t>EventBridge</w:t>
-      </w:r>
-      <w:proofErr w:type="spellEnd"/>
-      <w:r>
-        <w:rPr>
-          <w:lang w:val="es-CO"/>
-        </w:rPr>
-        <w:t xml:space="preserve"> </w:t>
-      </w:r>
-      <w:proofErr w:type="spellStart"/>
-      <w:r>
-        <w:rPr>
-          <w:lang w:val="es-CO"/>
-        </w:rPr>
-        <w:t>Scheduler</w:t>
-      </w:r>
-      <w:proofErr w:type="spellEnd"/>
-      <w:r>
-        <w:rPr>
-          <w:lang w:val="es-CO"/>
-        </w:rPr>
-        <w:t>) y subir la memoria: para 140 peticiones el efecto es de una sola petición y no justifica una pieza más.</w:t>
+        <w:t>Se descartaron un calentador automático (EventBridge Scheduler) y subir la memoria: para 140 peticiones el efecto es de una sola petición y no justifica una pieza más.</w:t>
       </w:r>
     </w:p>
     <w:p>
@@ -9974,14 +10116,14 @@
           <w:lang w:val="es-CO"/>
         </w:rPr>
       </w:pPr>
-      <w:bookmarkStart w:id="17" w:name="_Toc243845942"/>
+      <w:bookmarkStart w:id="19" w:name="_Toc243953137"/>
       <w:r>
         <w:rPr>
           <w:lang w:val="es-CO"/>
         </w:rPr>
         <w:t>11. Resultados de la medición</w:t>
       </w:r>
-      <w:bookmarkEnd w:id="17"/>
+      <w:bookmarkEnd w:id="19"/>
     </w:p>
     <w:p>
       <w:pPr>
@@ -9990,14 +10132,14 @@
           <w:lang w:val="es-CO"/>
         </w:rPr>
       </w:pPr>
-      <w:bookmarkStart w:id="18" w:name="_Toc243845943"/>
+      <w:bookmarkStart w:id="20" w:name="_Toc243953138"/>
       <w:r>
         <w:rPr>
           <w:lang w:val="es-CO"/>
         </w:rPr>
         <w:t>11.1 Cómo se midió</w:t>
       </w:r>
-      <w:bookmarkEnd w:id="18"/>
+      <w:bookmarkEnd w:id="20"/>
     </w:p>
     <w:p>
       <w:pPr>
@@ -10010,56 +10152,21 @@
         <w:rPr>
           <w:lang w:val="es-CO"/>
         </w:rPr>
-        <w:t xml:space="preserve">Con el script de k6 oficial (1 usuario virtual, 140 iteraciones, pausa de 3 s entre peticiones), cuya única diferencia con el original es la URL del API; el </w:t>
+        <w:t>Con el script de k6 oficial (1 usuario virtual, 140 iteraciones, pausa de 3 s entre peticiones), cuya única diferencia con el original es la URL del API; el diff de una línea queda guardado como evidencia. El k6 espera hasta el segundo 00 de un minuto para empezar y pide el error en el cuerpo ("error": true) en los bloques 1, 3 y 5 (5, 15 y 15 errores: 35 en total).</w:t>
       </w:r>
-      <w:proofErr w:type="spellStart"/>
+    </w:p>
+    <w:p>
+      <w:pPr>
+        <w:jc w:val="both"/>
+        <w:rPr>
+          <w:lang w:val="es-CO"/>
+        </w:rPr>
+      </w:pPr>
       <w:r>
         <w:rPr>
           <w:lang w:val="es-CO"/>
         </w:rPr>
-        <w:t>diff</w:t>
-      </w:r>
-      <w:proofErr w:type="spellEnd"/>
-      <w:r>
-        <w:rPr>
-          <w:lang w:val="es-CO"/>
-        </w:rPr>
-        <w:t xml:space="preserve"> de una línea queda guardado como evidencia. El k6 espera hasta el segundo 00 de un minuto para empezar y pide el error en el cuerpo ("error": true) en los </w:t>
-      </w:r>
-      <w:r>
-        <w:rPr>
-          <w:lang w:val="es-CO"/>
-        </w:rPr>
-        <w:lastRenderedPageBreak/>
-        <w:t xml:space="preserve">bloques 1, 3 y 5 (5, 15 y 15 errores: 35 en total). La evidencia sale de tres fuentes: el resumen de k6, los eventos CAMBIO_NIVEL de </w:t>
-      </w:r>
-      <w:proofErr w:type="spellStart"/>
-      <w:r>
-        <w:rPr>
-          <w:lang w:val="es-CO"/>
-        </w:rPr>
-        <w:t>CloudWatch</w:t>
-      </w:r>
-      <w:proofErr w:type="spellEnd"/>
-      <w:r>
-        <w:rPr>
-          <w:lang w:val="es-CO"/>
-        </w:rPr>
-        <w:t xml:space="preserve"> Logs y el </w:t>
-      </w:r>
-      <w:proofErr w:type="spellStart"/>
-      <w:r>
-        <w:rPr>
-          <w:lang w:val="es-CO"/>
-        </w:rPr>
-        <w:t>dashboard</w:t>
-      </w:r>
-      <w:proofErr w:type="spellEnd"/>
-      <w:r>
-        <w:rPr>
-          <w:lang w:val="es-CO"/>
-        </w:rPr>
-        <w:t>.</w:t>
+        <w:t>La corrida oficial se lanzó desde el panel de control (modo cliente y servidor) el 26/10/2026 a las 19:49, hora de Colombia. La evidencia sale del log y el resumen del k6, de los minutos y el resumen que exporta el panel, del diff del script y de los eventos CAMBIO_NIVEL de CloudWatch Logs.</w:t>
       </w:r>
     </w:p>
     <w:p>
@@ -10069,14 +10176,14 @@
           <w:lang w:val="es-CO"/>
         </w:rPr>
       </w:pPr>
-      <w:bookmarkStart w:id="19" w:name="_Toc243845944"/>
+      <w:bookmarkStart w:id="21" w:name="_Toc243953139"/>
       <w:r>
         <w:rPr>
           <w:lang w:val="es-CO"/>
         </w:rPr>
-        <w:t>11.2 Resultados de las corridas de prueba (21 y 22/10/2026, AWS)</w:t>
+        <w:t>11.2 Resultados de la corrida oficial (26/10/2026, AWS)</w:t>
       </w:r>
-      <w:bookmarkEnd w:id="19"/>
+      <w:bookmarkEnd w:id="21"/>
     </w:p>
     <w:tbl>
       <w:tblPr>
@@ -10119,7 +10226,6 @@
               <w:spacing w:after="30" w:line="240" w:lineRule="auto"/>
               <w:jc w:val="center"/>
             </w:pPr>
-            <w:proofErr w:type="spellStart"/>
             <w:r>
               <w:rPr>
                 <w:b/>
@@ -10127,37 +10233,7 @@
                 <w:sz w:val="19"/>
                 <w:szCs w:val="19"/>
               </w:rPr>
-              <w:t>Medida</w:t>
-            </w:r>
-            <w:proofErr w:type="spellEnd"/>
-            <w:r>
-              <w:rPr>
-                <w:b/>
-                <w:color w:val="FFFFFF"/>
-                <w:sz w:val="19"/>
-                <w:szCs w:val="19"/>
-              </w:rPr>
-              <w:t xml:space="preserve"> (</w:t>
-            </w:r>
-            <w:proofErr w:type="spellStart"/>
-            <w:r>
-              <w:rPr>
-                <w:b/>
-                <w:color w:val="FFFFFF"/>
-                <w:sz w:val="19"/>
-                <w:szCs w:val="19"/>
-              </w:rPr>
-              <w:t>resumen</w:t>
-            </w:r>
-            <w:proofErr w:type="spellEnd"/>
-            <w:r>
-              <w:rPr>
-                <w:b/>
-                <w:color w:val="FFFFFF"/>
-                <w:sz w:val="19"/>
-                <w:szCs w:val="19"/>
-              </w:rPr>
-              <w:t xml:space="preserve"> de k6)</w:t>
+              <w:t>Medida (resumen de k6)</w:t>
             </w:r>
           </w:p>
         </w:tc>
@@ -10269,25 +10345,7 @@
                 <w:szCs w:val="19"/>
                 <w:lang w:val="es-CO"/>
               </w:rPr>
-              <w:t>Respuestas con error (</w:t>
-            </w:r>
-            <w:proofErr w:type="spellStart"/>
-            <w:r>
-              <w:rPr>
-                <w:sz w:val="19"/>
-                <w:szCs w:val="19"/>
-                <w:lang w:val="es-CO"/>
-              </w:rPr>
-              <w:t>http_req_failed</w:t>
-            </w:r>
-            <w:proofErr w:type="spellEnd"/>
-            <w:r>
-              <w:rPr>
-                <w:sz w:val="19"/>
-                <w:szCs w:val="19"/>
-                <w:lang w:val="es-CO"/>
-              </w:rPr>
-              <w:t>)</w:t>
+              <w:t>Respuestas con error (http_req_failed)</w:t>
             </w:r>
           </w:p>
         </w:tc>
@@ -10347,6 +10405,7 @@
                 <w:szCs w:val="19"/>
                 <w:lang w:val="es-CO"/>
               </w:rPr>
+              <w:lastRenderedPageBreak/>
               <w:t>Latencia promedio, mediana y p95</w:t>
             </w:r>
           </w:p>
@@ -10370,39 +10429,7 @@
                 <w:sz w:val="19"/>
                 <w:szCs w:val="19"/>
               </w:rPr>
-              <w:t xml:space="preserve">169 </w:t>
-            </w:r>
-            <w:proofErr w:type="spellStart"/>
-            <w:r>
-              <w:rPr>
-                <w:sz w:val="19"/>
-                <w:szCs w:val="19"/>
-              </w:rPr>
-              <w:t>ms</w:t>
-            </w:r>
-            <w:proofErr w:type="spellEnd"/>
-            <w:r>
-              <w:rPr>
-                <w:sz w:val="19"/>
-                <w:szCs w:val="19"/>
-              </w:rPr>
-              <w:t xml:space="preserve">, 148 </w:t>
-            </w:r>
-            <w:proofErr w:type="spellStart"/>
-            <w:r>
-              <w:rPr>
-                <w:sz w:val="19"/>
-                <w:szCs w:val="19"/>
-              </w:rPr>
-              <w:t>ms</w:t>
-            </w:r>
-            <w:proofErr w:type="spellEnd"/>
-            <w:r>
-              <w:rPr>
-                <w:sz w:val="19"/>
-                <w:szCs w:val="19"/>
-              </w:rPr>
-              <w:t xml:space="preserve"> y 180 ms</w:t>
+              <w:t>167 ms, 159 ms y 215 ms</w:t>
             </w:r>
           </w:p>
         </w:tc>
@@ -10458,33 +10485,8 @@
                 <w:sz w:val="19"/>
                 <w:szCs w:val="19"/>
               </w:rPr>
-              <w:t xml:space="preserve">153 </w:t>
-            </w:r>
-            <w:proofErr w:type="spellStart"/>
-            <w:r>
-              <w:rPr>
-                <w:sz w:val="19"/>
-                <w:szCs w:val="19"/>
-              </w:rPr>
-              <w:t>ms</w:t>
-            </w:r>
-            <w:proofErr w:type="spellEnd"/>
-            <w:r>
-              <w:rPr>
-                <w:sz w:val="19"/>
-                <w:szCs w:val="19"/>
-              </w:rPr>
-              <w:t xml:space="preserve"> y 354 </w:t>
-            </w:r>
-            <w:proofErr w:type="spellStart"/>
-            <w:r>
-              <w:rPr>
-                <w:sz w:val="19"/>
-                <w:szCs w:val="19"/>
-              </w:rPr>
-              <w:t>ms</w:t>
-            </w:r>
-            <w:proofErr w:type="spellEnd"/>
+              <w:t>168 ms y 495 ms</w:t>
+            </w:r>
           </w:p>
         </w:tc>
       </w:tr>
@@ -10543,7 +10545,7 @@
                 <w:szCs w:val="19"/>
                 <w:lang w:val="es-CO"/>
               </w:rPr>
-              <w:t>2,12 s: la primera petición, con arranque en frío</w:t>
+              <w:t>495 ms (una respuesta sin error)</w:t>
             </w:r>
           </w:p>
         </w:tc>
@@ -10646,6 +10648,62 @@
                 <w:szCs w:val="19"/>
               </w:rPr>
               <w:t>3,17 s</w:t>
+            </w:r>
+          </w:p>
+        </w:tc>
+      </w:tr>
+      <w:tr>
+        <w:trPr>
+          <w:cantSplit/>
+          <w:jc w:val="center"/>
+        </w:trPr>
+        <w:tc>
+          <w:tcPr>
+            <w:tcW w:w="4200" w:type="dxa"/>
+            <w:tcMar>
+              <w:top w:w="40" w:type="dxa"/>
+              <w:left w:w="90" w:type="dxa"/>
+              <w:bottom w:w="40" w:type="dxa"/>
+              <w:right w:w="90" w:type="dxa"/>
+            </w:tcMar>
+          </w:tcPr>
+          <w:p>
+            <w:pPr>
+              <w:spacing w:after="30" w:line="240" w:lineRule="auto"/>
+              <w:rPr>
+                <w:lang w:val="es-CO"/>
+              </w:rPr>
+            </w:pPr>
+            <w:r>
+              <w:rPr>
+                <w:sz w:val="19"/>
+                <w:szCs w:val="19"/>
+                <w:lang w:val="es-CO"/>
+              </w:rPr>
+              <w:t>Latencia del router en el servidor (promedio y máximo)</w:t>
+            </w:r>
+          </w:p>
+        </w:tc>
+        <w:tc>
+          <w:tcPr>
+            <w:tcW w:w="5206" w:type="dxa"/>
+            <w:tcMar>
+              <w:top w:w="40" w:type="dxa"/>
+              <w:left w:w="90" w:type="dxa"/>
+              <w:bottom w:w="40" w:type="dxa"/>
+              <w:right w:w="90" w:type="dxa"/>
+            </w:tcMar>
+          </w:tcPr>
+          <w:p>
+            <w:pPr>
+              <w:spacing w:after="30" w:line="240" w:lineRule="auto"/>
+            </w:pPr>
+            <w:r>
+              <w:rPr>
+                <w:sz w:val="19"/>
+                <w:szCs w:val="19"/>
+              </w:rPr>
+              <w:t>36,7 ms y 372 ms</w:t>
             </w:r>
           </w:p>
         </w:tc>
@@ -10718,27 +10776,12 @@
         <w:rPr>
           <w:lang w:val="es-CO"/>
         </w:rPr>
-        <w:t xml:space="preserve">Cambios de nivel registrados en </w:t>
-      </w:r>
-      <w:proofErr w:type="spellStart"/>
-      <w:r>
-        <w:rPr>
-          <w:lang w:val="es-CO"/>
-        </w:rPr>
-        <w:t>CloudWatch</w:t>
-      </w:r>
-      <w:proofErr w:type="spellEnd"/>
-      <w:r>
-        <w:rPr>
-          <w:lang w:val="es-CO"/>
-        </w:rPr>
-        <w:t xml:space="preserve"> (corrida del 21/10/2026, 23:42, hora de Colombia):</w:t>
+        <w:t>Cambios de nivel registrados en CloudWatch (corrida oficial del 26/10/2026, 19:49, hora de Colombia):</w:t>
       </w:r>
     </w:p>
     <w:tbl>
       <w:tblPr>
-        <w:tblW w:w="9406" w:type="dxa"/>
-        <w:jc w:val="center"/>
+        <w:tblW w:w="6600" w:type="dxa"/>
         <w:tblBorders>
           <w:top w:val="single" w:sz="4" w:space="0" w:color="C9D4DF"/>
           <w:left w:val="single" w:sz="4" w:space="0" w:color="C9D4DF"/>
@@ -10754,13 +10797,11 @@
         <w:gridCol w:w="2200"/>
         <w:gridCol w:w="2000"/>
         <w:gridCol w:w="2400"/>
-        <w:gridCol w:w="2806"/>
       </w:tblGrid>
       <w:tr>
         <w:trPr>
           <w:cantSplit/>
           <w:tblHeader/>
-          <w:jc w:val="center"/>
         </w:trPr>
         <w:tc>
           <w:tcPr>
@@ -10840,33 +10881,6 @@
                 <w:szCs w:val="19"/>
               </w:rPr>
               <w:t>Motivo</w:t>
-            </w:r>
-          </w:p>
-        </w:tc>
-        <w:tc>
-          <w:tcPr>
-            <w:tcW w:w="2806" w:type="dxa"/>
-            <w:shd w:val="clear" w:color="auto" w:fill="4F81BD"/>
-            <w:tcMar>
-              <w:top w:w="40" w:type="dxa"/>
-              <w:left w:w="90" w:type="dxa"/>
-              <w:bottom w:w="40" w:type="dxa"/>
-              <w:right w:w="90" w:type="dxa"/>
-            </w:tcMar>
-          </w:tcPr>
-          <w:p>
-            <w:pPr>
-              <w:spacing w:after="30" w:line="240" w:lineRule="auto"/>
-              <w:jc w:val="center"/>
-            </w:pPr>
-            <w:r>
-              <w:rPr>
-                <w:b/>
-                <w:color w:val="FFFFFF"/>
-                <w:sz w:val="19"/>
-                <w:szCs w:val="19"/>
-              </w:rPr>
-              <w:t>Errores del minuto anterior</w:t>
             </w:r>
           </w:p>
         </w:tc>
@@ -10874,7 +10888,6 @@
       <w:tr>
         <w:trPr>
           <w:cantSplit/>
-          <w:jc w:val="center"/>
         </w:trPr>
         <w:tc>
           <w:tcPr>
@@ -10895,7 +10908,7 @@
                 <w:sz w:val="19"/>
                 <w:szCs w:val="19"/>
               </w:rPr>
-              <w:t>23:43</w:t>
+              <w:t>19:51</w:t>
             </w:r>
           </w:p>
         </w:tc>
@@ -10942,29 +10955,6 @@
                 <w:szCs w:val="19"/>
               </w:rPr>
               <w:t>Degradación</w:t>
-            </w:r>
-          </w:p>
-        </w:tc>
-        <w:tc>
-          <w:tcPr>
-            <w:tcW w:w="2806" w:type="dxa"/>
-            <w:tcMar>
-              <w:top w:w="40" w:type="dxa"/>
-              <w:left w:w="90" w:type="dxa"/>
-              <w:bottom w:w="40" w:type="dxa"/>
-              <w:right w:w="90" w:type="dxa"/>
-            </w:tcMar>
-          </w:tcPr>
-          <w:p>
-            <w:pPr>
-              <w:spacing w:after="30" w:line="240" w:lineRule="auto"/>
-            </w:pPr>
-            <w:r>
-              <w:rPr>
-                <w:sz w:val="19"/>
-                <w:szCs w:val="19"/>
-              </w:rPr>
-              <w:t>5</w:t>
             </w:r>
           </w:p>
         </w:tc>
@@ -10972,7 +10962,6 @@
       <w:tr>
         <w:trPr>
           <w:cantSplit/>
-          <w:jc w:val="center"/>
         </w:trPr>
         <w:tc>
           <w:tcPr>
@@ -10993,7 +10982,7 @@
                 <w:sz w:val="19"/>
                 <w:szCs w:val="19"/>
               </w:rPr>
-              <w:t>23:44</w:t>
+              <w:t>19:53</w:t>
             </w:r>
           </w:p>
         </w:tc>
@@ -11016,7 +11005,7 @@
                 <w:sz w:val="19"/>
                 <w:szCs w:val="19"/>
               </w:rPr>
-              <w:t>Nivel 2 → Nivel 1</w:t>
+              <w:t>Nivel 2 → Nivel 3</w:t>
             </w:r>
           </w:p>
         </w:tc>
@@ -11039,30 +11028,7 @@
                 <w:sz w:val="19"/>
                 <w:szCs w:val="19"/>
               </w:rPr>
-              <w:t>Recuperación</w:t>
-            </w:r>
-          </w:p>
-        </w:tc>
-        <w:tc>
-          <w:tcPr>
-            <w:tcW w:w="2806" w:type="dxa"/>
-            <w:tcMar>
-              <w:top w:w="40" w:type="dxa"/>
-              <w:left w:w="90" w:type="dxa"/>
-              <w:bottom w:w="40" w:type="dxa"/>
-              <w:right w:w="90" w:type="dxa"/>
-            </w:tcMar>
-          </w:tcPr>
-          <w:p>
-            <w:pPr>
-              <w:spacing w:after="30" w:line="240" w:lineRule="auto"/>
-            </w:pPr>
-            <w:r>
-              <w:rPr>
-                <w:sz w:val="19"/>
-                <w:szCs w:val="19"/>
-              </w:rPr>
-              <w:t>0</w:t>
+              <w:t>Degradación</w:t>
             </w:r>
           </w:p>
         </w:tc>
@@ -11070,7 +11036,6 @@
       <w:tr>
         <w:trPr>
           <w:cantSplit/>
-          <w:jc w:val="center"/>
         </w:trPr>
         <w:tc>
           <w:tcPr>
@@ -11091,7 +11056,7 @@
                 <w:sz w:val="19"/>
                 <w:szCs w:val="19"/>
               </w:rPr>
-              <w:t>23:45</w:t>
+              <w:t>19:56</w:t>
             </w:r>
           </w:p>
         </w:tc>
@@ -11114,7 +11079,7 @@
                 <w:sz w:val="19"/>
                 <w:szCs w:val="19"/>
               </w:rPr>
-              <w:t>Nivel 1 → Nivel 3</w:t>
+              <w:t>Nivel 3 → Nivel 2</w:t>
             </w:r>
           </w:p>
         </w:tc>
@@ -11137,30 +11102,7 @@
                 <w:sz w:val="19"/>
                 <w:szCs w:val="19"/>
               </w:rPr>
-              <w:t>Degradación</w:t>
-            </w:r>
-          </w:p>
-        </w:tc>
-        <w:tc>
-          <w:tcPr>
-            <w:tcW w:w="2806" w:type="dxa"/>
-            <w:tcMar>
-              <w:top w:w="40" w:type="dxa"/>
-              <w:left w:w="90" w:type="dxa"/>
-              <w:bottom w:w="40" w:type="dxa"/>
-              <w:right w:w="90" w:type="dxa"/>
-            </w:tcMar>
-          </w:tcPr>
-          <w:p>
-            <w:pPr>
-              <w:spacing w:after="30" w:line="240" w:lineRule="auto"/>
-            </w:pPr>
-            <w:r>
-              <w:rPr>
-                <w:sz w:val="19"/>
-                <w:szCs w:val="19"/>
-              </w:rPr>
-              <w:t>15</w:t>
+              <w:t>Recuperación</w:t>
             </w:r>
           </w:p>
         </w:tc>
@@ -11168,7 +11110,6 @@
       <w:tr>
         <w:trPr>
           <w:cantSplit/>
-          <w:jc w:val="center"/>
         </w:trPr>
         <w:tc>
           <w:tcPr>
@@ -11189,7 +11130,7 @@
                 <w:sz w:val="19"/>
                 <w:szCs w:val="19"/>
               </w:rPr>
-              <w:t>23:46</w:t>
+              <w:t>19:57</w:t>
             </w:r>
           </w:p>
         </w:tc>
@@ -11212,7 +11153,7 @@
                 <w:sz w:val="19"/>
                 <w:szCs w:val="19"/>
               </w:rPr>
-              <w:t>Nivel 3 → Nivel 2</w:t>
+              <w:t>Nivel 2 → Nivel 1</w:t>
             </w:r>
           </w:p>
         </w:tc>
@@ -11236,934 +11177,6 @@
                 <w:szCs w:val="19"/>
               </w:rPr>
               <w:t>Recuperación</w:t>
-            </w:r>
-          </w:p>
-        </w:tc>
-        <w:tc>
-          <w:tcPr>
-            <w:tcW w:w="2806" w:type="dxa"/>
-            <w:tcMar>
-              <w:top w:w="40" w:type="dxa"/>
-              <w:left w:w="90" w:type="dxa"/>
-              <w:bottom w:w="40" w:type="dxa"/>
-              <w:right w:w="90" w:type="dxa"/>
-            </w:tcMar>
-          </w:tcPr>
-          <w:p>
-            <w:pPr>
-              <w:spacing w:after="30" w:line="240" w:lineRule="auto"/>
-            </w:pPr>
-            <w:r>
-              <w:rPr>
-                <w:sz w:val="19"/>
-                <w:szCs w:val="19"/>
-              </w:rPr>
-              <w:t>0</w:t>
-            </w:r>
-          </w:p>
-        </w:tc>
-      </w:tr>
-      <w:tr>
-        <w:trPr>
-          <w:cantSplit/>
-          <w:jc w:val="center"/>
-        </w:trPr>
-        <w:tc>
-          <w:tcPr>
-            <w:tcW w:w="2200" w:type="dxa"/>
-            <w:tcMar>
-              <w:top w:w="40" w:type="dxa"/>
-              <w:left w:w="90" w:type="dxa"/>
-              <w:bottom w:w="40" w:type="dxa"/>
-              <w:right w:w="90" w:type="dxa"/>
-            </w:tcMar>
-          </w:tcPr>
-          <w:p>
-            <w:pPr>
-              <w:spacing w:after="30" w:line="240" w:lineRule="auto"/>
-            </w:pPr>
-            <w:r>
-              <w:rPr>
-                <w:sz w:val="19"/>
-                <w:szCs w:val="19"/>
-              </w:rPr>
-              <w:t>23:47</w:t>
-            </w:r>
-          </w:p>
-        </w:tc>
-        <w:tc>
-          <w:tcPr>
-            <w:tcW w:w="2000" w:type="dxa"/>
-            <w:tcMar>
-              <w:top w:w="40" w:type="dxa"/>
-              <w:left w:w="90" w:type="dxa"/>
-              <w:bottom w:w="40" w:type="dxa"/>
-              <w:right w:w="90" w:type="dxa"/>
-            </w:tcMar>
-          </w:tcPr>
-          <w:p>
-            <w:pPr>
-              <w:spacing w:after="30" w:line="240" w:lineRule="auto"/>
-            </w:pPr>
-            <w:r>
-              <w:rPr>
-                <w:sz w:val="19"/>
-                <w:szCs w:val="19"/>
-              </w:rPr>
-              <w:t>Nivel 2 → Nivel 3</w:t>
-            </w:r>
-          </w:p>
-        </w:tc>
-        <w:tc>
-          <w:tcPr>
-            <w:tcW w:w="2400" w:type="dxa"/>
-            <w:tcMar>
-              <w:top w:w="40" w:type="dxa"/>
-              <w:left w:w="90" w:type="dxa"/>
-              <w:bottom w:w="40" w:type="dxa"/>
-              <w:right w:w="90" w:type="dxa"/>
-            </w:tcMar>
-          </w:tcPr>
-          <w:p>
-            <w:pPr>
-              <w:spacing w:after="30" w:line="240" w:lineRule="auto"/>
-            </w:pPr>
-            <w:r>
-              <w:rPr>
-                <w:sz w:val="19"/>
-                <w:szCs w:val="19"/>
-              </w:rPr>
-              <w:t>Degradación</w:t>
-            </w:r>
-          </w:p>
-        </w:tc>
-        <w:tc>
-          <w:tcPr>
-            <w:tcW w:w="2806" w:type="dxa"/>
-            <w:tcMar>
-              <w:top w:w="40" w:type="dxa"/>
-              <w:left w:w="90" w:type="dxa"/>
-              <w:bottom w:w="40" w:type="dxa"/>
-              <w:right w:w="90" w:type="dxa"/>
-            </w:tcMar>
-          </w:tcPr>
-          <w:p>
-            <w:pPr>
-              <w:spacing w:after="30" w:line="240" w:lineRule="auto"/>
-            </w:pPr>
-            <w:r>
-              <w:rPr>
-                <w:sz w:val="19"/>
-                <w:szCs w:val="19"/>
-              </w:rPr>
-              <w:t>15</w:t>
-            </w:r>
-          </w:p>
-        </w:tc>
-      </w:tr>
-      <w:tr>
-        <w:trPr>
-          <w:cantSplit/>
-          <w:jc w:val="center"/>
-        </w:trPr>
-        <w:tc>
-          <w:tcPr>
-            <w:tcW w:w="2200" w:type="dxa"/>
-            <w:tcMar>
-              <w:top w:w="40" w:type="dxa"/>
-              <w:left w:w="90" w:type="dxa"/>
-              <w:bottom w:w="40" w:type="dxa"/>
-              <w:right w:w="90" w:type="dxa"/>
-            </w:tcMar>
-          </w:tcPr>
-          <w:p>
-            <w:pPr>
-              <w:spacing w:after="30" w:line="240" w:lineRule="auto"/>
-            </w:pPr>
-            <w:r>
-              <w:rPr>
-                <w:sz w:val="19"/>
-                <w:szCs w:val="19"/>
-              </w:rPr>
-              <w:t>23:48</w:t>
-            </w:r>
-          </w:p>
-        </w:tc>
-        <w:tc>
-          <w:tcPr>
-            <w:tcW w:w="2000" w:type="dxa"/>
-            <w:tcMar>
-              <w:top w:w="40" w:type="dxa"/>
-              <w:left w:w="90" w:type="dxa"/>
-              <w:bottom w:w="40" w:type="dxa"/>
-              <w:right w:w="90" w:type="dxa"/>
-            </w:tcMar>
-          </w:tcPr>
-          <w:p>
-            <w:pPr>
-              <w:spacing w:after="30" w:line="240" w:lineRule="auto"/>
-            </w:pPr>
-            <w:r>
-              <w:rPr>
-                <w:sz w:val="19"/>
-                <w:szCs w:val="19"/>
-              </w:rPr>
-              <w:t>Nivel 3 → Nivel 2</w:t>
-            </w:r>
-          </w:p>
-        </w:tc>
-        <w:tc>
-          <w:tcPr>
-            <w:tcW w:w="2400" w:type="dxa"/>
-            <w:tcMar>
-              <w:top w:w="40" w:type="dxa"/>
-              <w:left w:w="90" w:type="dxa"/>
-              <w:bottom w:w="40" w:type="dxa"/>
-              <w:right w:w="90" w:type="dxa"/>
-            </w:tcMar>
-          </w:tcPr>
-          <w:p>
-            <w:pPr>
-              <w:spacing w:after="30" w:line="240" w:lineRule="auto"/>
-            </w:pPr>
-            <w:r>
-              <w:rPr>
-                <w:sz w:val="19"/>
-                <w:szCs w:val="19"/>
-              </w:rPr>
-              <w:t>Recuperación</w:t>
-            </w:r>
-          </w:p>
-        </w:tc>
-        <w:tc>
-          <w:tcPr>
-            <w:tcW w:w="2806" w:type="dxa"/>
-            <w:tcMar>
-              <w:top w:w="40" w:type="dxa"/>
-              <w:left w:w="90" w:type="dxa"/>
-              <w:bottom w:w="40" w:type="dxa"/>
-              <w:right w:w="90" w:type="dxa"/>
-            </w:tcMar>
-          </w:tcPr>
-          <w:p>
-            <w:pPr>
-              <w:spacing w:after="30" w:line="240" w:lineRule="auto"/>
-            </w:pPr>
-            <w:r>
-              <w:rPr>
-                <w:sz w:val="19"/>
-                <w:szCs w:val="19"/>
-              </w:rPr>
-              <w:t>0</w:t>
-            </w:r>
-          </w:p>
-        </w:tc>
-      </w:tr>
-      <w:tr>
-        <w:trPr>
-          <w:cantSplit/>
-          <w:jc w:val="center"/>
-        </w:trPr>
-        <w:tc>
-          <w:tcPr>
-            <w:tcW w:w="2200" w:type="dxa"/>
-            <w:tcMar>
-              <w:top w:w="40" w:type="dxa"/>
-              <w:left w:w="90" w:type="dxa"/>
-              <w:bottom w:w="40" w:type="dxa"/>
-              <w:right w:w="90" w:type="dxa"/>
-            </w:tcMar>
-          </w:tcPr>
-          <w:p>
-            <w:pPr>
-              <w:spacing w:after="30" w:line="240" w:lineRule="auto"/>
-            </w:pPr>
-            <w:r>
-              <w:rPr>
-                <w:sz w:val="19"/>
-                <w:szCs w:val="19"/>
-              </w:rPr>
-              <w:t>23:49</w:t>
-            </w:r>
-          </w:p>
-        </w:tc>
-        <w:tc>
-          <w:tcPr>
-            <w:tcW w:w="2000" w:type="dxa"/>
-            <w:tcMar>
-              <w:top w:w="40" w:type="dxa"/>
-              <w:left w:w="90" w:type="dxa"/>
-              <w:bottom w:w="40" w:type="dxa"/>
-              <w:right w:w="90" w:type="dxa"/>
-            </w:tcMar>
-          </w:tcPr>
-          <w:p>
-            <w:pPr>
-              <w:spacing w:after="30" w:line="240" w:lineRule="auto"/>
-            </w:pPr>
-            <w:r>
-              <w:rPr>
-                <w:sz w:val="19"/>
-                <w:szCs w:val="19"/>
-              </w:rPr>
-              <w:t>Nivel 2 → Nivel 1</w:t>
-            </w:r>
-          </w:p>
-        </w:tc>
-        <w:tc>
-          <w:tcPr>
-            <w:tcW w:w="2400" w:type="dxa"/>
-            <w:tcMar>
-              <w:top w:w="40" w:type="dxa"/>
-              <w:left w:w="90" w:type="dxa"/>
-              <w:bottom w:w="40" w:type="dxa"/>
-              <w:right w:w="90" w:type="dxa"/>
-            </w:tcMar>
-          </w:tcPr>
-          <w:p>
-            <w:pPr>
-              <w:spacing w:after="30" w:line="240" w:lineRule="auto"/>
-            </w:pPr>
-            <w:r>
-              <w:rPr>
-                <w:sz w:val="19"/>
-                <w:szCs w:val="19"/>
-              </w:rPr>
-              <w:t>Recuperación</w:t>
-            </w:r>
-          </w:p>
-        </w:tc>
-        <w:tc>
-          <w:tcPr>
-            <w:tcW w:w="2806" w:type="dxa"/>
-            <w:tcMar>
-              <w:top w:w="40" w:type="dxa"/>
-              <w:left w:w="90" w:type="dxa"/>
-              <w:bottom w:w="40" w:type="dxa"/>
-              <w:right w:w="90" w:type="dxa"/>
-            </w:tcMar>
-          </w:tcPr>
-          <w:p>
-            <w:pPr>
-              <w:spacing w:after="30" w:line="240" w:lineRule="auto"/>
-            </w:pPr>
-            <w:r>
-              <w:rPr>
-                <w:sz w:val="19"/>
-                <w:szCs w:val="19"/>
-              </w:rPr>
-              <w:t>0</w:t>
-            </w:r>
-          </w:p>
-        </w:tc>
-      </w:tr>
-    </w:tbl>
-    <w:p>
-      <w:pPr>
-        <w:spacing w:after="60"/>
-      </w:pPr>
-    </w:p>
-    <w:p>
-      <w:pPr>
-        <w:rPr>
-          <w:lang w:val="es-CO"/>
-        </w:rPr>
-      </w:pPr>
-      <w:r>
-        <w:rPr>
-          <w:lang w:val="es-CO"/>
-        </w:rPr>
-        <w:t>La secuencia por minuto de reloj es 1-2-1-3-2-3-2-1 y termina en el Nivel 1; coincide con la simulación del k6 con unos 3,2 s por petición. En la corrida de las 00:15 del 22/10/2026 los primeros cambios fueron los mismos, con 5, 0, 15, 0 y 14 errores por minuto.</w:t>
-      </w:r>
-    </w:p>
-    <w:p>
-      <w:pPr>
-        <w:rPr>
-          <w:lang w:val="es-CO"/>
-        </w:rPr>
-      </w:pPr>
-      <w:r>
-        <w:rPr>
-          <w:i/>
-          <w:lang w:val="es-CO"/>
-        </w:rPr>
-        <w:t xml:space="preserve">Estos resultados son de las corridas de prueba. La corrida de entrega repetirá la medición con calentamiento previo y guardará el log y el </w:t>
-      </w:r>
-      <w:proofErr w:type="spellStart"/>
-      <w:r>
-        <w:rPr>
-          <w:i/>
-          <w:lang w:val="es-CO"/>
-        </w:rPr>
-        <w:t>diff</w:t>
-      </w:r>
-      <w:proofErr w:type="spellEnd"/>
-      <w:r>
-        <w:rPr>
-          <w:i/>
-          <w:lang w:val="es-CO"/>
-        </w:rPr>
-        <w:t xml:space="preserve"> del k6.</w:t>
-      </w:r>
-    </w:p>
-    <w:p>
-      <w:pPr>
-        <w:pStyle w:val="Ttulo2"/>
-      </w:pPr>
-      <w:bookmarkStart w:id="20" w:name="_Toc243845945"/>
-      <w:r>
-        <w:t xml:space="preserve">11.3 </w:t>
-      </w:r>
-      <w:proofErr w:type="spellStart"/>
-      <w:r>
-        <w:t>Tiempos</w:t>
-      </w:r>
-      <w:proofErr w:type="spellEnd"/>
-      <w:r>
-        <w:t xml:space="preserve"> y </w:t>
-      </w:r>
-      <w:proofErr w:type="spellStart"/>
-      <w:r>
-        <w:t>arranque</w:t>
-      </w:r>
-      <w:proofErr w:type="spellEnd"/>
-      <w:r>
-        <w:t xml:space="preserve"> </w:t>
-      </w:r>
-      <w:proofErr w:type="spellStart"/>
-      <w:r>
-        <w:t>en</w:t>
-      </w:r>
-      <w:proofErr w:type="spellEnd"/>
-      <w:r>
-        <w:t xml:space="preserve"> frío</w:t>
-      </w:r>
-      <w:bookmarkEnd w:id="20"/>
-    </w:p>
-    <w:tbl>
-      <w:tblPr>
-        <w:tblW w:w="9406" w:type="dxa"/>
-        <w:jc w:val="center"/>
-        <w:tblBorders>
-          <w:top w:val="single" w:sz="4" w:space="0" w:color="C9D4DF"/>
-          <w:left w:val="single" w:sz="4" w:space="0" w:color="C9D4DF"/>
-          <w:bottom w:val="single" w:sz="4" w:space="0" w:color="C9D4DF"/>
-          <w:right w:val="single" w:sz="4" w:space="0" w:color="C9D4DF"/>
-          <w:insideH w:val="single" w:sz="4" w:space="0" w:color="C9D4DF"/>
-          <w:insideV w:val="single" w:sz="4" w:space="0" w:color="C9D4DF"/>
-        </w:tblBorders>
-        <w:tblLayout w:type="fixed"/>
-        <w:tblLook w:val="04A0" w:firstRow="1" w:lastRow="0" w:firstColumn="1" w:lastColumn="0" w:noHBand="0" w:noVBand="1"/>
-      </w:tblPr>
-      <w:tblGrid>
-        <w:gridCol w:w="2900"/>
-        <w:gridCol w:w="2200"/>
-        <w:gridCol w:w="2200"/>
-        <w:gridCol w:w="2106"/>
-      </w:tblGrid>
-      <w:tr>
-        <w:trPr>
-          <w:cantSplit/>
-          <w:tblHeader/>
-          <w:jc w:val="center"/>
-        </w:trPr>
-        <w:tc>
-          <w:tcPr>
-            <w:tcW w:w="2900" w:type="dxa"/>
-            <w:shd w:val="clear" w:color="auto" w:fill="4F81BD"/>
-            <w:tcMar>
-              <w:top w:w="40" w:type="dxa"/>
-              <w:left w:w="90" w:type="dxa"/>
-              <w:bottom w:w="40" w:type="dxa"/>
-              <w:right w:w="90" w:type="dxa"/>
-            </w:tcMar>
-          </w:tcPr>
-          <w:p>
-            <w:pPr>
-              <w:spacing w:after="30" w:line="240" w:lineRule="auto"/>
-              <w:jc w:val="center"/>
-            </w:pPr>
-            <w:r>
-              <w:rPr>
-                <w:b/>
-                <w:color w:val="FFFFFF"/>
-                <w:sz w:val="19"/>
-                <w:szCs w:val="19"/>
-              </w:rPr>
-              <w:t>Función</w:t>
-            </w:r>
-          </w:p>
-        </w:tc>
-        <w:tc>
-          <w:tcPr>
-            <w:tcW w:w="2200" w:type="dxa"/>
-            <w:shd w:val="clear" w:color="auto" w:fill="4F81BD"/>
-            <w:tcMar>
-              <w:top w:w="40" w:type="dxa"/>
-              <w:left w:w="90" w:type="dxa"/>
-              <w:bottom w:w="40" w:type="dxa"/>
-              <w:right w:w="90" w:type="dxa"/>
-            </w:tcMar>
-          </w:tcPr>
-          <w:p>
-            <w:pPr>
-              <w:spacing w:after="30" w:line="240" w:lineRule="auto"/>
-              <w:jc w:val="center"/>
-            </w:pPr>
-            <w:r>
-              <w:rPr>
-                <w:b/>
-                <w:color w:val="FFFFFF"/>
-                <w:sz w:val="19"/>
-                <w:szCs w:val="19"/>
-              </w:rPr>
-              <w:t>Duración promedio</w:t>
-            </w:r>
-          </w:p>
-        </w:tc>
-        <w:tc>
-          <w:tcPr>
-            <w:tcW w:w="2200" w:type="dxa"/>
-            <w:shd w:val="clear" w:color="auto" w:fill="4F81BD"/>
-            <w:tcMar>
-              <w:top w:w="40" w:type="dxa"/>
-              <w:left w:w="90" w:type="dxa"/>
-              <w:bottom w:w="40" w:type="dxa"/>
-              <w:right w:w="90" w:type="dxa"/>
-            </w:tcMar>
-          </w:tcPr>
-          <w:p>
-            <w:pPr>
-              <w:spacing w:after="30" w:line="240" w:lineRule="auto"/>
-              <w:jc w:val="center"/>
-            </w:pPr>
-            <w:r>
-              <w:rPr>
-                <w:b/>
-                <w:color w:val="FFFFFF"/>
-                <w:sz w:val="19"/>
-                <w:szCs w:val="19"/>
-              </w:rPr>
-              <w:t>Duración máxima</w:t>
-            </w:r>
-          </w:p>
-        </w:tc>
-        <w:tc>
-          <w:tcPr>
-            <w:tcW w:w="2106" w:type="dxa"/>
-            <w:shd w:val="clear" w:color="auto" w:fill="4F81BD"/>
-            <w:tcMar>
-              <w:top w:w="40" w:type="dxa"/>
-              <w:left w:w="90" w:type="dxa"/>
-              <w:bottom w:w="40" w:type="dxa"/>
-              <w:right w:w="90" w:type="dxa"/>
-            </w:tcMar>
-          </w:tcPr>
-          <w:p>
-            <w:pPr>
-              <w:spacing w:after="30" w:line="240" w:lineRule="auto"/>
-              <w:jc w:val="center"/>
-            </w:pPr>
-            <w:r>
-              <w:rPr>
-                <w:b/>
-                <w:color w:val="FFFFFF"/>
-                <w:sz w:val="19"/>
-                <w:szCs w:val="19"/>
-              </w:rPr>
-              <w:t>Arranque máximo</w:t>
-            </w:r>
-          </w:p>
-        </w:tc>
-      </w:tr>
-      <w:tr>
-        <w:trPr>
-          <w:cantSplit/>
-          <w:jc w:val="center"/>
-        </w:trPr>
-        <w:tc>
-          <w:tcPr>
-            <w:tcW w:w="2900" w:type="dxa"/>
-            <w:tcMar>
-              <w:top w:w="40" w:type="dxa"/>
-              <w:left w:w="90" w:type="dxa"/>
-              <w:bottom w:w="40" w:type="dxa"/>
-              <w:right w:w="90" w:type="dxa"/>
-            </w:tcMar>
-          </w:tcPr>
-          <w:p>
-            <w:pPr>
-              <w:spacing w:after="30" w:line="240" w:lineRule="auto"/>
-            </w:pPr>
-            <w:r>
-              <w:rPr>
-                <w:sz w:val="19"/>
-                <w:szCs w:val="19"/>
-              </w:rPr>
-              <w:t>reto3-router</w:t>
-            </w:r>
-          </w:p>
-        </w:tc>
-        <w:tc>
-          <w:tcPr>
-            <w:tcW w:w="2200" w:type="dxa"/>
-            <w:tcMar>
-              <w:top w:w="40" w:type="dxa"/>
-              <w:left w:w="90" w:type="dxa"/>
-              <w:bottom w:w="40" w:type="dxa"/>
-              <w:right w:w="90" w:type="dxa"/>
-            </w:tcMar>
-          </w:tcPr>
-          <w:p>
-            <w:pPr>
-              <w:spacing w:after="30" w:line="240" w:lineRule="auto"/>
-            </w:pPr>
-            <w:r>
-              <w:rPr>
-                <w:sz w:val="19"/>
-                <w:szCs w:val="19"/>
-              </w:rPr>
-              <w:t>51,4 ms</w:t>
-            </w:r>
-          </w:p>
-        </w:tc>
-        <w:tc>
-          <w:tcPr>
-            <w:tcW w:w="2200" w:type="dxa"/>
-            <w:tcMar>
-              <w:top w:w="40" w:type="dxa"/>
-              <w:left w:w="90" w:type="dxa"/>
-              <w:bottom w:w="40" w:type="dxa"/>
-              <w:right w:w="90" w:type="dxa"/>
-            </w:tcMar>
-          </w:tcPr>
-          <w:p>
-            <w:pPr>
-              <w:spacing w:after="30" w:line="240" w:lineRule="auto"/>
-            </w:pPr>
-            <w:r>
-              <w:rPr>
-                <w:sz w:val="19"/>
-                <w:szCs w:val="19"/>
-              </w:rPr>
-              <w:t>1.558 ms</w:t>
-            </w:r>
-          </w:p>
-        </w:tc>
-        <w:tc>
-          <w:tcPr>
-            <w:tcW w:w="2106" w:type="dxa"/>
-            <w:tcMar>
-              <w:top w:w="40" w:type="dxa"/>
-              <w:left w:w="90" w:type="dxa"/>
-              <w:bottom w:w="40" w:type="dxa"/>
-              <w:right w:w="90" w:type="dxa"/>
-            </w:tcMar>
-          </w:tcPr>
-          <w:p>
-            <w:pPr>
-              <w:spacing w:after="30" w:line="240" w:lineRule="auto"/>
-            </w:pPr>
-            <w:r>
-              <w:rPr>
-                <w:sz w:val="19"/>
-                <w:szCs w:val="19"/>
-              </w:rPr>
-              <w:t>339 ms</w:t>
-            </w:r>
-          </w:p>
-        </w:tc>
-      </w:tr>
-      <w:tr>
-        <w:trPr>
-          <w:cantSplit/>
-          <w:jc w:val="center"/>
-        </w:trPr>
-        <w:tc>
-          <w:tcPr>
-            <w:tcW w:w="2900" w:type="dxa"/>
-            <w:tcMar>
-              <w:top w:w="40" w:type="dxa"/>
-              <w:left w:w="90" w:type="dxa"/>
-              <w:bottom w:w="40" w:type="dxa"/>
-              <w:right w:w="90" w:type="dxa"/>
-            </w:tcMar>
-          </w:tcPr>
-          <w:p>
-            <w:pPr>
-              <w:spacing w:after="30" w:line="240" w:lineRule="auto"/>
-            </w:pPr>
-            <w:r>
-              <w:rPr>
-                <w:sz w:val="19"/>
-                <w:szCs w:val="19"/>
-              </w:rPr>
-              <w:t>reto3-nivel1</w:t>
-            </w:r>
-          </w:p>
-        </w:tc>
-        <w:tc>
-          <w:tcPr>
-            <w:tcW w:w="2200" w:type="dxa"/>
-            <w:tcMar>
-              <w:top w:w="40" w:type="dxa"/>
-              <w:left w:w="90" w:type="dxa"/>
-              <w:bottom w:w="40" w:type="dxa"/>
-              <w:right w:w="90" w:type="dxa"/>
-            </w:tcMar>
-          </w:tcPr>
-          <w:p>
-            <w:pPr>
-              <w:spacing w:after="30" w:line="240" w:lineRule="auto"/>
-            </w:pPr>
-            <w:r>
-              <w:rPr>
-                <w:sz w:val="19"/>
-                <w:szCs w:val="19"/>
-              </w:rPr>
-              <w:t>2,0 ms</w:t>
-            </w:r>
-          </w:p>
-        </w:tc>
-        <w:tc>
-          <w:tcPr>
-            <w:tcW w:w="2200" w:type="dxa"/>
-            <w:tcMar>
-              <w:top w:w="40" w:type="dxa"/>
-              <w:left w:w="90" w:type="dxa"/>
-              <w:bottom w:w="40" w:type="dxa"/>
-              <w:right w:w="90" w:type="dxa"/>
-            </w:tcMar>
-          </w:tcPr>
-          <w:p>
-            <w:pPr>
-              <w:spacing w:after="30" w:line="240" w:lineRule="auto"/>
-            </w:pPr>
-            <w:r>
-              <w:rPr>
-                <w:sz w:val="19"/>
-                <w:szCs w:val="19"/>
-              </w:rPr>
-              <w:t>16,4 ms</w:t>
-            </w:r>
-          </w:p>
-        </w:tc>
-        <w:tc>
-          <w:tcPr>
-            <w:tcW w:w="2106" w:type="dxa"/>
-            <w:tcMar>
-              <w:top w:w="40" w:type="dxa"/>
-              <w:left w:w="90" w:type="dxa"/>
-              <w:bottom w:w="40" w:type="dxa"/>
-              <w:right w:w="90" w:type="dxa"/>
-            </w:tcMar>
-          </w:tcPr>
-          <w:p>
-            <w:pPr>
-              <w:spacing w:after="30" w:line="240" w:lineRule="auto"/>
-            </w:pPr>
-            <w:r>
-              <w:rPr>
-                <w:sz w:val="19"/>
-                <w:szCs w:val="19"/>
-              </w:rPr>
-              <w:t>80,6 ms</w:t>
-            </w:r>
-          </w:p>
-        </w:tc>
-      </w:tr>
-      <w:tr>
-        <w:trPr>
-          <w:cantSplit/>
-          <w:jc w:val="center"/>
-        </w:trPr>
-        <w:tc>
-          <w:tcPr>
-            <w:tcW w:w="2900" w:type="dxa"/>
-            <w:tcMar>
-              <w:top w:w="40" w:type="dxa"/>
-              <w:left w:w="90" w:type="dxa"/>
-              <w:bottom w:w="40" w:type="dxa"/>
-              <w:right w:w="90" w:type="dxa"/>
-            </w:tcMar>
-          </w:tcPr>
-          <w:p>
-            <w:pPr>
-              <w:spacing w:after="30" w:line="240" w:lineRule="auto"/>
-            </w:pPr>
-            <w:r>
-              <w:rPr>
-                <w:sz w:val="19"/>
-                <w:szCs w:val="19"/>
-              </w:rPr>
-              <w:t>reto3-nivel2</w:t>
-            </w:r>
-          </w:p>
-        </w:tc>
-        <w:tc>
-          <w:tcPr>
-            <w:tcW w:w="2200" w:type="dxa"/>
-            <w:tcMar>
-              <w:top w:w="40" w:type="dxa"/>
-              <w:left w:w="90" w:type="dxa"/>
-              <w:bottom w:w="40" w:type="dxa"/>
-              <w:right w:w="90" w:type="dxa"/>
-            </w:tcMar>
-          </w:tcPr>
-          <w:p>
-            <w:pPr>
-              <w:spacing w:after="30" w:line="240" w:lineRule="auto"/>
-            </w:pPr>
-            <w:r>
-              <w:rPr>
-                <w:sz w:val="19"/>
-                <w:szCs w:val="19"/>
-              </w:rPr>
-              <w:t>1,8 ms</w:t>
-            </w:r>
-          </w:p>
-        </w:tc>
-        <w:tc>
-          <w:tcPr>
-            <w:tcW w:w="2200" w:type="dxa"/>
-            <w:tcMar>
-              <w:top w:w="40" w:type="dxa"/>
-              <w:left w:w="90" w:type="dxa"/>
-              <w:bottom w:w="40" w:type="dxa"/>
-              <w:right w:w="90" w:type="dxa"/>
-            </w:tcMar>
-          </w:tcPr>
-          <w:p>
-            <w:pPr>
-              <w:spacing w:after="30" w:line="240" w:lineRule="auto"/>
-            </w:pPr>
-            <w:r>
-              <w:rPr>
-                <w:sz w:val="19"/>
-                <w:szCs w:val="19"/>
-              </w:rPr>
-              <w:t>13,8 ms</w:t>
-            </w:r>
-          </w:p>
-        </w:tc>
-        <w:tc>
-          <w:tcPr>
-            <w:tcW w:w="2106" w:type="dxa"/>
-            <w:tcMar>
-              <w:top w:w="40" w:type="dxa"/>
-              <w:left w:w="90" w:type="dxa"/>
-              <w:bottom w:w="40" w:type="dxa"/>
-              <w:right w:w="90" w:type="dxa"/>
-            </w:tcMar>
-          </w:tcPr>
-          <w:p>
-            <w:pPr>
-              <w:spacing w:after="30" w:line="240" w:lineRule="auto"/>
-            </w:pPr>
-            <w:r>
-              <w:rPr>
-                <w:sz w:val="19"/>
-                <w:szCs w:val="19"/>
-              </w:rPr>
-              <w:t>83,5 ms</w:t>
-            </w:r>
-          </w:p>
-        </w:tc>
-      </w:tr>
-      <w:tr>
-        <w:trPr>
-          <w:cantSplit/>
-          <w:jc w:val="center"/>
-        </w:trPr>
-        <w:tc>
-          <w:tcPr>
-            <w:tcW w:w="2900" w:type="dxa"/>
-            <w:tcMar>
-              <w:top w:w="40" w:type="dxa"/>
-              <w:left w:w="90" w:type="dxa"/>
-              <w:bottom w:w="40" w:type="dxa"/>
-              <w:right w:w="90" w:type="dxa"/>
-            </w:tcMar>
-          </w:tcPr>
-          <w:p>
-            <w:pPr>
-              <w:spacing w:after="30" w:line="240" w:lineRule="auto"/>
-            </w:pPr>
-            <w:r>
-              <w:rPr>
-                <w:sz w:val="19"/>
-                <w:szCs w:val="19"/>
-              </w:rPr>
-              <w:t>reto3-nivel3</w:t>
-            </w:r>
-          </w:p>
-        </w:tc>
-        <w:tc>
-          <w:tcPr>
-            <w:tcW w:w="2200" w:type="dxa"/>
-            <w:tcMar>
-              <w:top w:w="40" w:type="dxa"/>
-              <w:left w:w="90" w:type="dxa"/>
-              <w:bottom w:w="40" w:type="dxa"/>
-              <w:right w:w="90" w:type="dxa"/>
-            </w:tcMar>
-          </w:tcPr>
-          <w:p>
-            <w:pPr>
-              <w:spacing w:after="30" w:line="240" w:lineRule="auto"/>
-            </w:pPr>
-            <w:r>
-              <w:rPr>
-                <w:sz w:val="19"/>
-                <w:szCs w:val="19"/>
-              </w:rPr>
-              <w:t>1,9 ms</w:t>
-            </w:r>
-          </w:p>
-        </w:tc>
-        <w:tc>
-          <w:tcPr>
-            <w:tcW w:w="2200" w:type="dxa"/>
-            <w:tcMar>
-              <w:top w:w="40" w:type="dxa"/>
-              <w:left w:w="90" w:type="dxa"/>
-              <w:bottom w:w="40" w:type="dxa"/>
-              <w:right w:w="90" w:type="dxa"/>
-            </w:tcMar>
-          </w:tcPr>
-          <w:p>
-            <w:pPr>
-              <w:spacing w:after="30" w:line="240" w:lineRule="auto"/>
-            </w:pPr>
-            <w:r>
-              <w:rPr>
-                <w:sz w:val="19"/>
-                <w:szCs w:val="19"/>
-              </w:rPr>
-              <w:t>12,5 ms</w:t>
-            </w:r>
-          </w:p>
-        </w:tc>
-        <w:tc>
-          <w:tcPr>
-            <w:tcW w:w="2106" w:type="dxa"/>
-            <w:tcMar>
-              <w:top w:w="40" w:type="dxa"/>
-              <w:left w:w="90" w:type="dxa"/>
-              <w:bottom w:w="40" w:type="dxa"/>
-              <w:right w:w="90" w:type="dxa"/>
-            </w:tcMar>
-          </w:tcPr>
-          <w:p>
-            <w:pPr>
-              <w:spacing w:after="30" w:line="240" w:lineRule="auto"/>
-            </w:pPr>
-            <w:r>
-              <w:rPr>
-                <w:sz w:val="19"/>
-                <w:szCs w:val="19"/>
-              </w:rPr>
-              <w:t>80,6 ms</w:t>
             </w:r>
           </w:p>
         </w:tc>
@@ -12185,63 +11198,162 @@
         <w:rPr>
           <w:lang w:val="es-CO"/>
         </w:rPr>
-        <w:t xml:space="preserve">Medido con </w:t>
+        <w:t>La secuencia por minuto de reloj es 1-2-2-3-3-3-2-1; como niveles distintos, 1-2-3-2-1, y termina en el Nivel 1. Los 8 minutos de la corrida coincidieron entre lo que vio el k6 y lo que fijó el servidor (8 de 8) y con la regla (8 de 8); el panel dio la corrida por completa: recorrió los tres niveles, sin saltos, y terminó en el Nivel 1. Los errores por minuto fueron 5, 0, 15, 0, 15, 0, 0 y 0. Los 15 del bloque 5 cayeron mientras el sistema sostenía el Nivel 3 por la permanencia, por eso no producen un cambio de nivel.</w:t>
       </w:r>
-      <w:proofErr w:type="spellStart"/>
+    </w:p>
+    <w:p>
+      <w:pPr>
+        <w:keepNext/>
+        <w:jc w:val="center"/>
+      </w:pPr>
+      <w:r>
+        <w:rPr>
+          <w:noProof/>
+        </w:rPr>
+        <w:drawing>
+          <wp:inline distT="0" distB="0" distL="0" distR="0" wp14:anchorId="77A7B84F" wp14:editId="78569858">
+            <wp:extent cx="5940000" cy="2654042"/>
+            <wp:effectExtent l="0" t="0" r="0" b="0"/>
+            <wp:docPr id="9003" name="Picture 9003"/>
+            <wp:cNvGraphicFramePr>
+              <a:graphicFrameLocks xmlns:a="http://schemas.openxmlformats.org/drawingml/2006/main" noChangeAspect="1"/>
+            </wp:cNvGraphicFramePr>
+            <a:graphic xmlns:a="http://schemas.openxmlformats.org/drawingml/2006/main">
+              <a:graphicData uri="http://schemas.openxmlformats.org/drawingml/2006/picture">
+                <pic:pic xmlns:pic="http://schemas.openxmlformats.org/drawingml/2006/picture">
+                  <pic:nvPicPr>
+                    <pic:cNvPr id="0" name="figura3-nivel-errores-corrida-oficial.png"/>
+                    <pic:cNvPicPr/>
+                  </pic:nvPicPr>
+                  <pic:blipFill>
+                    <a:blip r:embed="rId11"/>
+                    <a:stretch>
+                      <a:fillRect/>
+                    </a:stretch>
+                  </pic:blipFill>
+                  <pic:spPr bwMode="auto">
+                    <a:xfrm>
+                      <a:off x="0" y="0"/>
+                      <a:ext cx="5940000" cy="2654042"/>
+                    </a:xfrm>
+                    <a:prstGeom prst="rect">
+                      <a:avLst/>
+                    </a:prstGeom>
+                  </pic:spPr>
+                </pic:pic>
+              </a:graphicData>
+            </a:graphic>
+          </wp:inline>
+        </w:drawing>
+      </w:r>
+    </w:p>
+    <w:p>
+      <w:pPr>
+        <w:jc w:val="center"/>
+        <w:rPr>
+          <w:i/>
+          <w:sz w:val="19"/>
+          <w:szCs w:val="19"/>
+          <w:lang w:val="es-CO"/>
+        </w:rPr>
+      </w:pPr>
+      <w:r>
+        <w:rPr>
+          <w:i/>
+          <w:sz w:val="19"/>
+          <w:szCs w:val="19"/>
+          <w:lang w:val="es-CO"/>
+        </w:rPr>
+        <w:t>Figura 3. Corrida oficial en AWS (26/10/2026): nivel de servicio de cada minuto (arriba) y errores que inyectó el k6 en ese minuto (abajo). Los errores de un minuto fijan el nivel del siguiente.</w:t>
+      </w:r>
+    </w:p>
+    <w:p>
+      <w:pPr>
+        <w:jc w:val="both"/>
+        <w:rPr>
+          <w:lang w:val="es-CO"/>
+        </w:rPr>
+      </w:pPr>
+    </w:p>
+    <w:p>
+      <w:pPr>
+        <w:jc w:val="both"/>
+        <w:rPr>
+          <w:lang w:val="es-CO"/>
+        </w:rPr>
+      </w:pPr>
       <w:r>
         <w:rPr>
           <w:lang w:val="es-CO"/>
         </w:rPr>
-        <w:t>CloudWatch</w:t>
+        <w:lastRenderedPageBreak/>
+        <w:t>En el servidor, el router tardó en promedio 36,7 ms por petición (mediana de 31,9 ms y percentil 95 de 49,7 ms). El k6 midió 167 ms de promedio porque incluye la red y API Gateway. Los máximos más altos (132, 212 y 372 ms) aparecen en el primer minuto de la corrida, en el primer minuto del Nivel 3 y en el último; coinciden con los momentos en que una función recibe sus primeras peticiones, pero no se midió por separado si fueron arranques en frío.</w:t>
       </w:r>
-      <w:proofErr w:type="spellEnd"/>
+    </w:p>
+    <w:p>
+      <w:pPr>
+        <w:keepNext/>
+        <w:jc w:val="center"/>
+      </w:pPr>
       <w:r>
         <w:rPr>
+          <w:noProof/>
+        </w:rPr>
+        <w:drawing>
+          <wp:inline distT="0" distB="0" distL="0" distR="0" wp14:anchorId="2D1F6CAB" wp14:editId="2998A9F9">
+            <wp:extent cx="5940000" cy="2085319"/>
+            <wp:effectExtent l="0" t="0" r="0" b="0"/>
+            <wp:docPr id="9004" name="Picture 9004"/>
+            <wp:cNvGraphicFramePr>
+              <a:graphicFrameLocks xmlns:a="http://schemas.openxmlformats.org/drawingml/2006/main" noChangeAspect="1"/>
+            </wp:cNvGraphicFramePr>
+            <a:graphic xmlns:a="http://schemas.openxmlformats.org/drawingml/2006/main">
+              <a:graphicData uri="http://schemas.openxmlformats.org/drawingml/2006/picture">
+                <pic:pic xmlns:pic="http://schemas.openxmlformats.org/drawingml/2006/picture">
+                  <pic:nvPicPr>
+                    <pic:cNvPr id="0" name="figura4-latencia-router-corrida-oficial.png"/>
+                    <pic:cNvPicPr/>
+                  </pic:nvPicPr>
+                  <pic:blipFill>
+                    <a:blip r:embed="rId12"/>
+                    <a:stretch>
+                      <a:fillRect/>
+                    </a:stretch>
+                  </pic:blipFill>
+                  <pic:spPr bwMode="auto">
+                    <a:xfrm>
+                      <a:off x="0" y="0"/>
+                      <a:ext cx="5940000" cy="2085319"/>
+                    </a:xfrm>
+                    <a:prstGeom prst="rect">
+                      <a:avLst/>
+                    </a:prstGeom>
+                  </pic:spPr>
+                </pic:pic>
+              </a:graphicData>
+            </a:graphic>
+          </wp:inline>
+        </w:drawing>
+      </w:r>
+    </w:p>
+    <w:p>
+      <w:pPr>
+        <w:jc w:val="center"/>
+        <w:rPr>
+          <w:i/>
+          <w:sz w:val="19"/>
+          <w:szCs w:val="19"/>
           <w:lang w:val="es-CO"/>
         </w:rPr>
-        <w:t xml:space="preserve"> Logs </w:t>
-      </w:r>
-      <w:proofErr w:type="spellStart"/>
+      </w:pPr>
       <w:r>
         <w:rPr>
+          <w:i/>
+          <w:sz w:val="19"/>
+          <w:szCs w:val="19"/>
           <w:lang w:val="es-CO"/>
         </w:rPr>
-        <w:t>Insights</w:t>
-      </w:r>
-      <w:proofErr w:type="spellEnd"/>
-      <w:r>
-        <w:rPr>
-          <w:lang w:val="es-CO"/>
-        </w:rPr>
-        <w:t xml:space="preserve"> sobre las líneas REPORT de cada función. En caliente, el </w:t>
-      </w:r>
-      <w:proofErr w:type="spellStart"/>
-      <w:r>
-        <w:rPr>
-          <w:lang w:val="es-CO"/>
-        </w:rPr>
-        <w:t>router</w:t>
-      </w:r>
-      <w:proofErr w:type="spellEnd"/>
-      <w:r>
-        <w:rPr>
-          <w:lang w:val="es-CO"/>
-        </w:rPr>
-        <w:t xml:space="preserve"> tarda entre 25 y 40 ms por petición y cada nivel unos 2 ms; de los 169 ms promedio que ve el k6, el servidor aporta unos 55 y el resto es red y API Gateway. La petición más lenta (1.386 ms de ejecución más 257 ms de arranque en el </w:t>
-      </w:r>
-      <w:proofErr w:type="spellStart"/>
-      <w:r>
-        <w:rPr>
-          <w:lang w:val="es-CO"/>
-        </w:rPr>
-        <w:t>router</w:t>
-      </w:r>
-      <w:proofErr w:type="spellEnd"/>
-      <w:r>
-        <w:rPr>
-          <w:lang w:val="es-CO"/>
-        </w:rPr>
-        <w:t>) fue la primera de la corrida, que además llevaba el error del bloque 1.</w:t>
+        <w:t>Figura 4. Latencia del router medida en el servidor, por minuto de reloj: promedio (barras) y máximo (rombos).</w:t>
       </w:r>
     </w:p>
     <w:p>
@@ -12259,14 +11371,14 @@
           <w:lang w:val="es-CO"/>
         </w:rPr>
       </w:pPr>
-      <w:bookmarkStart w:id="21" w:name="_Toc243845946"/>
+      <w:bookmarkStart w:id="22" w:name="_Toc243953140"/>
       <w:r>
         <w:rPr>
           <w:lang w:val="es-CO"/>
         </w:rPr>
         <w:t>12. Disponibilidad: qué pasa si se cae un componente</w:t>
       </w:r>
-      <w:bookmarkEnd w:id="21"/>
+      <w:bookmarkEnd w:id="22"/>
     </w:p>
     <w:tbl>
       <w:tblPr>
@@ -12317,9 +11429,26 @@
                 <w:sz w:val="19"/>
                 <w:szCs w:val="19"/>
               </w:rPr>
-              <w:t xml:space="preserve">Si se </w:t>
-            </w:r>
-            <w:proofErr w:type="spellStart"/>
+              <w:t>Si se cae</w:t>
+            </w:r>
+          </w:p>
+        </w:tc>
+        <w:tc>
+          <w:tcPr>
+            <w:tcW w:w="3969" w:type="dxa"/>
+            <w:shd w:val="clear" w:color="auto" w:fill="4F81BD"/>
+            <w:tcMar>
+              <w:top w:w="40" w:type="dxa"/>
+              <w:left w:w="90" w:type="dxa"/>
+              <w:bottom w:w="40" w:type="dxa"/>
+              <w:right w:w="90" w:type="dxa"/>
+            </w:tcMar>
+          </w:tcPr>
+          <w:p>
+            <w:pPr>
+              <w:spacing w:after="30" w:line="240" w:lineRule="auto"/>
+              <w:jc w:val="center"/>
+            </w:pPr>
             <w:r>
               <w:rPr>
                 <w:b/>
@@ -12327,14 +11456,13 @@
                 <w:sz w:val="19"/>
                 <w:szCs w:val="19"/>
               </w:rPr>
-              <w:t>cae</w:t>
-            </w:r>
-            <w:proofErr w:type="spellEnd"/>
-          </w:p>
-        </w:tc>
-        <w:tc>
-          <w:tcPr>
-            <w:tcW w:w="3969" w:type="dxa"/>
+              <w:t>Mientras está caído</w:t>
+            </w:r>
+          </w:p>
+        </w:tc>
+        <w:tc>
+          <w:tcPr>
+            <w:tcW w:w="3877" w:type="dxa"/>
             <w:shd w:val="clear" w:color="auto" w:fill="4F81BD"/>
             <w:tcMar>
               <w:top w:w="40" w:type="dxa"/>
@@ -12355,34 +11483,7 @@
                 <w:sz w:val="19"/>
                 <w:szCs w:val="19"/>
               </w:rPr>
-              <w:t>Mientras está caído</w:t>
-            </w:r>
-          </w:p>
-        </w:tc>
-        <w:tc>
-          <w:tcPr>
-            <w:tcW w:w="3877" w:type="dxa"/>
-            <w:shd w:val="clear" w:color="auto" w:fill="4F81BD"/>
-            <w:tcMar>
-              <w:top w:w="40" w:type="dxa"/>
-              <w:left w:w="90" w:type="dxa"/>
-              <w:bottom w:w="40" w:type="dxa"/>
-              <w:right w:w="90" w:type="dxa"/>
-            </w:tcMar>
-          </w:tcPr>
-          <w:p>
-            <w:pPr>
-              <w:spacing w:after="30" w:line="240" w:lineRule="auto"/>
-              <w:jc w:val="center"/>
-            </w:pPr>
-            <w:r>
-              <w:rPr>
-                <w:b/>
-                <w:color w:val="FFFFFF"/>
-                <w:sz w:val="19"/>
-                <w:szCs w:val="19"/>
-              </w:rPr>
-              <w:t>Al volver</w:t>
+              <w:t>Al Volver</w:t>
             </w:r>
           </w:p>
         </w:tc>
@@ -12440,25 +11541,7 @@
                 <w:szCs w:val="19"/>
                 <w:lang w:val="es-CO"/>
               </w:rPr>
-              <w:t xml:space="preserve">El </w:t>
-            </w:r>
-            <w:proofErr w:type="spellStart"/>
-            <w:r>
-              <w:rPr>
-                <w:sz w:val="19"/>
-                <w:szCs w:val="19"/>
-                <w:lang w:val="es-CO"/>
-              </w:rPr>
-              <w:t>router</w:t>
-            </w:r>
-            <w:proofErr w:type="spellEnd"/>
-            <w:r>
-              <w:rPr>
-                <w:sz w:val="19"/>
-                <w:szCs w:val="19"/>
-                <w:lang w:val="es-CO"/>
-              </w:rPr>
-              <w:t xml:space="preserve"> no puede leer ni registrar el estado: responde 503 «Nivel 3: Sistema bajo mantenimiento, intente más tarde» y no cuenta esa petición (evento ESTADO_NO_DISPONIBLE).</w:t>
+              <w:t>El router no puede leer ni registrar el estado: responde 503 «Nivel 3: Sistema bajo mantenimiento, intente más tarde» y no cuenta esa petición (evento ESTADO_NO_DISPONIBLE).</w:t>
             </w:r>
           </w:p>
         </w:tc>
@@ -12553,25 +11636,7 @@
                 <w:szCs w:val="19"/>
                 <w:lang w:val="es-CO"/>
               </w:rPr>
-              <w:t xml:space="preserve">El </w:t>
-            </w:r>
-            <w:proofErr w:type="spellStart"/>
-            <w:r>
-              <w:rPr>
-                <w:sz w:val="19"/>
-                <w:szCs w:val="19"/>
-                <w:lang w:val="es-CO"/>
-              </w:rPr>
-              <w:t>router</w:t>
-            </w:r>
-            <w:proofErr w:type="spellEnd"/>
-            <w:r>
-              <w:rPr>
-                <w:sz w:val="19"/>
-                <w:szCs w:val="19"/>
-                <w:lang w:val="es-CO"/>
-              </w:rPr>
-              <w:t xml:space="preserve"> captura la falla (evento FALLA_NIVEL), responde 503 con el mensaje de mantenimiento y cuenta el error.</w:t>
+              <w:t>El router captura la falla (evento FALLA_NIVEL), responde 503 con el mensaje de mantenimiento y cuenta el error.</w:t>
             </w:r>
           </w:p>
         </w:tc>
@@ -12685,25 +11750,7 @@
                 <w:szCs w:val="19"/>
                 <w:lang w:val="es-CO"/>
               </w:rPr>
-              <w:t xml:space="preserve">Retoma desde el estado guardado en </w:t>
-            </w:r>
-            <w:proofErr w:type="spellStart"/>
-            <w:r>
-              <w:rPr>
-                <w:sz w:val="19"/>
-                <w:szCs w:val="19"/>
-                <w:lang w:val="es-CO"/>
-              </w:rPr>
-              <w:t>DynamoDB</w:t>
-            </w:r>
-            <w:proofErr w:type="spellEnd"/>
-            <w:r>
-              <w:rPr>
-                <w:sz w:val="19"/>
-                <w:szCs w:val="19"/>
-                <w:lang w:val="es-CO"/>
-              </w:rPr>
-              <w:t>.</w:t>
+              <w:t>Retoma desde el estado guardado en DynamoDB.</w:t>
             </w:r>
           </w:p>
         </w:tc>
@@ -12758,80 +11805,14 @@
                 <w:szCs w:val="19"/>
                 <w:lang w:val="es-CO"/>
               </w:rPr>
-              <w:t xml:space="preserve">El sistema sigue respondiendo, porque el estado no depende de </w:t>
-            </w:r>
-            <w:proofErr w:type="spellStart"/>
-            <w:r>
-              <w:rPr>
-                <w:sz w:val="19"/>
-                <w:szCs w:val="19"/>
-                <w:lang w:val="es-CO"/>
-              </w:rPr>
-              <w:t>CloudWatch</w:t>
-            </w:r>
-            <w:proofErr w:type="spellEnd"/>
-            <w:r>
-              <w:rPr>
-                <w:sz w:val="19"/>
-                <w:szCs w:val="19"/>
-                <w:lang w:val="es-CO"/>
-              </w:rPr>
-              <w:t xml:space="preserve">. </w:t>
-            </w:r>
-            <w:r>
-              <w:rPr>
-                <w:sz w:val="19"/>
-                <w:szCs w:val="19"/>
-              </w:rPr>
-              <w:t xml:space="preserve">Se </w:t>
-            </w:r>
-            <w:proofErr w:type="spellStart"/>
-            <w:r>
-              <w:rPr>
-                <w:sz w:val="19"/>
-                <w:szCs w:val="19"/>
-              </w:rPr>
-              <w:t>pierde</w:t>
-            </w:r>
-            <w:proofErr w:type="spellEnd"/>
-            <w:r>
-              <w:rPr>
-                <w:sz w:val="19"/>
-                <w:szCs w:val="19"/>
-              </w:rPr>
-              <w:t xml:space="preserve"> la </w:t>
-            </w:r>
-            <w:proofErr w:type="spellStart"/>
-            <w:r>
-              <w:rPr>
-                <w:sz w:val="19"/>
-                <w:szCs w:val="19"/>
-              </w:rPr>
-              <w:t>visibilidad</w:t>
-            </w:r>
-            <w:proofErr w:type="spellEnd"/>
-            <w:r>
-              <w:rPr>
-                <w:sz w:val="19"/>
-                <w:szCs w:val="19"/>
-              </w:rPr>
-              <w:t xml:space="preserve"> </w:t>
-            </w:r>
-            <w:proofErr w:type="spellStart"/>
-            <w:r>
-              <w:rPr>
-                <w:sz w:val="19"/>
-                <w:szCs w:val="19"/>
-              </w:rPr>
-              <w:t>mientras</w:t>
-            </w:r>
-            <w:proofErr w:type="spellEnd"/>
-            <w:r>
-              <w:rPr>
-                <w:sz w:val="19"/>
-                <w:szCs w:val="19"/>
-              </w:rPr>
-              <w:t xml:space="preserve"> dure.</w:t>
+              <w:t xml:space="preserve">El sistema sigue respondiendo, porque el estado no depende de CloudWatch. </w:t>
+            </w:r>
+            <w:r>
+              <w:rPr>
+                <w:sz w:val="19"/>
+                <w:szCs w:val="19"/>
+              </w:rPr>
+              <w:t>Se pierde la visibilidad mientras dure.</w:t>
             </w:r>
           </w:p>
         </w:tc>
@@ -12889,7 +11870,6 @@
     </w:p>
     <w:p>
       <w:pPr>
-        <w:jc w:val="both"/>
         <w:rPr>
           <w:lang w:val="es-CO"/>
         </w:rPr>
@@ -12902,19 +11882,19 @@
           <w:lang w:val="es-CO"/>
         </w:rPr>
       </w:pPr>
-      <w:bookmarkStart w:id="22" w:name="_Toc243845947"/>
+      <w:bookmarkStart w:id="23" w:name="_Toc243953141"/>
       <w:r>
         <w:rPr>
           <w:lang w:val="es-CO"/>
         </w:rPr>
-        <w:t>13. Límites y preguntas pendientes</w:t>
+        <w:lastRenderedPageBreak/>
+        <w:t>13. Conclusión</w:t>
       </w:r>
-      <w:bookmarkEnd w:id="22"/>
+      <w:bookmarkEnd w:id="23"/>
     </w:p>
     <w:p>
       <w:pPr>
-        <w:spacing w:after="60"/>
-        <w:ind w:left="400" w:hanging="260"/>
+        <w:jc w:val="both"/>
         <w:rPr>
           <w:lang w:val="es-CO"/>
         </w:rPr>
@@ -12923,193 +11903,284 @@
         <w:rPr>
           <w:lang w:val="es-CO"/>
         </w:rPr>
-        <w:t xml:space="preserve">•  </w:t>
-      </w:r>
-      <w:r>
-        <w:rPr>
-          <w:b/>
-          <w:lang w:val="es-CO"/>
-        </w:rPr>
-        <w:t>Ventana de errores y recuperación.</w:t>
-      </w:r>
-      <w:r>
-        <w:rPr>
-          <w:lang w:val="es-CO"/>
-        </w:rPr>
-        <w:t xml:space="preserve"> Usamos el minuto de reloj y bajamos un nivel por minuto. Son decisiones nuestras, por confirmar con el docente el 27/10.</w:t>
+        <w:t>Responder siempre, aunque sea con menos, fue la idea que ordenó el diseño. Lo que aprendimos: un sistema de recuperación necesita memoria; reaccionar solo al último minuto lo hace oscilar.</w:t>
       </w:r>
     </w:p>
+    <w:tbl>
+      <w:tblPr>
+        <w:tblW w:w="9406" w:type="dxa"/>
+        <w:jc w:val="center"/>
+        <w:tblBorders>
+          <w:top w:val="single" w:sz="4" w:space="0" w:color="C9D4DF"/>
+          <w:left w:val="single" w:sz="4" w:space="0" w:color="C9D4DF"/>
+          <w:bottom w:val="single" w:sz="4" w:space="0" w:color="C9D4DF"/>
+          <w:right w:val="single" w:sz="4" w:space="0" w:color="C9D4DF"/>
+          <w:insideH w:val="single" w:sz="4" w:space="0" w:color="C9D4DF"/>
+          <w:insideV w:val="single" w:sz="4" w:space="0" w:color="C9D4DF"/>
+        </w:tblBorders>
+        <w:tblLayout w:type="fixed"/>
+        <w:tblLook w:val="04A0" w:firstRow="1" w:lastRow="0" w:firstColumn="1" w:lastColumn="0" w:noHBand="0" w:noVBand="1"/>
+      </w:tblPr>
+      <w:tblGrid>
+        <w:gridCol w:w="2000"/>
+        <w:gridCol w:w="7406"/>
+      </w:tblGrid>
+      <w:tr>
+        <w:trPr>
+          <w:cantSplit/>
+          <w:tblHeader/>
+          <w:jc w:val="center"/>
+        </w:trPr>
+        <w:tc>
+          <w:tcPr>
+            <w:tcW w:w="2000" w:type="dxa"/>
+            <w:shd w:val="clear" w:color="auto" w:fill="4F81BD"/>
+            <w:tcMar>
+              <w:top w:w="40" w:type="dxa"/>
+              <w:left w:w="90" w:type="dxa"/>
+              <w:bottom w:w="40" w:type="dxa"/>
+              <w:right w:w="90" w:type="dxa"/>
+            </w:tcMar>
+          </w:tcPr>
+          <w:p>
+            <w:pPr>
+              <w:spacing w:after="30" w:line="240" w:lineRule="auto"/>
+              <w:jc w:val="center"/>
+            </w:pPr>
+            <w:r>
+              <w:rPr>
+                <w:b/>
+                <w:color w:val="FFFFFF"/>
+                <w:sz w:val="19"/>
+                <w:szCs w:val="19"/>
+              </w:rPr>
+              <w:t>Qué</w:t>
+            </w:r>
+          </w:p>
+        </w:tc>
+        <w:tc>
+          <w:tcPr>
+            <w:tcW w:w="7406" w:type="dxa"/>
+            <w:shd w:val="clear" w:color="auto" w:fill="4F81BD"/>
+            <w:tcMar>
+              <w:top w:w="40" w:type="dxa"/>
+              <w:left w:w="90" w:type="dxa"/>
+              <w:bottom w:w="40" w:type="dxa"/>
+              <w:right w:w="90" w:type="dxa"/>
+            </w:tcMar>
+          </w:tcPr>
+          <w:p>
+            <w:pPr>
+              <w:spacing w:after="30" w:line="240" w:lineRule="auto"/>
+              <w:jc w:val="center"/>
+            </w:pPr>
+            <w:r>
+              <w:rPr>
+                <w:b/>
+                <w:color w:val="FFFFFF"/>
+                <w:sz w:val="19"/>
+                <w:szCs w:val="19"/>
+              </w:rPr>
+              <w:t>En este reto</w:t>
+            </w:r>
+          </w:p>
+        </w:tc>
+      </w:tr>
+      <w:tr>
+        <w:trPr>
+          <w:cantSplit/>
+          <w:jc w:val="center"/>
+        </w:trPr>
+        <w:tc>
+          <w:tcPr>
+            <w:tcW w:w="2000" w:type="dxa"/>
+            <w:tcMar>
+              <w:top w:w="40" w:type="dxa"/>
+              <w:left w:w="90" w:type="dxa"/>
+              <w:bottom w:w="40" w:type="dxa"/>
+              <w:right w:w="90" w:type="dxa"/>
+            </w:tcMar>
+          </w:tcPr>
+          <w:p>
+            <w:pPr>
+              <w:spacing w:after="30" w:line="240" w:lineRule="auto"/>
+              <w:jc w:val="both"/>
+            </w:pPr>
+            <w:r>
+              <w:rPr>
+                <w:b/>
+                <w:sz w:val="19"/>
+                <w:szCs w:val="19"/>
+                <w:lang w:val="es-CO"/>
+              </w:rPr>
+              <w:t>Priorizamos</w:t>
+            </w:r>
+          </w:p>
+        </w:tc>
+        <w:tc>
+          <w:tcPr>
+            <w:tcW w:w="7406" w:type="dxa"/>
+            <w:tcMar>
+              <w:top w:w="40" w:type="dxa"/>
+              <w:left w:w="90" w:type="dxa"/>
+              <w:bottom w:w="40" w:type="dxa"/>
+              <w:right w:w="90" w:type="dxa"/>
+            </w:tcMar>
+          </w:tcPr>
+          <w:p>
+            <w:pPr>
+              <w:spacing w:after="30" w:line="240" w:lineRule="auto"/>
+              <w:jc w:val="both"/>
+              <w:rPr>
+                <w:lang w:val="es-CO"/>
+              </w:rPr>
+            </w:pPr>
+            <w:r>
+              <w:rPr>
+                <w:sz w:val="19"/>
+                <w:szCs w:val="19"/>
+                <w:lang w:val="es-CO"/>
+              </w:rPr>
+              <w:t>La disponibilidad: el sistema nunca deja de responder, aunque sea con menos funciones.</w:t>
+            </w:r>
+          </w:p>
+        </w:tc>
+      </w:tr>
+      <w:tr>
+        <w:trPr>
+          <w:cantSplit/>
+          <w:jc w:val="center"/>
+        </w:trPr>
+        <w:tc>
+          <w:tcPr>
+            <w:tcW w:w="2000" w:type="dxa"/>
+            <w:tcMar>
+              <w:top w:w="40" w:type="dxa"/>
+              <w:left w:w="90" w:type="dxa"/>
+              <w:bottom w:w="40" w:type="dxa"/>
+              <w:right w:w="90" w:type="dxa"/>
+            </w:tcMar>
+          </w:tcPr>
+          <w:p>
+            <w:pPr>
+              <w:spacing w:after="30" w:line="240" w:lineRule="auto"/>
+              <w:jc w:val="both"/>
+            </w:pPr>
+            <w:r>
+              <w:rPr>
+                <w:b/>
+                <w:sz w:val="19"/>
+                <w:szCs w:val="19"/>
+                <w:lang w:val="es-CO"/>
+              </w:rPr>
+              <w:t>Decidimos</w:t>
+            </w:r>
+          </w:p>
+        </w:tc>
+        <w:tc>
+          <w:tcPr>
+            <w:tcW w:w="7406" w:type="dxa"/>
+            <w:tcMar>
+              <w:top w:w="40" w:type="dxa"/>
+              <w:left w:w="90" w:type="dxa"/>
+              <w:bottom w:w="40" w:type="dxa"/>
+              <w:right w:w="90" w:type="dxa"/>
+            </w:tcMar>
+          </w:tcPr>
+          <w:p>
+            <w:pPr>
+              <w:spacing w:after="30" w:line="240" w:lineRule="auto"/>
+              <w:jc w:val="both"/>
+              <w:rPr>
+                <w:lang w:val="es-CO"/>
+              </w:rPr>
+            </w:pPr>
+            <w:r>
+              <w:rPr>
+                <w:sz w:val="19"/>
+                <w:szCs w:val="19"/>
+                <w:lang w:val="es-CO"/>
+              </w:rPr>
+              <w:t>Degradar de golpe y recuperar con calma: el nivel se sostiene 2 minutos tras degradar y después sube de a un nivel por minuto.</w:t>
+            </w:r>
+          </w:p>
+        </w:tc>
+      </w:tr>
+      <w:tr>
+        <w:trPr>
+          <w:cantSplit/>
+          <w:jc w:val="center"/>
+        </w:trPr>
+        <w:tc>
+          <w:tcPr>
+            <w:tcW w:w="2000" w:type="dxa"/>
+            <w:tcMar>
+              <w:top w:w="40" w:type="dxa"/>
+              <w:left w:w="90" w:type="dxa"/>
+              <w:bottom w:w="40" w:type="dxa"/>
+              <w:right w:w="90" w:type="dxa"/>
+            </w:tcMar>
+          </w:tcPr>
+          <w:p>
+            <w:pPr>
+              <w:spacing w:after="30" w:line="240" w:lineRule="auto"/>
+              <w:jc w:val="both"/>
+            </w:pPr>
+            <w:r>
+              <w:rPr>
+                <w:b/>
+                <w:sz w:val="19"/>
+                <w:szCs w:val="19"/>
+                <w:lang w:val="es-CO"/>
+              </w:rPr>
+              <w:t>Demostramos</w:t>
+            </w:r>
+          </w:p>
+        </w:tc>
+        <w:tc>
+          <w:tcPr>
+            <w:tcW w:w="7406" w:type="dxa"/>
+            <w:tcMar>
+              <w:top w:w="40" w:type="dxa"/>
+              <w:left w:w="90" w:type="dxa"/>
+              <w:bottom w:w="40" w:type="dxa"/>
+              <w:right w:w="90" w:type="dxa"/>
+            </w:tcMar>
+          </w:tcPr>
+          <w:p>
+            <w:pPr>
+              <w:spacing w:after="30" w:line="240" w:lineRule="auto"/>
+              <w:jc w:val="both"/>
+              <w:rPr>
+                <w:lang w:val="es-CO"/>
+              </w:rPr>
+            </w:pPr>
+            <w:r>
+              <w:rPr>
+                <w:sz w:val="19"/>
+                <w:szCs w:val="19"/>
+                <w:lang w:val="es-CO"/>
+              </w:rPr>
+              <w:t>La secuencia 1 → 2 → 3 → 2 → 1 en AWS con el script oficial: 140 de 140 peticiones respondidas, 35 con el error que pide el script y 8 de 8 minutos coherentes entre el k6 y el servidor.</w:t>
+            </w:r>
+          </w:p>
+        </w:tc>
+      </w:tr>
+    </w:tbl>
     <w:p>
       <w:pPr>
-        <w:spacing w:after="60"/>
-        <w:ind w:left="400" w:hanging="260"/>
-        <w:rPr>
-          <w:lang w:val="es-CO"/>
-        </w:rPr>
-      </w:pPr>
-      <w:r>
-        <w:rPr>
-          <w:lang w:val="es-CO"/>
-        </w:rPr>
-        <w:t xml:space="preserve">•  </w:t>
-      </w:r>
-      <w:r>
-        <w:rPr>
-          <w:b/>
-          <w:lang w:val="es-CO"/>
-        </w:rPr>
-        <w:t>Secuencia esperada.</w:t>
-      </w:r>
-      <w:r>
-        <w:rPr>
-          <w:lang w:val="es-CO"/>
-        </w:rPr>
-        <w:t xml:space="preserve"> El docente dijo que siempre se vería 1-2-3-3-2-1. Con el script oficial no se puede producir: tiene dos ráfagas de errores separadas por minutos limpios, y el minuto en Nivel 2 no tiene errores. Nuestro diseño produce 1-2-1-3-2-3-2-1.</w:t>
-      </w:r>
-    </w:p>
-    <w:p>
-      <w:pPr>
-        <w:spacing w:after="60"/>
-        <w:ind w:left="400" w:hanging="260"/>
-        <w:rPr>
-          <w:lang w:val="es-CO"/>
-        </w:rPr>
-      </w:pPr>
-      <w:r>
-        <w:rPr>
-          <w:lang w:val="es-CO"/>
-        </w:rPr>
-        <w:t xml:space="preserve">•  </w:t>
-      </w:r>
-      <w:r>
-        <w:rPr>
-          <w:b/>
-          <w:lang w:val="es-CO"/>
-        </w:rPr>
-        <w:t>Ruteo en API Gateway.</w:t>
-      </w:r>
-      <w:r>
-        <w:rPr>
-          <w:lang w:val="es-CO"/>
-        </w:rPr>
-        <w:t xml:space="preserve"> El enunciado dice que API Gateway enruta dinámicamente. En nuestro diseño API Gateway es la entrada y el </w:t>
-      </w:r>
-      <w:proofErr w:type="spellStart"/>
-      <w:r>
-        <w:rPr>
-          <w:lang w:val="es-CO"/>
-        </w:rPr>
-        <w:t>router</w:t>
-      </w:r>
-      <w:proofErr w:type="spellEnd"/>
-      <w:r>
-        <w:rPr>
-          <w:lang w:val="es-CO"/>
-        </w:rPr>
-        <w:t>, detrás, decide el nivel; queda como pregunta al docente si espera que el ruteo ocurra dentro del propio API Gateway.</w:t>
-      </w:r>
-    </w:p>
-    <w:p>
-      <w:pPr>
-        <w:spacing w:after="60"/>
-        <w:ind w:left="400" w:hanging="260"/>
-        <w:rPr>
-          <w:lang w:val="es-CO"/>
-        </w:rPr>
-      </w:pPr>
-      <w:r>
-        <w:rPr>
-          <w:lang w:val="es-CO"/>
-        </w:rPr>
-        <w:t xml:space="preserve">•  </w:t>
-      </w:r>
-      <w:r>
-        <w:rPr>
-          <w:b/>
-          <w:lang w:val="es-CO"/>
-        </w:rPr>
-        <w:t>Salud del servicio.</w:t>
-      </w:r>
-      <w:r>
-        <w:rPr>
-          <w:lang w:val="es-CO"/>
-        </w:rPr>
-        <w:t xml:space="preserve"> Se mide solo con respuestas de error, y el contador por minuto no escala sin repartirse.</w:t>
-      </w:r>
-    </w:p>
-    <w:p>
-      <w:pPr>
-        <w:spacing w:after="60"/>
-        <w:ind w:left="400" w:hanging="260"/>
-        <w:rPr>
-          <w:lang w:val="es-CO"/>
-        </w:rPr>
-      </w:pPr>
-      <w:r>
-        <w:rPr>
-          <w:lang w:val="es-CO"/>
-        </w:rPr>
-        <w:lastRenderedPageBreak/>
-        <w:t xml:space="preserve">•  </w:t>
-      </w:r>
-      <w:r>
-        <w:rPr>
-          <w:b/>
-          <w:lang w:val="es-CO"/>
-        </w:rPr>
-        <w:t>Duración.</w:t>
-      </w:r>
-      <w:r>
-        <w:rPr>
-          <w:lang w:val="es-CO"/>
-        </w:rPr>
-        <w:t xml:space="preserve"> El enunciado habla de 6 minutos de prueba; el script hace 140 peticiones, unos 7 minutos. El video admite un máximo de 5 minutos.</w:t>
-      </w:r>
-    </w:p>
-    <w:p>
-      <w:pPr>
-        <w:spacing w:after="60"/>
-        <w:ind w:left="400" w:hanging="260"/>
-        <w:rPr>
-          <w:lang w:val="es-CO"/>
-        </w:rPr>
-      </w:pPr>
-      <w:r>
-        <w:rPr>
-          <w:lang w:val="es-CO"/>
-        </w:rPr>
-        <w:t xml:space="preserve">•  </w:t>
-      </w:r>
-      <w:r>
-        <w:rPr>
-          <w:b/>
-          <w:lang w:val="es-CO"/>
-        </w:rPr>
-        <w:t>Pendiente para la entrega.</w:t>
-      </w:r>
-      <w:r>
-        <w:rPr>
-          <w:lang w:val="es-CO"/>
-        </w:rPr>
-        <w:t xml:space="preserve"> La corrida final con calentamiento y evidencia guardada, la prueba del panel contra AWS, el video y la exportación a PDF.</w:t>
-      </w:r>
-    </w:p>
-    <w:p>
-      <w:pPr>
-        <w:rPr>
-          <w:lang w:val="es-CO"/>
-        </w:rPr>
+        <w:pStyle w:val="Sinespaciado"/>
       </w:pPr>
     </w:p>
     <w:p>
       <w:pPr>
         <w:pStyle w:val="Ttulo1"/>
       </w:pPr>
-      <w:bookmarkStart w:id="23" w:name="_Toc243845948"/>
+      <w:bookmarkStart w:id="24" w:name="_Toc243953142"/>
       <w:r>
         <w:t>Anexo A. Glosario</w:t>
       </w:r>
-      <w:bookmarkEnd w:id="23"/>
+      <w:bookmarkEnd w:id="24"/>
     </w:p>
     <w:tbl>
       <w:tblPr>
@@ -13459,17 +12530,8 @@
                 <w:sz w:val="19"/>
                 <w:szCs w:val="19"/>
               </w:rPr>
-              <w:t xml:space="preserve">Falla </w:t>
-            </w:r>
-            <w:proofErr w:type="spellStart"/>
-            <w:r>
-              <w:rPr>
-                <w:sz w:val="19"/>
-                <w:szCs w:val="19"/>
-              </w:rPr>
-              <w:t>segura</w:t>
-            </w:r>
-            <w:proofErr w:type="spellEnd"/>
+              <w:t>Falla Segura</w:t>
+            </w:r>
           </w:p>
         </w:tc>
         <w:tc>
@@ -13621,25 +12683,7 @@
                 <w:szCs w:val="19"/>
                 <w:lang w:val="es-CO"/>
               </w:rPr>
-              <w:t xml:space="preserve">Servicio de AWS que expone la puerta de entrada HTTP; en modo proxy entrega la petición completa al </w:t>
-            </w:r>
-            <w:proofErr w:type="spellStart"/>
-            <w:r>
-              <w:rPr>
-                <w:sz w:val="19"/>
-                <w:szCs w:val="19"/>
-                <w:lang w:val="es-CO"/>
-              </w:rPr>
-              <w:t>router</w:t>
-            </w:r>
-            <w:proofErr w:type="spellEnd"/>
-            <w:r>
-              <w:rPr>
-                <w:sz w:val="19"/>
-                <w:szCs w:val="19"/>
-                <w:lang w:val="es-CO"/>
-              </w:rPr>
-              <w:t>.</w:t>
+              <w:t>Servicio de AWS que expone la puerta de entrada HTTP; en modo proxy entrega la petición completa al router.</w:t>
             </w:r>
           </w:p>
         </w:tc>
@@ -13813,41 +12857,7 @@
                 <w:szCs w:val="19"/>
                 <w:lang w:val="es-CO"/>
               </w:rPr>
-              <w:t xml:space="preserve">Tiempo tras el cual </w:t>
-            </w:r>
-            <w:proofErr w:type="spellStart"/>
-            <w:r>
-              <w:rPr>
-                <w:sz w:val="19"/>
-                <w:szCs w:val="19"/>
-                <w:lang w:val="es-CO"/>
-              </w:rPr>
-              <w:t>DynamoDB</w:t>
-            </w:r>
-            <w:proofErr w:type="spellEnd"/>
-            <w:r>
-              <w:rPr>
-                <w:sz w:val="19"/>
-                <w:szCs w:val="19"/>
-                <w:lang w:val="es-CO"/>
-              </w:rPr>
-              <w:t xml:space="preserve"> borra un ítem; </w:t>
-            </w:r>
-            <w:r>
-              <w:rPr>
-                <w:sz w:val="19"/>
-                <w:szCs w:val="19"/>
-                <w:lang w:val="es-CO"/>
-              </w:rPr>
-              <w:t>para nuestro caso</w:t>
-            </w:r>
-            <w:r>
-              <w:rPr>
-                <w:sz w:val="19"/>
-                <w:szCs w:val="19"/>
-                <w:lang w:val="es-CO"/>
-              </w:rPr>
-              <w:t>, 24 horas.</w:t>
+              <w:t>Tiempo tras el cual DynamoDB borra un ítem; para nuestro caso, 24 horas.</w:t>
             </w:r>
           </w:p>
         </w:tc>
@@ -13905,97 +12915,7 @@
                 <w:szCs w:val="19"/>
                 <w:lang w:val="es-CO"/>
               </w:rPr>
-              <w:t>Servicio de logs de AWS. EMF (</w:t>
-            </w:r>
-            <w:proofErr w:type="spellStart"/>
-            <w:r>
-              <w:rPr>
-                <w:sz w:val="19"/>
-                <w:szCs w:val="19"/>
-                <w:lang w:val="es-CO"/>
-              </w:rPr>
-              <w:t>Embedded</w:t>
-            </w:r>
-            <w:proofErr w:type="spellEnd"/>
-            <w:r>
-              <w:rPr>
-                <w:sz w:val="19"/>
-                <w:szCs w:val="19"/>
-                <w:lang w:val="es-CO"/>
-              </w:rPr>
-              <w:t xml:space="preserve"> </w:t>
-            </w:r>
-            <w:proofErr w:type="spellStart"/>
-            <w:r>
-              <w:rPr>
-                <w:sz w:val="19"/>
-                <w:szCs w:val="19"/>
-                <w:lang w:val="es-CO"/>
-              </w:rPr>
-              <w:t>Metric</w:t>
-            </w:r>
-            <w:proofErr w:type="spellEnd"/>
-            <w:r>
-              <w:rPr>
-                <w:sz w:val="19"/>
-                <w:szCs w:val="19"/>
-                <w:lang w:val="es-CO"/>
-              </w:rPr>
-              <w:t xml:space="preserve"> </w:t>
-            </w:r>
-            <w:proofErr w:type="spellStart"/>
-            <w:r>
-              <w:rPr>
-                <w:sz w:val="19"/>
-                <w:szCs w:val="19"/>
-                <w:lang w:val="es-CO"/>
-              </w:rPr>
-              <w:t>Format</w:t>
-            </w:r>
-            <w:proofErr w:type="spellEnd"/>
-            <w:r>
-              <w:rPr>
-                <w:sz w:val="19"/>
-                <w:szCs w:val="19"/>
-                <w:lang w:val="es-CO"/>
-              </w:rPr>
-              <w:t xml:space="preserve">) es un bloque dentro del log que </w:t>
-            </w:r>
-            <w:proofErr w:type="spellStart"/>
-            <w:r>
-              <w:rPr>
-                <w:sz w:val="19"/>
-                <w:szCs w:val="19"/>
-                <w:lang w:val="es-CO"/>
-              </w:rPr>
-              <w:t>CloudWatch</w:t>
-            </w:r>
-            <w:proofErr w:type="spellEnd"/>
-            <w:r>
-              <w:rPr>
-                <w:sz w:val="19"/>
-                <w:szCs w:val="19"/>
-                <w:lang w:val="es-CO"/>
-              </w:rPr>
-              <w:t xml:space="preserve"> convierte en métricas sin llamar a </w:t>
-            </w:r>
-            <w:proofErr w:type="spellStart"/>
-            <w:r>
-              <w:rPr>
-                <w:sz w:val="19"/>
-                <w:szCs w:val="19"/>
-                <w:lang w:val="es-CO"/>
-              </w:rPr>
-              <w:t>PutMetricData</w:t>
-            </w:r>
-            <w:proofErr w:type="spellEnd"/>
-            <w:r>
-              <w:rPr>
-                <w:sz w:val="19"/>
-                <w:szCs w:val="19"/>
-                <w:lang w:val="es-CO"/>
-              </w:rPr>
-              <w:t>.</w:t>
+              <w:t>Servicio de logs de AWS. EMF (Embedded Metric Format) es un bloque dentro del log que CloudWatch convierte en métricas sin llamar a PutMetricData.</w:t>
             </w:r>
           </w:p>
         </w:tc>
@@ -14296,8 +13216,8 @@
       </w:pPr>
     </w:p>
     <w:sectPr>
-      <w:headerReference w:type="default" r:id="rId11"/>
-      <w:footerReference w:type="default" r:id="rId12"/>
+      <w:headerReference w:type="default" r:id="rId13"/>
+      <w:footerReference w:type="default" r:id="rId14"/>
       <w:pgSz w:w="12240" w:h="15840"/>
       <w:pgMar w:top="1361" w:right="1417" w:bottom="1247" w:left="1417" w:header="624" w:footer="624" w:gutter="0"/>
       <w:cols w:space="720"/>
